--- a/KURIKULUM2026_REVISI/DOCX/038_RENCANA_KONTEN_LAMPIRAN_BUKU_KPT.docx
+++ b/KURIKULUM2026_REVISI/DOCX/038_RENCANA_KONTEN_LAMPIRAN_BUKU_KPT.docx
@@ -99,9 +99,9 @@
       <w:r>
         <w:rPr>
           <w:color w:val="C8D2E1"/>
-          <w:sz w:val="16"/>
+          <w:sz w:val="14"/>
         </w:rPr>
-        <w:t>_________________________________________________________________________________</w:t>
+        <w:t>———————————————————————————————————————————————————————————————————————————</w:t>
       </w:r>
     </w:p>
     <w:p>
@@ -361,9 +361,9 @@
       <w:r>
         <w:rPr>
           <w:color w:val="C8D2E1"/>
-          <w:sz w:val="16"/>
+          <w:sz w:val="14"/>
         </w:rPr>
-        <w:t>_________________________________________________________________________________</w:t>
+        <w:t>———————————————————————————————————————————————————————————————————————————</w:t>
       </w:r>
     </w:p>
     <w:p>
@@ -397,11 +397,11 @@
         </w:tblBorders>
       </w:tblPr>
       <w:tblGrid>
-        <w:gridCol w:w="1806"/>
-        <w:gridCol w:w="1806"/>
-        <w:gridCol w:w="1806"/>
-        <w:gridCol w:w="1806"/>
-        <w:gridCol w:w="1806"/>
+        <w:gridCol w:w="1921"/>
+        <w:gridCol w:w="1921"/>
+        <w:gridCol w:w="1921"/>
+        <w:gridCol w:w="1921"/>
+        <w:gridCol w:w="1921"/>
       </w:tblGrid>
       <w:tr>
         <w:trPr>
@@ -411,7 +411,7 @@
         </w:trPr>
         <w:tc>
           <w:tcPr>
-            <w:tcW w:type="dxa" w:w="1806"/>
+            <w:tcW w:type="dxa" w:w="1921"/>
             <w:vAlign w:val="center"/>
             <w:shd w:fill="1F3864"/>
             <w:tcMar>
@@ -439,7 +439,7 @@
         </w:tc>
         <w:tc>
           <w:tcPr>
-            <w:tcW w:type="dxa" w:w="1806"/>
+            <w:tcW w:type="dxa" w:w="1921"/>
             <w:vAlign w:val="center"/>
             <w:shd w:fill="1F3864"/>
             <w:tcMar>
@@ -467,7 +467,7 @@
         </w:tc>
         <w:tc>
           <w:tcPr>
-            <w:tcW w:type="dxa" w:w="1806"/>
+            <w:tcW w:type="dxa" w:w="1921"/>
             <w:vAlign w:val="center"/>
             <w:shd w:fill="1F3864"/>
             <w:tcMar>
@@ -495,7 +495,7 @@
         </w:tc>
         <w:tc>
           <w:tcPr>
-            <w:tcW w:type="dxa" w:w="1806"/>
+            <w:tcW w:type="dxa" w:w="1921"/>
             <w:vAlign w:val="center"/>
             <w:shd w:fill="1F3864"/>
             <w:tcMar>
@@ -523,7 +523,7 @@
         </w:tc>
         <w:tc>
           <w:tcPr>
-            <w:tcW w:type="dxa" w:w="1806"/>
+            <w:tcW w:type="dxa" w:w="1921"/>
             <w:vAlign w:val="center"/>
             <w:shd w:fill="1F3864"/>
             <w:tcMar>
@@ -556,14 +556,14 @@
         </w:trPr>
         <w:tc>
           <w:tcPr>
-            <w:tcW w:type="dxa" w:w="1806"/>
+            <w:tcW w:type="dxa" w:w="1921"/>
             <w:vAlign w:val="center"/>
             <w:shd w:fill="FFFFFF"/>
             <w:tcMar>
-              <w:top w:w="80" w:type="dxa"/>
-              <w:bottom w:w="80" w:type="dxa"/>
-              <w:left w:w="100" w:type="dxa"/>
-              <w:right w:w="100" w:type="dxa"/>
+              <w:top w:w="70" w:type="dxa"/>
+              <w:bottom w:w="70" w:type="dxa"/>
+              <w:left w:w="90" w:type="dxa"/>
+              <w:right w:w="90" w:type="dxa"/>
             </w:tcMar>
           </w:tcPr>
           <w:p>
@@ -583,14 +583,14 @@
         </w:tc>
         <w:tc>
           <w:tcPr>
-            <w:tcW w:type="dxa" w:w="1806"/>
+            <w:tcW w:type="dxa" w:w="1921"/>
             <w:vAlign w:val="center"/>
             <w:shd w:fill="FFFFFF"/>
             <w:tcMar>
-              <w:top w:w="80" w:type="dxa"/>
-              <w:bottom w:w="80" w:type="dxa"/>
-              <w:left w:w="100" w:type="dxa"/>
-              <w:right w:w="100" w:type="dxa"/>
+              <w:top w:w="70" w:type="dxa"/>
+              <w:bottom w:w="70" w:type="dxa"/>
+              <w:left w:w="90" w:type="dxa"/>
+              <w:right w:w="90" w:type="dxa"/>
             </w:tcMar>
           </w:tcPr>
           <w:p>
@@ -610,14 +610,14 @@
         </w:tc>
         <w:tc>
           <w:tcPr>
-            <w:tcW w:type="dxa" w:w="1806"/>
+            <w:tcW w:type="dxa" w:w="1921"/>
             <w:vAlign w:val="center"/>
             <w:shd w:fill="FFFFFF"/>
             <w:tcMar>
-              <w:top w:w="80" w:type="dxa"/>
-              <w:bottom w:w="80" w:type="dxa"/>
-              <w:left w:w="100" w:type="dxa"/>
-              <w:right w:w="100" w:type="dxa"/>
+              <w:top w:w="70" w:type="dxa"/>
+              <w:bottom w:w="70" w:type="dxa"/>
+              <w:left w:w="90" w:type="dxa"/>
+              <w:right w:w="90" w:type="dxa"/>
             </w:tcMar>
           </w:tcPr>
           <w:p>
@@ -637,14 +637,14 @@
         </w:tc>
         <w:tc>
           <w:tcPr>
-            <w:tcW w:type="dxa" w:w="1806"/>
+            <w:tcW w:type="dxa" w:w="1921"/>
             <w:vAlign w:val="center"/>
             <w:shd w:fill="FFFFFF"/>
             <w:tcMar>
-              <w:top w:w="80" w:type="dxa"/>
-              <w:bottom w:w="80" w:type="dxa"/>
-              <w:left w:w="100" w:type="dxa"/>
-              <w:right w:w="100" w:type="dxa"/>
+              <w:top w:w="70" w:type="dxa"/>
+              <w:bottom w:w="70" w:type="dxa"/>
+              <w:left w:w="90" w:type="dxa"/>
+              <w:right w:w="90" w:type="dxa"/>
             </w:tcMar>
           </w:tcPr>
           <w:p>
@@ -664,14 +664,14 @@
         </w:tc>
         <w:tc>
           <w:tcPr>
-            <w:tcW w:type="dxa" w:w="1806"/>
+            <w:tcW w:type="dxa" w:w="1921"/>
             <w:vAlign w:val="center"/>
             <w:shd w:fill="FFFFFF"/>
             <w:tcMar>
-              <w:top w:w="80" w:type="dxa"/>
-              <w:bottom w:w="80" w:type="dxa"/>
-              <w:left w:w="100" w:type="dxa"/>
-              <w:right w:w="100" w:type="dxa"/>
+              <w:top w:w="70" w:type="dxa"/>
+              <w:bottom w:w="70" w:type="dxa"/>
+              <w:left w:w="90" w:type="dxa"/>
+              <w:right w:w="90" w:type="dxa"/>
             </w:tcMar>
           </w:tcPr>
           <w:p>
@@ -705,14 +705,14 @@
         </w:trPr>
         <w:tc>
           <w:tcPr>
-            <w:tcW w:type="dxa" w:w="1806"/>
+            <w:tcW w:type="dxa" w:w="1921"/>
             <w:vAlign w:val="center"/>
             <w:shd w:fill="F2F5F9"/>
             <w:tcMar>
-              <w:top w:w="80" w:type="dxa"/>
-              <w:bottom w:w="80" w:type="dxa"/>
-              <w:left w:w="100" w:type="dxa"/>
-              <w:right w:w="100" w:type="dxa"/>
+              <w:top w:w="70" w:type="dxa"/>
+              <w:bottom w:w="70" w:type="dxa"/>
+              <w:left w:w="90" w:type="dxa"/>
+              <w:right w:w="90" w:type="dxa"/>
             </w:tcMar>
           </w:tcPr>
           <w:p>
@@ -732,14 +732,14 @@
         </w:tc>
         <w:tc>
           <w:tcPr>
-            <w:tcW w:type="dxa" w:w="1806"/>
+            <w:tcW w:type="dxa" w:w="1921"/>
             <w:vAlign w:val="center"/>
             <w:shd w:fill="F2F5F9"/>
             <w:tcMar>
-              <w:top w:w="80" w:type="dxa"/>
-              <w:bottom w:w="80" w:type="dxa"/>
-              <w:left w:w="100" w:type="dxa"/>
-              <w:right w:w="100" w:type="dxa"/>
+              <w:top w:w="70" w:type="dxa"/>
+              <w:bottom w:w="70" w:type="dxa"/>
+              <w:left w:w="90" w:type="dxa"/>
+              <w:right w:w="90" w:type="dxa"/>
             </w:tcMar>
           </w:tcPr>
           <w:p>
@@ -759,14 +759,14 @@
         </w:tc>
         <w:tc>
           <w:tcPr>
-            <w:tcW w:type="dxa" w:w="1806"/>
+            <w:tcW w:type="dxa" w:w="1921"/>
             <w:vAlign w:val="center"/>
             <w:shd w:fill="F2F5F9"/>
             <w:tcMar>
-              <w:top w:w="80" w:type="dxa"/>
-              <w:bottom w:w="80" w:type="dxa"/>
-              <w:left w:w="100" w:type="dxa"/>
-              <w:right w:w="100" w:type="dxa"/>
+              <w:top w:w="70" w:type="dxa"/>
+              <w:bottom w:w="70" w:type="dxa"/>
+              <w:left w:w="90" w:type="dxa"/>
+              <w:right w:w="90" w:type="dxa"/>
             </w:tcMar>
           </w:tcPr>
           <w:p>
@@ -786,14 +786,14 @@
         </w:tc>
         <w:tc>
           <w:tcPr>
-            <w:tcW w:type="dxa" w:w="1806"/>
+            <w:tcW w:type="dxa" w:w="1921"/>
             <w:vAlign w:val="center"/>
             <w:shd w:fill="F2F5F9"/>
             <w:tcMar>
-              <w:top w:w="80" w:type="dxa"/>
-              <w:bottom w:w="80" w:type="dxa"/>
-              <w:left w:w="100" w:type="dxa"/>
-              <w:right w:w="100" w:type="dxa"/>
+              <w:top w:w="70" w:type="dxa"/>
+              <w:bottom w:w="70" w:type="dxa"/>
+              <w:left w:w="90" w:type="dxa"/>
+              <w:right w:w="90" w:type="dxa"/>
             </w:tcMar>
           </w:tcPr>
           <w:p>
@@ -813,14 +813,14 @@
         </w:tc>
         <w:tc>
           <w:tcPr>
-            <w:tcW w:type="dxa" w:w="1806"/>
+            <w:tcW w:type="dxa" w:w="1921"/>
             <w:vAlign w:val="center"/>
             <w:shd w:fill="F2F5F9"/>
             <w:tcMar>
-              <w:top w:w="80" w:type="dxa"/>
-              <w:bottom w:w="80" w:type="dxa"/>
-              <w:left w:w="100" w:type="dxa"/>
-              <w:right w:w="100" w:type="dxa"/>
+              <w:top w:w="70" w:type="dxa"/>
+              <w:bottom w:w="70" w:type="dxa"/>
+              <w:left w:w="90" w:type="dxa"/>
+              <w:right w:w="90" w:type="dxa"/>
             </w:tcMar>
           </w:tcPr>
           <w:p>
@@ -845,14 +845,14 @@
         </w:trPr>
         <w:tc>
           <w:tcPr>
-            <w:tcW w:type="dxa" w:w="1806"/>
+            <w:tcW w:type="dxa" w:w="1921"/>
             <w:vAlign w:val="center"/>
             <w:shd w:fill="FFFFFF"/>
             <w:tcMar>
-              <w:top w:w="80" w:type="dxa"/>
-              <w:bottom w:w="80" w:type="dxa"/>
-              <w:left w:w="100" w:type="dxa"/>
-              <w:right w:w="100" w:type="dxa"/>
+              <w:top w:w="70" w:type="dxa"/>
+              <w:bottom w:w="70" w:type="dxa"/>
+              <w:left w:w="90" w:type="dxa"/>
+              <w:right w:w="90" w:type="dxa"/>
             </w:tcMar>
           </w:tcPr>
           <w:p>
@@ -872,14 +872,14 @@
         </w:tc>
         <w:tc>
           <w:tcPr>
-            <w:tcW w:type="dxa" w:w="1806"/>
+            <w:tcW w:type="dxa" w:w="1921"/>
             <w:vAlign w:val="center"/>
             <w:shd w:fill="FFFFFF"/>
             <w:tcMar>
-              <w:top w:w="80" w:type="dxa"/>
-              <w:bottom w:w="80" w:type="dxa"/>
-              <w:left w:w="100" w:type="dxa"/>
-              <w:right w:w="100" w:type="dxa"/>
+              <w:top w:w="70" w:type="dxa"/>
+              <w:bottom w:w="70" w:type="dxa"/>
+              <w:left w:w="90" w:type="dxa"/>
+              <w:right w:w="90" w:type="dxa"/>
             </w:tcMar>
           </w:tcPr>
           <w:p>
@@ -899,14 +899,14 @@
         </w:tc>
         <w:tc>
           <w:tcPr>
-            <w:tcW w:type="dxa" w:w="1806"/>
+            <w:tcW w:type="dxa" w:w="1921"/>
             <w:vAlign w:val="center"/>
             <w:shd w:fill="FFFFFF"/>
             <w:tcMar>
-              <w:top w:w="80" w:type="dxa"/>
-              <w:bottom w:w="80" w:type="dxa"/>
-              <w:left w:w="100" w:type="dxa"/>
-              <w:right w:w="100" w:type="dxa"/>
+              <w:top w:w="70" w:type="dxa"/>
+              <w:bottom w:w="70" w:type="dxa"/>
+              <w:left w:w="90" w:type="dxa"/>
+              <w:right w:w="90" w:type="dxa"/>
             </w:tcMar>
           </w:tcPr>
           <w:p>
@@ -926,14 +926,14 @@
         </w:tc>
         <w:tc>
           <w:tcPr>
-            <w:tcW w:type="dxa" w:w="1806"/>
+            <w:tcW w:type="dxa" w:w="1921"/>
             <w:vAlign w:val="center"/>
             <w:shd w:fill="FFFFFF"/>
             <w:tcMar>
-              <w:top w:w="80" w:type="dxa"/>
-              <w:bottom w:w="80" w:type="dxa"/>
-              <w:left w:w="100" w:type="dxa"/>
-              <w:right w:w="100" w:type="dxa"/>
+              <w:top w:w="70" w:type="dxa"/>
+              <w:bottom w:w="70" w:type="dxa"/>
+              <w:left w:w="90" w:type="dxa"/>
+              <w:right w:w="90" w:type="dxa"/>
             </w:tcMar>
           </w:tcPr>
           <w:p>
@@ -953,14 +953,14 @@
         </w:tc>
         <w:tc>
           <w:tcPr>
-            <w:tcW w:type="dxa" w:w="1806"/>
+            <w:tcW w:type="dxa" w:w="1921"/>
             <w:vAlign w:val="center"/>
             <w:shd w:fill="FFFFFF"/>
             <w:tcMar>
-              <w:top w:w="80" w:type="dxa"/>
-              <w:bottom w:w="80" w:type="dxa"/>
-              <w:left w:w="100" w:type="dxa"/>
-              <w:right w:w="100" w:type="dxa"/>
+              <w:top w:w="70" w:type="dxa"/>
+              <w:bottom w:w="70" w:type="dxa"/>
+              <w:left w:w="90" w:type="dxa"/>
+              <w:right w:w="90" w:type="dxa"/>
             </w:tcMar>
           </w:tcPr>
           <w:p>
@@ -985,14 +985,14 @@
         </w:trPr>
         <w:tc>
           <w:tcPr>
-            <w:tcW w:type="dxa" w:w="1806"/>
+            <w:tcW w:type="dxa" w:w="1921"/>
             <w:vAlign w:val="center"/>
             <w:shd w:fill="F2F5F9"/>
             <w:tcMar>
-              <w:top w:w="80" w:type="dxa"/>
-              <w:bottom w:w="80" w:type="dxa"/>
-              <w:left w:w="100" w:type="dxa"/>
-              <w:right w:w="100" w:type="dxa"/>
+              <w:top w:w="70" w:type="dxa"/>
+              <w:bottom w:w="70" w:type="dxa"/>
+              <w:left w:w="90" w:type="dxa"/>
+              <w:right w:w="90" w:type="dxa"/>
             </w:tcMar>
           </w:tcPr>
           <w:p>
@@ -1012,14 +1012,14 @@
         </w:tc>
         <w:tc>
           <w:tcPr>
-            <w:tcW w:type="dxa" w:w="1806"/>
+            <w:tcW w:type="dxa" w:w="1921"/>
             <w:vAlign w:val="center"/>
             <w:shd w:fill="F2F5F9"/>
             <w:tcMar>
-              <w:top w:w="80" w:type="dxa"/>
-              <w:bottom w:w="80" w:type="dxa"/>
-              <w:left w:w="100" w:type="dxa"/>
-              <w:right w:w="100" w:type="dxa"/>
+              <w:top w:w="70" w:type="dxa"/>
+              <w:bottom w:w="70" w:type="dxa"/>
+              <w:left w:w="90" w:type="dxa"/>
+              <w:right w:w="90" w:type="dxa"/>
             </w:tcMar>
           </w:tcPr>
           <w:p>
@@ -1039,14 +1039,14 @@
         </w:tc>
         <w:tc>
           <w:tcPr>
-            <w:tcW w:type="dxa" w:w="1806"/>
+            <w:tcW w:type="dxa" w:w="1921"/>
             <w:vAlign w:val="center"/>
             <w:shd w:fill="F2F5F9"/>
             <w:tcMar>
-              <w:top w:w="80" w:type="dxa"/>
-              <w:bottom w:w="80" w:type="dxa"/>
-              <w:left w:w="100" w:type="dxa"/>
-              <w:right w:w="100" w:type="dxa"/>
+              <w:top w:w="70" w:type="dxa"/>
+              <w:bottom w:w="70" w:type="dxa"/>
+              <w:left w:w="90" w:type="dxa"/>
+              <w:right w:w="90" w:type="dxa"/>
             </w:tcMar>
           </w:tcPr>
           <w:p>
@@ -1066,14 +1066,14 @@
         </w:tc>
         <w:tc>
           <w:tcPr>
-            <w:tcW w:type="dxa" w:w="1806"/>
+            <w:tcW w:type="dxa" w:w="1921"/>
             <w:vAlign w:val="center"/>
             <w:shd w:fill="F2F5F9"/>
             <w:tcMar>
-              <w:top w:w="80" w:type="dxa"/>
-              <w:bottom w:w="80" w:type="dxa"/>
-              <w:left w:w="100" w:type="dxa"/>
-              <w:right w:w="100" w:type="dxa"/>
+              <w:top w:w="70" w:type="dxa"/>
+              <w:bottom w:w="70" w:type="dxa"/>
+              <w:left w:w="90" w:type="dxa"/>
+              <w:right w:w="90" w:type="dxa"/>
             </w:tcMar>
           </w:tcPr>
           <w:p>
@@ -1101,14 +1101,14 @@
         </w:tc>
         <w:tc>
           <w:tcPr>
-            <w:tcW w:type="dxa" w:w="1806"/>
+            <w:tcW w:type="dxa" w:w="1921"/>
             <w:vAlign w:val="center"/>
             <w:shd w:fill="F2F5F9"/>
             <w:tcMar>
-              <w:top w:w="80" w:type="dxa"/>
-              <w:bottom w:w="80" w:type="dxa"/>
-              <w:left w:w="100" w:type="dxa"/>
-              <w:right w:w="100" w:type="dxa"/>
+              <w:top w:w="70" w:type="dxa"/>
+              <w:bottom w:w="70" w:type="dxa"/>
+              <w:left w:w="90" w:type="dxa"/>
+              <w:right w:w="90" w:type="dxa"/>
             </w:tcMar>
           </w:tcPr>
           <w:p>
@@ -1133,14 +1133,14 @@
         </w:trPr>
         <w:tc>
           <w:tcPr>
-            <w:tcW w:type="dxa" w:w="1806"/>
+            <w:tcW w:type="dxa" w:w="1921"/>
             <w:vAlign w:val="center"/>
             <w:shd w:fill="FFFFFF"/>
             <w:tcMar>
-              <w:top w:w="80" w:type="dxa"/>
-              <w:bottom w:w="80" w:type="dxa"/>
-              <w:left w:w="100" w:type="dxa"/>
-              <w:right w:w="100" w:type="dxa"/>
+              <w:top w:w="70" w:type="dxa"/>
+              <w:bottom w:w="70" w:type="dxa"/>
+              <w:left w:w="90" w:type="dxa"/>
+              <w:right w:w="90" w:type="dxa"/>
             </w:tcMar>
           </w:tcPr>
           <w:p>
@@ -1160,14 +1160,14 @@
         </w:tc>
         <w:tc>
           <w:tcPr>
-            <w:tcW w:type="dxa" w:w="1806"/>
+            <w:tcW w:type="dxa" w:w="1921"/>
             <w:vAlign w:val="center"/>
             <w:shd w:fill="FFFFFF"/>
             <w:tcMar>
-              <w:top w:w="80" w:type="dxa"/>
-              <w:bottom w:w="80" w:type="dxa"/>
-              <w:left w:w="100" w:type="dxa"/>
-              <w:right w:w="100" w:type="dxa"/>
+              <w:top w:w="70" w:type="dxa"/>
+              <w:bottom w:w="70" w:type="dxa"/>
+              <w:left w:w="90" w:type="dxa"/>
+              <w:right w:w="90" w:type="dxa"/>
             </w:tcMar>
           </w:tcPr>
           <w:p>
@@ -1187,14 +1187,14 @@
         </w:tc>
         <w:tc>
           <w:tcPr>
-            <w:tcW w:type="dxa" w:w="1806"/>
+            <w:tcW w:type="dxa" w:w="1921"/>
             <w:vAlign w:val="center"/>
             <w:shd w:fill="FFFFFF"/>
             <w:tcMar>
-              <w:top w:w="80" w:type="dxa"/>
-              <w:bottom w:w="80" w:type="dxa"/>
-              <w:left w:w="100" w:type="dxa"/>
-              <w:right w:w="100" w:type="dxa"/>
+              <w:top w:w="70" w:type="dxa"/>
+              <w:bottom w:w="70" w:type="dxa"/>
+              <w:left w:w="90" w:type="dxa"/>
+              <w:right w:w="90" w:type="dxa"/>
             </w:tcMar>
           </w:tcPr>
           <w:p>
@@ -1214,14 +1214,14 @@
         </w:tc>
         <w:tc>
           <w:tcPr>
-            <w:tcW w:type="dxa" w:w="1806"/>
+            <w:tcW w:type="dxa" w:w="1921"/>
             <w:vAlign w:val="center"/>
             <w:shd w:fill="FFFFFF"/>
             <w:tcMar>
-              <w:top w:w="80" w:type="dxa"/>
-              <w:bottom w:w="80" w:type="dxa"/>
-              <w:left w:w="100" w:type="dxa"/>
-              <w:right w:w="100" w:type="dxa"/>
+              <w:top w:w="70" w:type="dxa"/>
+              <w:bottom w:w="70" w:type="dxa"/>
+              <w:left w:w="90" w:type="dxa"/>
+              <w:right w:w="90" w:type="dxa"/>
             </w:tcMar>
           </w:tcPr>
           <w:p>
@@ -1241,14 +1241,14 @@
         </w:tc>
         <w:tc>
           <w:tcPr>
-            <w:tcW w:type="dxa" w:w="1806"/>
+            <w:tcW w:type="dxa" w:w="1921"/>
             <w:vAlign w:val="center"/>
             <w:shd w:fill="FFFFFF"/>
             <w:tcMar>
-              <w:top w:w="80" w:type="dxa"/>
-              <w:bottom w:w="80" w:type="dxa"/>
-              <w:left w:w="100" w:type="dxa"/>
-              <w:right w:w="100" w:type="dxa"/>
+              <w:top w:w="70" w:type="dxa"/>
+              <w:bottom w:w="70" w:type="dxa"/>
+              <w:left w:w="90" w:type="dxa"/>
+              <w:right w:w="90" w:type="dxa"/>
             </w:tcMar>
           </w:tcPr>
           <w:p>
@@ -1273,14 +1273,14 @@
         </w:trPr>
         <w:tc>
           <w:tcPr>
-            <w:tcW w:type="dxa" w:w="1806"/>
+            <w:tcW w:type="dxa" w:w="1921"/>
             <w:vAlign w:val="center"/>
             <w:shd w:fill="F2F5F9"/>
             <w:tcMar>
-              <w:top w:w="80" w:type="dxa"/>
-              <w:bottom w:w="80" w:type="dxa"/>
-              <w:left w:w="100" w:type="dxa"/>
-              <w:right w:w="100" w:type="dxa"/>
+              <w:top w:w="70" w:type="dxa"/>
+              <w:bottom w:w="70" w:type="dxa"/>
+              <w:left w:w="90" w:type="dxa"/>
+              <w:right w:w="90" w:type="dxa"/>
             </w:tcMar>
           </w:tcPr>
           <w:p>
@@ -1300,14 +1300,14 @@
         </w:tc>
         <w:tc>
           <w:tcPr>
-            <w:tcW w:type="dxa" w:w="1806"/>
+            <w:tcW w:type="dxa" w:w="1921"/>
             <w:vAlign w:val="center"/>
             <w:shd w:fill="F2F5F9"/>
             <w:tcMar>
-              <w:top w:w="80" w:type="dxa"/>
-              <w:bottom w:w="80" w:type="dxa"/>
-              <w:left w:w="100" w:type="dxa"/>
-              <w:right w:w="100" w:type="dxa"/>
+              <w:top w:w="70" w:type="dxa"/>
+              <w:bottom w:w="70" w:type="dxa"/>
+              <w:left w:w="90" w:type="dxa"/>
+              <w:right w:w="90" w:type="dxa"/>
             </w:tcMar>
           </w:tcPr>
           <w:p>
@@ -1327,14 +1327,14 @@
         </w:tc>
         <w:tc>
           <w:tcPr>
-            <w:tcW w:type="dxa" w:w="1806"/>
+            <w:tcW w:type="dxa" w:w="1921"/>
             <w:vAlign w:val="center"/>
             <w:shd w:fill="F2F5F9"/>
             <w:tcMar>
-              <w:top w:w="80" w:type="dxa"/>
-              <w:bottom w:w="80" w:type="dxa"/>
-              <w:left w:w="100" w:type="dxa"/>
-              <w:right w:w="100" w:type="dxa"/>
+              <w:top w:w="70" w:type="dxa"/>
+              <w:bottom w:w="70" w:type="dxa"/>
+              <w:left w:w="90" w:type="dxa"/>
+              <w:right w:w="90" w:type="dxa"/>
             </w:tcMar>
           </w:tcPr>
           <w:p>
@@ -1354,14 +1354,14 @@
         </w:tc>
         <w:tc>
           <w:tcPr>
-            <w:tcW w:type="dxa" w:w="1806"/>
+            <w:tcW w:type="dxa" w:w="1921"/>
             <w:vAlign w:val="center"/>
             <w:shd w:fill="F2F5F9"/>
             <w:tcMar>
-              <w:top w:w="80" w:type="dxa"/>
-              <w:bottom w:w="80" w:type="dxa"/>
-              <w:left w:w="100" w:type="dxa"/>
-              <w:right w:w="100" w:type="dxa"/>
+              <w:top w:w="70" w:type="dxa"/>
+              <w:bottom w:w="70" w:type="dxa"/>
+              <w:left w:w="90" w:type="dxa"/>
+              <w:right w:w="90" w:type="dxa"/>
             </w:tcMar>
           </w:tcPr>
           <w:p>
@@ -1381,14 +1381,14 @@
         </w:tc>
         <w:tc>
           <w:tcPr>
-            <w:tcW w:type="dxa" w:w="1806"/>
+            <w:tcW w:type="dxa" w:w="1921"/>
             <w:vAlign w:val="center"/>
             <w:shd w:fill="F2F5F9"/>
             <w:tcMar>
-              <w:top w:w="80" w:type="dxa"/>
-              <w:bottom w:w="80" w:type="dxa"/>
-              <w:left w:w="100" w:type="dxa"/>
-              <w:right w:w="100" w:type="dxa"/>
+              <w:top w:w="70" w:type="dxa"/>
+              <w:bottom w:w="70" w:type="dxa"/>
+              <w:left w:w="90" w:type="dxa"/>
+              <w:right w:w="90" w:type="dxa"/>
             </w:tcMar>
           </w:tcPr>
           <w:p>
@@ -1413,14 +1413,14 @@
         </w:trPr>
         <w:tc>
           <w:tcPr>
-            <w:tcW w:type="dxa" w:w="1806"/>
+            <w:tcW w:type="dxa" w:w="1921"/>
             <w:vAlign w:val="center"/>
             <w:shd w:fill="FFFFFF"/>
             <w:tcMar>
-              <w:top w:w="80" w:type="dxa"/>
-              <w:bottom w:w="80" w:type="dxa"/>
-              <w:left w:w="100" w:type="dxa"/>
-              <w:right w:w="100" w:type="dxa"/>
+              <w:top w:w="70" w:type="dxa"/>
+              <w:bottom w:w="70" w:type="dxa"/>
+              <w:left w:w="90" w:type="dxa"/>
+              <w:right w:w="90" w:type="dxa"/>
             </w:tcMar>
           </w:tcPr>
           <w:p>
@@ -1440,14 +1440,14 @@
         </w:tc>
         <w:tc>
           <w:tcPr>
-            <w:tcW w:type="dxa" w:w="1806"/>
+            <w:tcW w:type="dxa" w:w="1921"/>
             <w:vAlign w:val="center"/>
             <w:shd w:fill="FFFFFF"/>
             <w:tcMar>
-              <w:top w:w="80" w:type="dxa"/>
-              <w:bottom w:w="80" w:type="dxa"/>
-              <w:left w:w="100" w:type="dxa"/>
-              <w:right w:w="100" w:type="dxa"/>
+              <w:top w:w="70" w:type="dxa"/>
+              <w:bottom w:w="70" w:type="dxa"/>
+              <w:left w:w="90" w:type="dxa"/>
+              <w:right w:w="90" w:type="dxa"/>
             </w:tcMar>
           </w:tcPr>
           <w:p>
@@ -1467,14 +1467,14 @@
         </w:tc>
         <w:tc>
           <w:tcPr>
-            <w:tcW w:type="dxa" w:w="1806"/>
+            <w:tcW w:type="dxa" w:w="1921"/>
             <w:vAlign w:val="center"/>
             <w:shd w:fill="FFFFFF"/>
             <w:tcMar>
-              <w:top w:w="80" w:type="dxa"/>
-              <w:bottom w:w="80" w:type="dxa"/>
-              <w:left w:w="100" w:type="dxa"/>
-              <w:right w:w="100" w:type="dxa"/>
+              <w:top w:w="70" w:type="dxa"/>
+              <w:bottom w:w="70" w:type="dxa"/>
+              <w:left w:w="90" w:type="dxa"/>
+              <w:right w:w="90" w:type="dxa"/>
             </w:tcMar>
           </w:tcPr>
           <w:p>
@@ -1494,14 +1494,14 @@
         </w:tc>
         <w:tc>
           <w:tcPr>
-            <w:tcW w:type="dxa" w:w="1806"/>
+            <w:tcW w:type="dxa" w:w="1921"/>
             <w:vAlign w:val="center"/>
             <w:shd w:fill="FFFFFF"/>
             <w:tcMar>
-              <w:top w:w="80" w:type="dxa"/>
-              <w:bottom w:w="80" w:type="dxa"/>
-              <w:left w:w="100" w:type="dxa"/>
-              <w:right w:w="100" w:type="dxa"/>
+              <w:top w:w="70" w:type="dxa"/>
+              <w:bottom w:w="70" w:type="dxa"/>
+              <w:left w:w="90" w:type="dxa"/>
+              <w:right w:w="90" w:type="dxa"/>
             </w:tcMar>
           </w:tcPr>
           <w:p>
@@ -1521,14 +1521,14 @@
         </w:tc>
         <w:tc>
           <w:tcPr>
-            <w:tcW w:type="dxa" w:w="1806"/>
+            <w:tcW w:type="dxa" w:w="1921"/>
             <w:vAlign w:val="center"/>
             <w:shd w:fill="FFFFFF"/>
             <w:tcMar>
-              <w:top w:w="80" w:type="dxa"/>
-              <w:bottom w:w="80" w:type="dxa"/>
-              <w:left w:w="100" w:type="dxa"/>
-              <w:right w:w="100" w:type="dxa"/>
+              <w:top w:w="70" w:type="dxa"/>
+              <w:bottom w:w="70" w:type="dxa"/>
+              <w:left w:w="90" w:type="dxa"/>
+              <w:right w:w="90" w:type="dxa"/>
             </w:tcMar>
           </w:tcPr>
           <w:p>
@@ -1553,14 +1553,14 @@
         </w:trPr>
         <w:tc>
           <w:tcPr>
-            <w:tcW w:type="dxa" w:w="1806"/>
+            <w:tcW w:type="dxa" w:w="1921"/>
             <w:vAlign w:val="center"/>
             <w:shd w:fill="F2F5F9"/>
             <w:tcMar>
-              <w:top w:w="80" w:type="dxa"/>
-              <w:bottom w:w="80" w:type="dxa"/>
-              <w:left w:w="100" w:type="dxa"/>
-              <w:right w:w="100" w:type="dxa"/>
+              <w:top w:w="70" w:type="dxa"/>
+              <w:bottom w:w="70" w:type="dxa"/>
+              <w:left w:w="90" w:type="dxa"/>
+              <w:right w:w="90" w:type="dxa"/>
             </w:tcMar>
           </w:tcPr>
           <w:p>
@@ -1580,14 +1580,14 @@
         </w:tc>
         <w:tc>
           <w:tcPr>
-            <w:tcW w:type="dxa" w:w="1806"/>
+            <w:tcW w:type="dxa" w:w="1921"/>
             <w:vAlign w:val="center"/>
             <w:shd w:fill="F2F5F9"/>
             <w:tcMar>
-              <w:top w:w="80" w:type="dxa"/>
-              <w:bottom w:w="80" w:type="dxa"/>
-              <w:left w:w="100" w:type="dxa"/>
-              <w:right w:w="100" w:type="dxa"/>
+              <w:top w:w="70" w:type="dxa"/>
+              <w:bottom w:w="70" w:type="dxa"/>
+              <w:left w:w="90" w:type="dxa"/>
+              <w:right w:w="90" w:type="dxa"/>
             </w:tcMar>
           </w:tcPr>
           <w:p>
@@ -1607,14 +1607,14 @@
         </w:tc>
         <w:tc>
           <w:tcPr>
-            <w:tcW w:type="dxa" w:w="1806"/>
+            <w:tcW w:type="dxa" w:w="1921"/>
             <w:vAlign w:val="center"/>
             <w:shd w:fill="F2F5F9"/>
             <w:tcMar>
-              <w:top w:w="80" w:type="dxa"/>
-              <w:bottom w:w="80" w:type="dxa"/>
-              <w:left w:w="100" w:type="dxa"/>
-              <w:right w:w="100" w:type="dxa"/>
+              <w:top w:w="70" w:type="dxa"/>
+              <w:bottom w:w="70" w:type="dxa"/>
+              <w:left w:w="90" w:type="dxa"/>
+              <w:right w:w="90" w:type="dxa"/>
             </w:tcMar>
           </w:tcPr>
           <w:p>
@@ -1634,14 +1634,14 @@
         </w:tc>
         <w:tc>
           <w:tcPr>
-            <w:tcW w:type="dxa" w:w="1806"/>
+            <w:tcW w:type="dxa" w:w="1921"/>
             <w:vAlign w:val="center"/>
             <w:shd w:fill="F2F5F9"/>
             <w:tcMar>
-              <w:top w:w="80" w:type="dxa"/>
-              <w:bottom w:w="80" w:type="dxa"/>
-              <w:left w:w="100" w:type="dxa"/>
-              <w:right w:w="100" w:type="dxa"/>
+              <w:top w:w="70" w:type="dxa"/>
+              <w:bottom w:w="70" w:type="dxa"/>
+              <w:left w:w="90" w:type="dxa"/>
+              <w:right w:w="90" w:type="dxa"/>
             </w:tcMar>
           </w:tcPr>
           <w:p>
@@ -1661,14 +1661,14 @@
         </w:tc>
         <w:tc>
           <w:tcPr>
-            <w:tcW w:type="dxa" w:w="1806"/>
+            <w:tcW w:type="dxa" w:w="1921"/>
             <w:vAlign w:val="center"/>
             <w:shd w:fill="F2F5F9"/>
             <w:tcMar>
-              <w:top w:w="80" w:type="dxa"/>
-              <w:bottom w:w="80" w:type="dxa"/>
-              <w:left w:w="100" w:type="dxa"/>
-              <w:right w:w="100" w:type="dxa"/>
+              <w:top w:w="70" w:type="dxa"/>
+              <w:bottom w:w="70" w:type="dxa"/>
+              <w:left w:w="90" w:type="dxa"/>
+              <w:right w:w="90" w:type="dxa"/>
             </w:tcMar>
           </w:tcPr>
           <w:p>
@@ -1702,14 +1702,14 @@
         </w:trPr>
         <w:tc>
           <w:tcPr>
-            <w:tcW w:type="dxa" w:w="1806"/>
+            <w:tcW w:type="dxa" w:w="1921"/>
             <w:vAlign w:val="center"/>
             <w:shd w:fill="FFFFFF"/>
             <w:tcMar>
-              <w:top w:w="80" w:type="dxa"/>
-              <w:bottom w:w="80" w:type="dxa"/>
-              <w:left w:w="100" w:type="dxa"/>
-              <w:right w:w="100" w:type="dxa"/>
+              <w:top w:w="70" w:type="dxa"/>
+              <w:bottom w:w="70" w:type="dxa"/>
+              <w:left w:w="90" w:type="dxa"/>
+              <w:right w:w="90" w:type="dxa"/>
             </w:tcMar>
           </w:tcPr>
           <w:p>
@@ -1729,14 +1729,14 @@
         </w:tc>
         <w:tc>
           <w:tcPr>
-            <w:tcW w:type="dxa" w:w="1806"/>
+            <w:tcW w:type="dxa" w:w="1921"/>
             <w:vAlign w:val="center"/>
             <w:shd w:fill="FFFFFF"/>
             <w:tcMar>
-              <w:top w:w="80" w:type="dxa"/>
-              <w:bottom w:w="80" w:type="dxa"/>
-              <w:left w:w="100" w:type="dxa"/>
-              <w:right w:w="100" w:type="dxa"/>
+              <w:top w:w="70" w:type="dxa"/>
+              <w:bottom w:w="70" w:type="dxa"/>
+              <w:left w:w="90" w:type="dxa"/>
+              <w:right w:w="90" w:type="dxa"/>
             </w:tcMar>
           </w:tcPr>
           <w:p>
@@ -1756,14 +1756,14 @@
         </w:tc>
         <w:tc>
           <w:tcPr>
-            <w:tcW w:type="dxa" w:w="1806"/>
+            <w:tcW w:type="dxa" w:w="1921"/>
             <w:vAlign w:val="center"/>
             <w:shd w:fill="FFFFFF"/>
             <w:tcMar>
-              <w:top w:w="80" w:type="dxa"/>
-              <w:bottom w:w="80" w:type="dxa"/>
-              <w:left w:w="100" w:type="dxa"/>
-              <w:right w:w="100" w:type="dxa"/>
+              <w:top w:w="70" w:type="dxa"/>
+              <w:bottom w:w="70" w:type="dxa"/>
+              <w:left w:w="90" w:type="dxa"/>
+              <w:right w:w="90" w:type="dxa"/>
             </w:tcMar>
           </w:tcPr>
           <w:p>
@@ -1783,14 +1783,14 @@
         </w:tc>
         <w:tc>
           <w:tcPr>
-            <w:tcW w:type="dxa" w:w="1806"/>
+            <w:tcW w:type="dxa" w:w="1921"/>
             <w:vAlign w:val="center"/>
             <w:shd w:fill="FFFFFF"/>
             <w:tcMar>
-              <w:top w:w="80" w:type="dxa"/>
-              <w:bottom w:w="80" w:type="dxa"/>
-              <w:left w:w="100" w:type="dxa"/>
-              <w:right w:w="100" w:type="dxa"/>
+              <w:top w:w="70" w:type="dxa"/>
+              <w:bottom w:w="70" w:type="dxa"/>
+              <w:left w:w="90" w:type="dxa"/>
+              <w:right w:w="90" w:type="dxa"/>
             </w:tcMar>
           </w:tcPr>
           <w:p>
@@ -1810,14 +1810,14 @@
         </w:tc>
         <w:tc>
           <w:tcPr>
-            <w:tcW w:type="dxa" w:w="1806"/>
+            <w:tcW w:type="dxa" w:w="1921"/>
             <w:vAlign w:val="center"/>
             <w:shd w:fill="FFFFFF"/>
             <w:tcMar>
-              <w:top w:w="80" w:type="dxa"/>
-              <w:bottom w:w="80" w:type="dxa"/>
-              <w:left w:w="100" w:type="dxa"/>
-              <w:right w:w="100" w:type="dxa"/>
+              <w:top w:w="70" w:type="dxa"/>
+              <w:bottom w:w="70" w:type="dxa"/>
+              <w:left w:w="90" w:type="dxa"/>
+              <w:right w:w="90" w:type="dxa"/>
             </w:tcMar>
           </w:tcPr>
           <w:p>
@@ -1842,14 +1842,14 @@
         </w:trPr>
         <w:tc>
           <w:tcPr>
-            <w:tcW w:type="dxa" w:w="1806"/>
+            <w:tcW w:type="dxa" w:w="1921"/>
             <w:vAlign w:val="center"/>
             <w:shd w:fill="F2F5F9"/>
             <w:tcMar>
-              <w:top w:w="80" w:type="dxa"/>
-              <w:bottom w:w="80" w:type="dxa"/>
-              <w:left w:w="100" w:type="dxa"/>
-              <w:right w:w="100" w:type="dxa"/>
+              <w:top w:w="70" w:type="dxa"/>
+              <w:bottom w:w="70" w:type="dxa"/>
+              <w:left w:w="90" w:type="dxa"/>
+              <w:right w:w="90" w:type="dxa"/>
             </w:tcMar>
           </w:tcPr>
           <w:p>
@@ -1869,14 +1869,14 @@
         </w:tc>
         <w:tc>
           <w:tcPr>
-            <w:tcW w:type="dxa" w:w="1806"/>
+            <w:tcW w:type="dxa" w:w="1921"/>
             <w:vAlign w:val="center"/>
             <w:shd w:fill="F2F5F9"/>
             <w:tcMar>
-              <w:top w:w="80" w:type="dxa"/>
-              <w:bottom w:w="80" w:type="dxa"/>
-              <w:left w:w="100" w:type="dxa"/>
-              <w:right w:w="100" w:type="dxa"/>
+              <w:top w:w="70" w:type="dxa"/>
+              <w:bottom w:w="70" w:type="dxa"/>
+              <w:left w:w="90" w:type="dxa"/>
+              <w:right w:w="90" w:type="dxa"/>
             </w:tcMar>
           </w:tcPr>
           <w:p>
@@ -1896,14 +1896,14 @@
         </w:tc>
         <w:tc>
           <w:tcPr>
-            <w:tcW w:type="dxa" w:w="1806"/>
+            <w:tcW w:type="dxa" w:w="1921"/>
             <w:vAlign w:val="center"/>
             <w:shd w:fill="F2F5F9"/>
             <w:tcMar>
-              <w:top w:w="80" w:type="dxa"/>
-              <w:bottom w:w="80" w:type="dxa"/>
-              <w:left w:w="100" w:type="dxa"/>
-              <w:right w:w="100" w:type="dxa"/>
+              <w:top w:w="70" w:type="dxa"/>
+              <w:bottom w:w="70" w:type="dxa"/>
+              <w:left w:w="90" w:type="dxa"/>
+              <w:right w:w="90" w:type="dxa"/>
             </w:tcMar>
           </w:tcPr>
           <w:p>
@@ -1923,14 +1923,14 @@
         </w:tc>
         <w:tc>
           <w:tcPr>
-            <w:tcW w:type="dxa" w:w="1806"/>
+            <w:tcW w:type="dxa" w:w="1921"/>
             <w:vAlign w:val="center"/>
             <w:shd w:fill="F2F5F9"/>
             <w:tcMar>
-              <w:top w:w="80" w:type="dxa"/>
-              <w:bottom w:w="80" w:type="dxa"/>
-              <w:left w:w="100" w:type="dxa"/>
-              <w:right w:w="100" w:type="dxa"/>
+              <w:top w:w="70" w:type="dxa"/>
+              <w:bottom w:w="70" w:type="dxa"/>
+              <w:left w:w="90" w:type="dxa"/>
+              <w:right w:w="90" w:type="dxa"/>
             </w:tcMar>
           </w:tcPr>
           <w:p>
@@ -1950,14 +1950,14 @@
         </w:tc>
         <w:tc>
           <w:tcPr>
-            <w:tcW w:type="dxa" w:w="1806"/>
+            <w:tcW w:type="dxa" w:w="1921"/>
             <w:vAlign w:val="center"/>
             <w:shd w:fill="F2F5F9"/>
             <w:tcMar>
-              <w:top w:w="80" w:type="dxa"/>
-              <w:bottom w:w="80" w:type="dxa"/>
-              <w:left w:w="100" w:type="dxa"/>
-              <w:right w:w="100" w:type="dxa"/>
+              <w:top w:w="70" w:type="dxa"/>
+              <w:bottom w:w="70" w:type="dxa"/>
+              <w:left w:w="90" w:type="dxa"/>
+              <w:right w:w="90" w:type="dxa"/>
             </w:tcMar>
           </w:tcPr>
           <w:p>
@@ -1982,14 +1982,14 @@
         </w:trPr>
         <w:tc>
           <w:tcPr>
-            <w:tcW w:type="dxa" w:w="1806"/>
+            <w:tcW w:type="dxa" w:w="1921"/>
             <w:vAlign w:val="center"/>
             <w:shd w:fill="FFFFFF"/>
             <w:tcMar>
-              <w:top w:w="80" w:type="dxa"/>
-              <w:bottom w:w="80" w:type="dxa"/>
-              <w:left w:w="100" w:type="dxa"/>
-              <w:right w:w="100" w:type="dxa"/>
+              <w:top w:w="70" w:type="dxa"/>
+              <w:bottom w:w="70" w:type="dxa"/>
+              <w:left w:w="90" w:type="dxa"/>
+              <w:right w:w="90" w:type="dxa"/>
             </w:tcMar>
           </w:tcPr>
           <w:p>
@@ -2009,14 +2009,14 @@
         </w:tc>
         <w:tc>
           <w:tcPr>
-            <w:tcW w:type="dxa" w:w="1806"/>
+            <w:tcW w:type="dxa" w:w="1921"/>
             <w:vAlign w:val="center"/>
             <w:shd w:fill="FFFFFF"/>
             <w:tcMar>
-              <w:top w:w="80" w:type="dxa"/>
-              <w:bottom w:w="80" w:type="dxa"/>
-              <w:left w:w="100" w:type="dxa"/>
-              <w:right w:w="100" w:type="dxa"/>
+              <w:top w:w="70" w:type="dxa"/>
+              <w:bottom w:w="70" w:type="dxa"/>
+              <w:left w:w="90" w:type="dxa"/>
+              <w:right w:w="90" w:type="dxa"/>
             </w:tcMar>
           </w:tcPr>
           <w:p>
@@ -2036,14 +2036,14 @@
         </w:tc>
         <w:tc>
           <w:tcPr>
-            <w:tcW w:type="dxa" w:w="1806"/>
+            <w:tcW w:type="dxa" w:w="1921"/>
             <w:vAlign w:val="center"/>
             <w:shd w:fill="FFFFFF"/>
             <w:tcMar>
-              <w:top w:w="80" w:type="dxa"/>
-              <w:bottom w:w="80" w:type="dxa"/>
-              <w:left w:w="100" w:type="dxa"/>
-              <w:right w:w="100" w:type="dxa"/>
+              <w:top w:w="70" w:type="dxa"/>
+              <w:bottom w:w="70" w:type="dxa"/>
+              <w:left w:w="90" w:type="dxa"/>
+              <w:right w:w="90" w:type="dxa"/>
             </w:tcMar>
           </w:tcPr>
           <w:p>
@@ -2063,14 +2063,14 @@
         </w:tc>
         <w:tc>
           <w:tcPr>
-            <w:tcW w:type="dxa" w:w="1806"/>
+            <w:tcW w:type="dxa" w:w="1921"/>
             <w:vAlign w:val="center"/>
             <w:shd w:fill="FFFFFF"/>
             <w:tcMar>
-              <w:top w:w="80" w:type="dxa"/>
-              <w:bottom w:w="80" w:type="dxa"/>
-              <w:left w:w="100" w:type="dxa"/>
-              <w:right w:w="100" w:type="dxa"/>
+              <w:top w:w="70" w:type="dxa"/>
+              <w:bottom w:w="70" w:type="dxa"/>
+              <w:left w:w="90" w:type="dxa"/>
+              <w:right w:w="90" w:type="dxa"/>
             </w:tcMar>
           </w:tcPr>
           <w:p>
@@ -2090,14 +2090,14 @@
         </w:tc>
         <w:tc>
           <w:tcPr>
-            <w:tcW w:type="dxa" w:w="1806"/>
+            <w:tcW w:type="dxa" w:w="1921"/>
             <w:vAlign w:val="center"/>
             <w:shd w:fill="FFFFFF"/>
             <w:tcMar>
-              <w:top w:w="80" w:type="dxa"/>
-              <w:bottom w:w="80" w:type="dxa"/>
-              <w:left w:w="100" w:type="dxa"/>
-              <w:right w:w="100" w:type="dxa"/>
+              <w:top w:w="70" w:type="dxa"/>
+              <w:bottom w:w="70" w:type="dxa"/>
+              <w:left w:w="90" w:type="dxa"/>
+              <w:right w:w="90" w:type="dxa"/>
             </w:tcMar>
           </w:tcPr>
           <w:p>
@@ -2122,14 +2122,14 @@
         </w:trPr>
         <w:tc>
           <w:tcPr>
-            <w:tcW w:type="dxa" w:w="1806"/>
+            <w:tcW w:type="dxa" w:w="1921"/>
             <w:vAlign w:val="center"/>
             <w:shd w:fill="F2F5F9"/>
             <w:tcMar>
-              <w:top w:w="80" w:type="dxa"/>
-              <w:bottom w:w="80" w:type="dxa"/>
-              <w:left w:w="100" w:type="dxa"/>
-              <w:right w:w="100" w:type="dxa"/>
+              <w:top w:w="70" w:type="dxa"/>
+              <w:bottom w:w="70" w:type="dxa"/>
+              <w:left w:w="90" w:type="dxa"/>
+              <w:right w:w="90" w:type="dxa"/>
             </w:tcMar>
           </w:tcPr>
           <w:p>
@@ -2149,14 +2149,14 @@
         </w:tc>
         <w:tc>
           <w:tcPr>
-            <w:tcW w:type="dxa" w:w="1806"/>
+            <w:tcW w:type="dxa" w:w="1921"/>
             <w:vAlign w:val="center"/>
             <w:shd w:fill="F2F5F9"/>
             <w:tcMar>
-              <w:top w:w="80" w:type="dxa"/>
-              <w:bottom w:w="80" w:type="dxa"/>
-              <w:left w:w="100" w:type="dxa"/>
-              <w:right w:w="100" w:type="dxa"/>
+              <w:top w:w="70" w:type="dxa"/>
+              <w:bottom w:w="70" w:type="dxa"/>
+              <w:left w:w="90" w:type="dxa"/>
+              <w:right w:w="90" w:type="dxa"/>
             </w:tcMar>
           </w:tcPr>
           <w:p>
@@ -2176,14 +2176,14 @@
         </w:tc>
         <w:tc>
           <w:tcPr>
-            <w:tcW w:type="dxa" w:w="1806"/>
+            <w:tcW w:type="dxa" w:w="1921"/>
             <w:vAlign w:val="center"/>
             <w:shd w:fill="F2F5F9"/>
             <w:tcMar>
-              <w:top w:w="80" w:type="dxa"/>
-              <w:bottom w:w="80" w:type="dxa"/>
-              <w:left w:w="100" w:type="dxa"/>
-              <w:right w:w="100" w:type="dxa"/>
+              <w:top w:w="70" w:type="dxa"/>
+              <w:bottom w:w="70" w:type="dxa"/>
+              <w:left w:w="90" w:type="dxa"/>
+              <w:right w:w="90" w:type="dxa"/>
             </w:tcMar>
           </w:tcPr>
           <w:p>
@@ -2203,14 +2203,14 @@
         </w:tc>
         <w:tc>
           <w:tcPr>
-            <w:tcW w:type="dxa" w:w="1806"/>
+            <w:tcW w:type="dxa" w:w="1921"/>
             <w:vAlign w:val="center"/>
             <w:shd w:fill="F2F5F9"/>
             <w:tcMar>
-              <w:top w:w="80" w:type="dxa"/>
-              <w:bottom w:w="80" w:type="dxa"/>
-              <w:left w:w="100" w:type="dxa"/>
-              <w:right w:w="100" w:type="dxa"/>
+              <w:top w:w="70" w:type="dxa"/>
+              <w:bottom w:w="70" w:type="dxa"/>
+              <w:left w:w="90" w:type="dxa"/>
+              <w:right w:w="90" w:type="dxa"/>
             </w:tcMar>
           </w:tcPr>
           <w:p>
@@ -2230,14 +2230,14 @@
         </w:tc>
         <w:tc>
           <w:tcPr>
-            <w:tcW w:type="dxa" w:w="1806"/>
+            <w:tcW w:type="dxa" w:w="1921"/>
             <w:vAlign w:val="center"/>
             <w:shd w:fill="F2F5F9"/>
             <w:tcMar>
-              <w:top w:w="80" w:type="dxa"/>
-              <w:bottom w:w="80" w:type="dxa"/>
-              <w:left w:w="100" w:type="dxa"/>
-              <w:right w:w="100" w:type="dxa"/>
+              <w:top w:w="70" w:type="dxa"/>
+              <w:bottom w:w="70" w:type="dxa"/>
+              <w:left w:w="90" w:type="dxa"/>
+              <w:right w:w="90" w:type="dxa"/>
             </w:tcMar>
           </w:tcPr>
           <w:p>
@@ -2262,14 +2262,14 @@
         </w:trPr>
         <w:tc>
           <w:tcPr>
-            <w:tcW w:type="dxa" w:w="1806"/>
+            <w:tcW w:type="dxa" w:w="1921"/>
             <w:vAlign w:val="center"/>
             <w:shd w:fill="FFFFFF"/>
             <w:tcMar>
-              <w:top w:w="80" w:type="dxa"/>
-              <w:bottom w:w="80" w:type="dxa"/>
-              <w:left w:w="100" w:type="dxa"/>
-              <w:right w:w="100" w:type="dxa"/>
+              <w:top w:w="70" w:type="dxa"/>
+              <w:bottom w:w="70" w:type="dxa"/>
+              <w:left w:w="90" w:type="dxa"/>
+              <w:right w:w="90" w:type="dxa"/>
             </w:tcMar>
           </w:tcPr>
           <w:p>
@@ -2289,14 +2289,14 @@
         </w:tc>
         <w:tc>
           <w:tcPr>
-            <w:tcW w:type="dxa" w:w="1806"/>
+            <w:tcW w:type="dxa" w:w="1921"/>
             <w:vAlign w:val="center"/>
             <w:shd w:fill="FFFFFF"/>
             <w:tcMar>
-              <w:top w:w="80" w:type="dxa"/>
-              <w:bottom w:w="80" w:type="dxa"/>
-              <w:left w:w="100" w:type="dxa"/>
-              <w:right w:w="100" w:type="dxa"/>
+              <w:top w:w="70" w:type="dxa"/>
+              <w:bottom w:w="70" w:type="dxa"/>
+              <w:left w:w="90" w:type="dxa"/>
+              <w:right w:w="90" w:type="dxa"/>
             </w:tcMar>
           </w:tcPr>
           <w:p>
@@ -2316,14 +2316,14 @@
         </w:tc>
         <w:tc>
           <w:tcPr>
-            <w:tcW w:type="dxa" w:w="1806"/>
+            <w:tcW w:type="dxa" w:w="1921"/>
             <w:vAlign w:val="center"/>
             <w:shd w:fill="FFFFFF"/>
             <w:tcMar>
-              <w:top w:w="80" w:type="dxa"/>
-              <w:bottom w:w="80" w:type="dxa"/>
-              <w:left w:w="100" w:type="dxa"/>
-              <w:right w:w="100" w:type="dxa"/>
+              <w:top w:w="70" w:type="dxa"/>
+              <w:bottom w:w="70" w:type="dxa"/>
+              <w:left w:w="90" w:type="dxa"/>
+              <w:right w:w="90" w:type="dxa"/>
             </w:tcMar>
           </w:tcPr>
           <w:p>
@@ -2343,14 +2343,14 @@
         </w:tc>
         <w:tc>
           <w:tcPr>
-            <w:tcW w:type="dxa" w:w="1806"/>
+            <w:tcW w:type="dxa" w:w="1921"/>
             <w:vAlign w:val="center"/>
             <w:shd w:fill="FFFFFF"/>
             <w:tcMar>
-              <w:top w:w="80" w:type="dxa"/>
-              <w:bottom w:w="80" w:type="dxa"/>
-              <w:left w:w="100" w:type="dxa"/>
-              <w:right w:w="100" w:type="dxa"/>
+              <w:top w:w="70" w:type="dxa"/>
+              <w:bottom w:w="70" w:type="dxa"/>
+              <w:left w:w="90" w:type="dxa"/>
+              <w:right w:w="90" w:type="dxa"/>
             </w:tcMar>
           </w:tcPr>
           <w:p>
@@ -2370,14 +2370,14 @@
         </w:tc>
         <w:tc>
           <w:tcPr>
-            <w:tcW w:type="dxa" w:w="1806"/>
+            <w:tcW w:type="dxa" w:w="1921"/>
             <w:vAlign w:val="center"/>
             <w:shd w:fill="FFFFFF"/>
             <w:tcMar>
-              <w:top w:w="80" w:type="dxa"/>
-              <w:bottom w:w="80" w:type="dxa"/>
-              <w:left w:w="100" w:type="dxa"/>
-              <w:right w:w="100" w:type="dxa"/>
+              <w:top w:w="70" w:type="dxa"/>
+              <w:bottom w:w="70" w:type="dxa"/>
+              <w:left w:w="90" w:type="dxa"/>
+              <w:right w:w="90" w:type="dxa"/>
             </w:tcMar>
           </w:tcPr>
           <w:p>
@@ -2402,14 +2402,14 @@
         </w:trPr>
         <w:tc>
           <w:tcPr>
-            <w:tcW w:type="dxa" w:w="1806"/>
+            <w:tcW w:type="dxa" w:w="1921"/>
             <w:vAlign w:val="center"/>
             <w:shd w:fill="F2F5F9"/>
             <w:tcMar>
-              <w:top w:w="80" w:type="dxa"/>
-              <w:bottom w:w="80" w:type="dxa"/>
-              <w:left w:w="100" w:type="dxa"/>
-              <w:right w:w="100" w:type="dxa"/>
+              <w:top w:w="70" w:type="dxa"/>
+              <w:bottom w:w="70" w:type="dxa"/>
+              <w:left w:w="90" w:type="dxa"/>
+              <w:right w:w="90" w:type="dxa"/>
             </w:tcMar>
           </w:tcPr>
           <w:p>
@@ -2429,14 +2429,14 @@
         </w:tc>
         <w:tc>
           <w:tcPr>
-            <w:tcW w:type="dxa" w:w="1806"/>
+            <w:tcW w:type="dxa" w:w="1921"/>
             <w:vAlign w:val="center"/>
             <w:shd w:fill="F2F5F9"/>
             <w:tcMar>
-              <w:top w:w="80" w:type="dxa"/>
-              <w:bottom w:w="80" w:type="dxa"/>
-              <w:left w:w="100" w:type="dxa"/>
-              <w:right w:w="100" w:type="dxa"/>
+              <w:top w:w="70" w:type="dxa"/>
+              <w:bottom w:w="70" w:type="dxa"/>
+              <w:left w:w="90" w:type="dxa"/>
+              <w:right w:w="90" w:type="dxa"/>
             </w:tcMar>
           </w:tcPr>
           <w:p>
@@ -2456,14 +2456,14 @@
         </w:tc>
         <w:tc>
           <w:tcPr>
-            <w:tcW w:type="dxa" w:w="1806"/>
+            <w:tcW w:type="dxa" w:w="1921"/>
             <w:vAlign w:val="center"/>
             <w:shd w:fill="F2F5F9"/>
             <w:tcMar>
-              <w:top w:w="80" w:type="dxa"/>
-              <w:bottom w:w="80" w:type="dxa"/>
-              <w:left w:w="100" w:type="dxa"/>
-              <w:right w:w="100" w:type="dxa"/>
+              <w:top w:w="70" w:type="dxa"/>
+              <w:bottom w:w="70" w:type="dxa"/>
+              <w:left w:w="90" w:type="dxa"/>
+              <w:right w:w="90" w:type="dxa"/>
             </w:tcMar>
           </w:tcPr>
           <w:p>
@@ -2483,14 +2483,14 @@
         </w:tc>
         <w:tc>
           <w:tcPr>
-            <w:tcW w:type="dxa" w:w="1806"/>
+            <w:tcW w:type="dxa" w:w="1921"/>
             <w:vAlign w:val="center"/>
             <w:shd w:fill="F2F5F9"/>
             <w:tcMar>
-              <w:top w:w="80" w:type="dxa"/>
-              <w:bottom w:w="80" w:type="dxa"/>
-              <w:left w:w="100" w:type="dxa"/>
-              <w:right w:w="100" w:type="dxa"/>
+              <w:top w:w="70" w:type="dxa"/>
+              <w:bottom w:w="70" w:type="dxa"/>
+              <w:left w:w="90" w:type="dxa"/>
+              <w:right w:w="90" w:type="dxa"/>
             </w:tcMar>
           </w:tcPr>
           <w:p>
@@ -2510,14 +2510,14 @@
         </w:tc>
         <w:tc>
           <w:tcPr>
-            <w:tcW w:type="dxa" w:w="1806"/>
+            <w:tcW w:type="dxa" w:w="1921"/>
             <w:vAlign w:val="center"/>
             <w:shd w:fill="F2F5F9"/>
             <w:tcMar>
-              <w:top w:w="80" w:type="dxa"/>
-              <w:bottom w:w="80" w:type="dxa"/>
-              <w:left w:w="100" w:type="dxa"/>
-              <w:right w:w="100" w:type="dxa"/>
+              <w:top w:w="70" w:type="dxa"/>
+              <w:bottom w:w="70" w:type="dxa"/>
+              <w:left w:w="90" w:type="dxa"/>
+              <w:right w:w="90" w:type="dxa"/>
             </w:tcMar>
           </w:tcPr>
           <w:p>
@@ -2542,14 +2542,14 @@
         </w:trPr>
         <w:tc>
           <w:tcPr>
-            <w:tcW w:type="dxa" w:w="1806"/>
+            <w:tcW w:type="dxa" w:w="1921"/>
             <w:vAlign w:val="center"/>
             <w:shd w:fill="FFFFFF"/>
             <w:tcMar>
-              <w:top w:w="80" w:type="dxa"/>
-              <w:bottom w:w="80" w:type="dxa"/>
-              <w:left w:w="100" w:type="dxa"/>
-              <w:right w:w="100" w:type="dxa"/>
+              <w:top w:w="70" w:type="dxa"/>
+              <w:bottom w:w="70" w:type="dxa"/>
+              <w:left w:w="90" w:type="dxa"/>
+              <w:right w:w="90" w:type="dxa"/>
             </w:tcMar>
           </w:tcPr>
           <w:p>
@@ -2569,14 +2569,14 @@
         </w:tc>
         <w:tc>
           <w:tcPr>
-            <w:tcW w:type="dxa" w:w="1806"/>
+            <w:tcW w:type="dxa" w:w="1921"/>
             <w:vAlign w:val="center"/>
             <w:shd w:fill="FFFFFF"/>
             <w:tcMar>
-              <w:top w:w="80" w:type="dxa"/>
-              <w:bottom w:w="80" w:type="dxa"/>
-              <w:left w:w="100" w:type="dxa"/>
-              <w:right w:w="100" w:type="dxa"/>
+              <w:top w:w="70" w:type="dxa"/>
+              <w:bottom w:w="70" w:type="dxa"/>
+              <w:left w:w="90" w:type="dxa"/>
+              <w:right w:w="90" w:type="dxa"/>
             </w:tcMar>
           </w:tcPr>
           <w:p>
@@ -2596,14 +2596,14 @@
         </w:tc>
         <w:tc>
           <w:tcPr>
-            <w:tcW w:type="dxa" w:w="1806"/>
+            <w:tcW w:type="dxa" w:w="1921"/>
             <w:vAlign w:val="center"/>
             <w:shd w:fill="FFFFFF"/>
             <w:tcMar>
-              <w:top w:w="80" w:type="dxa"/>
-              <w:bottom w:w="80" w:type="dxa"/>
-              <w:left w:w="100" w:type="dxa"/>
-              <w:right w:w="100" w:type="dxa"/>
+              <w:top w:w="70" w:type="dxa"/>
+              <w:bottom w:w="70" w:type="dxa"/>
+              <w:left w:w="90" w:type="dxa"/>
+              <w:right w:w="90" w:type="dxa"/>
             </w:tcMar>
           </w:tcPr>
           <w:p>
@@ -2623,14 +2623,14 @@
         </w:tc>
         <w:tc>
           <w:tcPr>
-            <w:tcW w:type="dxa" w:w="1806"/>
+            <w:tcW w:type="dxa" w:w="1921"/>
             <w:vAlign w:val="center"/>
             <w:shd w:fill="FFFFFF"/>
             <w:tcMar>
-              <w:top w:w="80" w:type="dxa"/>
-              <w:bottom w:w="80" w:type="dxa"/>
-              <w:left w:w="100" w:type="dxa"/>
-              <w:right w:w="100" w:type="dxa"/>
+              <w:top w:w="70" w:type="dxa"/>
+              <w:bottom w:w="70" w:type="dxa"/>
+              <w:left w:w="90" w:type="dxa"/>
+              <w:right w:w="90" w:type="dxa"/>
             </w:tcMar>
           </w:tcPr>
           <w:p>
@@ -2650,14 +2650,14 @@
         </w:tc>
         <w:tc>
           <w:tcPr>
-            <w:tcW w:type="dxa" w:w="1806"/>
+            <w:tcW w:type="dxa" w:w="1921"/>
             <w:vAlign w:val="center"/>
             <w:shd w:fill="FFFFFF"/>
             <w:tcMar>
-              <w:top w:w="80" w:type="dxa"/>
-              <w:bottom w:w="80" w:type="dxa"/>
-              <w:left w:w="100" w:type="dxa"/>
-              <w:right w:w="100" w:type="dxa"/>
+              <w:top w:w="70" w:type="dxa"/>
+              <w:bottom w:w="70" w:type="dxa"/>
+              <w:left w:w="90" w:type="dxa"/>
+              <w:right w:w="90" w:type="dxa"/>
             </w:tcMar>
           </w:tcPr>
           <w:p>
@@ -2682,14 +2682,14 @@
         </w:trPr>
         <w:tc>
           <w:tcPr>
-            <w:tcW w:type="dxa" w:w="1806"/>
+            <w:tcW w:type="dxa" w:w="1921"/>
             <w:vAlign w:val="center"/>
             <w:shd w:fill="F2F5F9"/>
             <w:tcMar>
-              <w:top w:w="80" w:type="dxa"/>
-              <w:bottom w:w="80" w:type="dxa"/>
-              <w:left w:w="100" w:type="dxa"/>
-              <w:right w:w="100" w:type="dxa"/>
+              <w:top w:w="70" w:type="dxa"/>
+              <w:bottom w:w="70" w:type="dxa"/>
+              <w:left w:w="90" w:type="dxa"/>
+              <w:right w:w="90" w:type="dxa"/>
             </w:tcMar>
           </w:tcPr>
           <w:p>
@@ -2709,14 +2709,14 @@
         </w:tc>
         <w:tc>
           <w:tcPr>
-            <w:tcW w:type="dxa" w:w="1806"/>
+            <w:tcW w:type="dxa" w:w="1921"/>
             <w:vAlign w:val="center"/>
             <w:shd w:fill="F2F5F9"/>
             <w:tcMar>
-              <w:top w:w="80" w:type="dxa"/>
-              <w:bottom w:w="80" w:type="dxa"/>
-              <w:left w:w="100" w:type="dxa"/>
-              <w:right w:w="100" w:type="dxa"/>
+              <w:top w:w="70" w:type="dxa"/>
+              <w:bottom w:w="70" w:type="dxa"/>
+              <w:left w:w="90" w:type="dxa"/>
+              <w:right w:w="90" w:type="dxa"/>
             </w:tcMar>
           </w:tcPr>
           <w:p>
@@ -2736,14 +2736,14 @@
         </w:tc>
         <w:tc>
           <w:tcPr>
-            <w:tcW w:type="dxa" w:w="1806"/>
+            <w:tcW w:type="dxa" w:w="1921"/>
             <w:vAlign w:val="center"/>
             <w:shd w:fill="F2F5F9"/>
             <w:tcMar>
-              <w:top w:w="80" w:type="dxa"/>
-              <w:bottom w:w="80" w:type="dxa"/>
-              <w:left w:w="100" w:type="dxa"/>
-              <w:right w:w="100" w:type="dxa"/>
+              <w:top w:w="70" w:type="dxa"/>
+              <w:bottom w:w="70" w:type="dxa"/>
+              <w:left w:w="90" w:type="dxa"/>
+              <w:right w:w="90" w:type="dxa"/>
             </w:tcMar>
           </w:tcPr>
           <w:p>
@@ -2763,14 +2763,14 @@
         </w:tc>
         <w:tc>
           <w:tcPr>
-            <w:tcW w:type="dxa" w:w="1806"/>
+            <w:tcW w:type="dxa" w:w="1921"/>
             <w:vAlign w:val="center"/>
             <w:shd w:fill="F2F5F9"/>
             <w:tcMar>
-              <w:top w:w="80" w:type="dxa"/>
-              <w:bottom w:w="80" w:type="dxa"/>
-              <w:left w:w="100" w:type="dxa"/>
-              <w:right w:w="100" w:type="dxa"/>
+              <w:top w:w="70" w:type="dxa"/>
+              <w:bottom w:w="70" w:type="dxa"/>
+              <w:left w:w="90" w:type="dxa"/>
+              <w:right w:w="90" w:type="dxa"/>
             </w:tcMar>
           </w:tcPr>
           <w:p>
@@ -2790,14 +2790,14 @@
         </w:tc>
         <w:tc>
           <w:tcPr>
-            <w:tcW w:type="dxa" w:w="1806"/>
+            <w:tcW w:type="dxa" w:w="1921"/>
             <w:vAlign w:val="center"/>
             <w:shd w:fill="F2F5F9"/>
             <w:tcMar>
-              <w:top w:w="80" w:type="dxa"/>
-              <w:bottom w:w="80" w:type="dxa"/>
-              <w:left w:w="100" w:type="dxa"/>
-              <w:right w:w="100" w:type="dxa"/>
+              <w:top w:w="70" w:type="dxa"/>
+              <w:bottom w:w="70" w:type="dxa"/>
+              <w:left w:w="90" w:type="dxa"/>
+              <w:right w:w="90" w:type="dxa"/>
             </w:tcMar>
           </w:tcPr>
           <w:p>
@@ -2822,14 +2822,14 @@
         </w:trPr>
         <w:tc>
           <w:tcPr>
-            <w:tcW w:type="dxa" w:w="1806"/>
+            <w:tcW w:type="dxa" w:w="1921"/>
             <w:vAlign w:val="center"/>
             <w:shd w:fill="FFFFFF"/>
             <w:tcMar>
-              <w:top w:w="80" w:type="dxa"/>
-              <w:bottom w:w="80" w:type="dxa"/>
-              <w:left w:w="100" w:type="dxa"/>
-              <w:right w:w="100" w:type="dxa"/>
+              <w:top w:w="70" w:type="dxa"/>
+              <w:bottom w:w="70" w:type="dxa"/>
+              <w:left w:w="90" w:type="dxa"/>
+              <w:right w:w="90" w:type="dxa"/>
             </w:tcMar>
           </w:tcPr>
           <w:p>
@@ -2849,14 +2849,14 @@
         </w:tc>
         <w:tc>
           <w:tcPr>
-            <w:tcW w:type="dxa" w:w="1806"/>
+            <w:tcW w:type="dxa" w:w="1921"/>
             <w:vAlign w:val="center"/>
             <w:shd w:fill="FFFFFF"/>
             <w:tcMar>
-              <w:top w:w="80" w:type="dxa"/>
-              <w:bottom w:w="80" w:type="dxa"/>
-              <w:left w:w="100" w:type="dxa"/>
-              <w:right w:w="100" w:type="dxa"/>
+              <w:top w:w="70" w:type="dxa"/>
+              <w:bottom w:w="70" w:type="dxa"/>
+              <w:left w:w="90" w:type="dxa"/>
+              <w:right w:w="90" w:type="dxa"/>
             </w:tcMar>
           </w:tcPr>
           <w:p>
@@ -2876,14 +2876,14 @@
         </w:tc>
         <w:tc>
           <w:tcPr>
-            <w:tcW w:type="dxa" w:w="1806"/>
+            <w:tcW w:type="dxa" w:w="1921"/>
             <w:vAlign w:val="center"/>
             <w:shd w:fill="FFFFFF"/>
             <w:tcMar>
-              <w:top w:w="80" w:type="dxa"/>
-              <w:bottom w:w="80" w:type="dxa"/>
-              <w:left w:w="100" w:type="dxa"/>
-              <w:right w:w="100" w:type="dxa"/>
+              <w:top w:w="70" w:type="dxa"/>
+              <w:bottom w:w="70" w:type="dxa"/>
+              <w:left w:w="90" w:type="dxa"/>
+              <w:right w:w="90" w:type="dxa"/>
             </w:tcMar>
           </w:tcPr>
           <w:p>
@@ -2903,14 +2903,14 @@
         </w:tc>
         <w:tc>
           <w:tcPr>
-            <w:tcW w:type="dxa" w:w="1806"/>
+            <w:tcW w:type="dxa" w:w="1921"/>
             <w:vAlign w:val="center"/>
             <w:shd w:fill="FFFFFF"/>
             <w:tcMar>
-              <w:top w:w="80" w:type="dxa"/>
-              <w:bottom w:w="80" w:type="dxa"/>
-              <w:left w:w="100" w:type="dxa"/>
-              <w:right w:w="100" w:type="dxa"/>
+              <w:top w:w="70" w:type="dxa"/>
+              <w:bottom w:w="70" w:type="dxa"/>
+              <w:left w:w="90" w:type="dxa"/>
+              <w:right w:w="90" w:type="dxa"/>
             </w:tcMar>
           </w:tcPr>
           <w:p>
@@ -2930,14 +2930,14 @@
         </w:tc>
         <w:tc>
           <w:tcPr>
-            <w:tcW w:type="dxa" w:w="1806"/>
+            <w:tcW w:type="dxa" w:w="1921"/>
             <w:vAlign w:val="center"/>
             <w:shd w:fill="FFFFFF"/>
             <w:tcMar>
-              <w:top w:w="80" w:type="dxa"/>
-              <w:bottom w:w="80" w:type="dxa"/>
-              <w:left w:w="100" w:type="dxa"/>
-              <w:right w:w="100" w:type="dxa"/>
+              <w:top w:w="70" w:type="dxa"/>
+              <w:bottom w:w="70" w:type="dxa"/>
+              <w:left w:w="90" w:type="dxa"/>
+              <w:right w:w="90" w:type="dxa"/>
             </w:tcMar>
           </w:tcPr>
           <w:p>
@@ -2962,14 +2962,14 @@
         </w:trPr>
         <w:tc>
           <w:tcPr>
-            <w:tcW w:type="dxa" w:w="1806"/>
+            <w:tcW w:type="dxa" w:w="1921"/>
             <w:vAlign w:val="center"/>
             <w:shd w:fill="F2F5F9"/>
             <w:tcMar>
-              <w:top w:w="80" w:type="dxa"/>
-              <w:bottom w:w="80" w:type="dxa"/>
-              <w:left w:w="100" w:type="dxa"/>
-              <w:right w:w="100" w:type="dxa"/>
+              <w:top w:w="70" w:type="dxa"/>
+              <w:bottom w:w="70" w:type="dxa"/>
+              <w:left w:w="90" w:type="dxa"/>
+              <w:right w:w="90" w:type="dxa"/>
             </w:tcMar>
           </w:tcPr>
           <w:p>
@@ -2989,14 +2989,14 @@
         </w:tc>
         <w:tc>
           <w:tcPr>
-            <w:tcW w:type="dxa" w:w="1806"/>
+            <w:tcW w:type="dxa" w:w="1921"/>
             <w:vAlign w:val="center"/>
             <w:shd w:fill="F2F5F9"/>
             <w:tcMar>
-              <w:top w:w="80" w:type="dxa"/>
-              <w:bottom w:w="80" w:type="dxa"/>
-              <w:left w:w="100" w:type="dxa"/>
-              <w:right w:w="100" w:type="dxa"/>
+              <w:top w:w="70" w:type="dxa"/>
+              <w:bottom w:w="70" w:type="dxa"/>
+              <w:left w:w="90" w:type="dxa"/>
+              <w:right w:w="90" w:type="dxa"/>
             </w:tcMar>
           </w:tcPr>
           <w:p>
@@ -3016,14 +3016,14 @@
         </w:tc>
         <w:tc>
           <w:tcPr>
-            <w:tcW w:type="dxa" w:w="1806"/>
+            <w:tcW w:type="dxa" w:w="1921"/>
             <w:vAlign w:val="center"/>
             <w:shd w:fill="F2F5F9"/>
             <w:tcMar>
-              <w:top w:w="80" w:type="dxa"/>
-              <w:bottom w:w="80" w:type="dxa"/>
-              <w:left w:w="100" w:type="dxa"/>
-              <w:right w:w="100" w:type="dxa"/>
+              <w:top w:w="70" w:type="dxa"/>
+              <w:bottom w:w="70" w:type="dxa"/>
+              <w:left w:w="90" w:type="dxa"/>
+              <w:right w:w="90" w:type="dxa"/>
             </w:tcMar>
           </w:tcPr>
           <w:p>
@@ -3043,14 +3043,14 @@
         </w:tc>
         <w:tc>
           <w:tcPr>
-            <w:tcW w:type="dxa" w:w="1806"/>
+            <w:tcW w:type="dxa" w:w="1921"/>
             <w:vAlign w:val="center"/>
             <w:shd w:fill="F2F5F9"/>
             <w:tcMar>
-              <w:top w:w="80" w:type="dxa"/>
-              <w:bottom w:w="80" w:type="dxa"/>
-              <w:left w:w="100" w:type="dxa"/>
-              <w:right w:w="100" w:type="dxa"/>
+              <w:top w:w="70" w:type="dxa"/>
+              <w:bottom w:w="70" w:type="dxa"/>
+              <w:left w:w="90" w:type="dxa"/>
+              <w:right w:w="90" w:type="dxa"/>
             </w:tcMar>
           </w:tcPr>
           <w:p>
@@ -3070,14 +3070,14 @@
         </w:tc>
         <w:tc>
           <w:tcPr>
-            <w:tcW w:type="dxa" w:w="1806"/>
+            <w:tcW w:type="dxa" w:w="1921"/>
             <w:vAlign w:val="center"/>
             <w:shd w:fill="F2F5F9"/>
             <w:tcMar>
-              <w:top w:w="80" w:type="dxa"/>
-              <w:bottom w:w="80" w:type="dxa"/>
-              <w:left w:w="100" w:type="dxa"/>
-              <w:right w:w="100" w:type="dxa"/>
+              <w:top w:w="70" w:type="dxa"/>
+              <w:bottom w:w="70" w:type="dxa"/>
+              <w:left w:w="90" w:type="dxa"/>
+              <w:right w:w="90" w:type="dxa"/>
             </w:tcMar>
           </w:tcPr>
           <w:p>
@@ -3102,14 +3102,14 @@
         </w:trPr>
         <w:tc>
           <w:tcPr>
-            <w:tcW w:type="dxa" w:w="1806"/>
+            <w:tcW w:type="dxa" w:w="1921"/>
             <w:vAlign w:val="center"/>
             <w:shd w:fill="FFFFFF"/>
             <w:tcMar>
-              <w:top w:w="80" w:type="dxa"/>
-              <w:bottom w:w="80" w:type="dxa"/>
-              <w:left w:w="100" w:type="dxa"/>
-              <w:right w:w="100" w:type="dxa"/>
+              <w:top w:w="70" w:type="dxa"/>
+              <w:bottom w:w="70" w:type="dxa"/>
+              <w:left w:w="90" w:type="dxa"/>
+              <w:right w:w="90" w:type="dxa"/>
             </w:tcMar>
           </w:tcPr>
           <w:p>
@@ -3129,14 +3129,14 @@
         </w:tc>
         <w:tc>
           <w:tcPr>
-            <w:tcW w:type="dxa" w:w="1806"/>
+            <w:tcW w:type="dxa" w:w="1921"/>
             <w:vAlign w:val="center"/>
             <w:shd w:fill="FFFFFF"/>
             <w:tcMar>
-              <w:top w:w="80" w:type="dxa"/>
-              <w:bottom w:w="80" w:type="dxa"/>
-              <w:left w:w="100" w:type="dxa"/>
-              <w:right w:w="100" w:type="dxa"/>
+              <w:top w:w="70" w:type="dxa"/>
+              <w:bottom w:w="70" w:type="dxa"/>
+              <w:left w:w="90" w:type="dxa"/>
+              <w:right w:w="90" w:type="dxa"/>
             </w:tcMar>
           </w:tcPr>
           <w:p>
@@ -3156,14 +3156,14 @@
         </w:tc>
         <w:tc>
           <w:tcPr>
-            <w:tcW w:type="dxa" w:w="1806"/>
+            <w:tcW w:type="dxa" w:w="1921"/>
             <w:vAlign w:val="center"/>
             <w:shd w:fill="FFFFFF"/>
             <w:tcMar>
-              <w:top w:w="80" w:type="dxa"/>
-              <w:bottom w:w="80" w:type="dxa"/>
-              <w:left w:w="100" w:type="dxa"/>
-              <w:right w:w="100" w:type="dxa"/>
+              <w:top w:w="70" w:type="dxa"/>
+              <w:bottom w:w="70" w:type="dxa"/>
+              <w:left w:w="90" w:type="dxa"/>
+              <w:right w:w="90" w:type="dxa"/>
             </w:tcMar>
           </w:tcPr>
           <w:p>
@@ -3183,14 +3183,14 @@
         </w:tc>
         <w:tc>
           <w:tcPr>
-            <w:tcW w:type="dxa" w:w="1806"/>
+            <w:tcW w:type="dxa" w:w="1921"/>
             <w:vAlign w:val="center"/>
             <w:shd w:fill="FFFFFF"/>
             <w:tcMar>
-              <w:top w:w="80" w:type="dxa"/>
-              <w:bottom w:w="80" w:type="dxa"/>
-              <w:left w:w="100" w:type="dxa"/>
-              <w:right w:w="100" w:type="dxa"/>
+              <w:top w:w="70" w:type="dxa"/>
+              <w:bottom w:w="70" w:type="dxa"/>
+              <w:left w:w="90" w:type="dxa"/>
+              <w:right w:w="90" w:type="dxa"/>
             </w:tcMar>
           </w:tcPr>
           <w:p>
@@ -3210,14 +3210,14 @@
         </w:tc>
         <w:tc>
           <w:tcPr>
-            <w:tcW w:type="dxa" w:w="1806"/>
+            <w:tcW w:type="dxa" w:w="1921"/>
             <w:vAlign w:val="center"/>
             <w:shd w:fill="FFFFFF"/>
             <w:tcMar>
-              <w:top w:w="80" w:type="dxa"/>
-              <w:bottom w:w="80" w:type="dxa"/>
-              <w:left w:w="100" w:type="dxa"/>
-              <w:right w:w="100" w:type="dxa"/>
+              <w:top w:w="70" w:type="dxa"/>
+              <w:bottom w:w="70" w:type="dxa"/>
+              <w:left w:w="90" w:type="dxa"/>
+              <w:right w:w="90" w:type="dxa"/>
             </w:tcMar>
           </w:tcPr>
           <w:p>
@@ -3242,14 +3242,14 @@
         </w:trPr>
         <w:tc>
           <w:tcPr>
-            <w:tcW w:type="dxa" w:w="1806"/>
+            <w:tcW w:type="dxa" w:w="1921"/>
             <w:vAlign w:val="center"/>
             <w:shd w:fill="F2F5F9"/>
             <w:tcMar>
-              <w:top w:w="80" w:type="dxa"/>
-              <w:bottom w:w="80" w:type="dxa"/>
-              <w:left w:w="100" w:type="dxa"/>
-              <w:right w:w="100" w:type="dxa"/>
+              <w:top w:w="70" w:type="dxa"/>
+              <w:bottom w:w="70" w:type="dxa"/>
+              <w:left w:w="90" w:type="dxa"/>
+              <w:right w:w="90" w:type="dxa"/>
             </w:tcMar>
           </w:tcPr>
           <w:p>
@@ -3269,14 +3269,14 @@
         </w:tc>
         <w:tc>
           <w:tcPr>
-            <w:tcW w:type="dxa" w:w="1806"/>
+            <w:tcW w:type="dxa" w:w="1921"/>
             <w:vAlign w:val="center"/>
             <w:shd w:fill="F2F5F9"/>
             <w:tcMar>
-              <w:top w:w="80" w:type="dxa"/>
-              <w:bottom w:w="80" w:type="dxa"/>
-              <w:left w:w="100" w:type="dxa"/>
-              <w:right w:w="100" w:type="dxa"/>
+              <w:top w:w="70" w:type="dxa"/>
+              <w:bottom w:w="70" w:type="dxa"/>
+              <w:left w:w="90" w:type="dxa"/>
+              <w:right w:w="90" w:type="dxa"/>
             </w:tcMar>
           </w:tcPr>
           <w:p>
@@ -3296,14 +3296,14 @@
         </w:tc>
         <w:tc>
           <w:tcPr>
-            <w:tcW w:type="dxa" w:w="1806"/>
+            <w:tcW w:type="dxa" w:w="1921"/>
             <w:vAlign w:val="center"/>
             <w:shd w:fill="F2F5F9"/>
             <w:tcMar>
-              <w:top w:w="80" w:type="dxa"/>
-              <w:bottom w:w="80" w:type="dxa"/>
-              <w:left w:w="100" w:type="dxa"/>
-              <w:right w:w="100" w:type="dxa"/>
+              <w:top w:w="70" w:type="dxa"/>
+              <w:bottom w:w="70" w:type="dxa"/>
+              <w:left w:w="90" w:type="dxa"/>
+              <w:right w:w="90" w:type="dxa"/>
             </w:tcMar>
           </w:tcPr>
           <w:p>
@@ -3323,14 +3323,14 @@
         </w:tc>
         <w:tc>
           <w:tcPr>
-            <w:tcW w:type="dxa" w:w="1806"/>
+            <w:tcW w:type="dxa" w:w="1921"/>
             <w:vAlign w:val="center"/>
             <w:shd w:fill="F2F5F9"/>
             <w:tcMar>
-              <w:top w:w="80" w:type="dxa"/>
-              <w:bottom w:w="80" w:type="dxa"/>
-              <w:left w:w="100" w:type="dxa"/>
-              <w:right w:w="100" w:type="dxa"/>
+              <w:top w:w="70" w:type="dxa"/>
+              <w:bottom w:w="70" w:type="dxa"/>
+              <w:left w:w="90" w:type="dxa"/>
+              <w:right w:w="90" w:type="dxa"/>
             </w:tcMar>
           </w:tcPr>
           <w:p>
@@ -3350,14 +3350,14 @@
         </w:tc>
         <w:tc>
           <w:tcPr>
-            <w:tcW w:type="dxa" w:w="1806"/>
+            <w:tcW w:type="dxa" w:w="1921"/>
             <w:vAlign w:val="center"/>
             <w:shd w:fill="F2F5F9"/>
             <w:tcMar>
-              <w:top w:w="80" w:type="dxa"/>
-              <w:bottom w:w="80" w:type="dxa"/>
-              <w:left w:w="100" w:type="dxa"/>
-              <w:right w:w="100" w:type="dxa"/>
+              <w:top w:w="70" w:type="dxa"/>
+              <w:bottom w:w="70" w:type="dxa"/>
+              <w:left w:w="90" w:type="dxa"/>
+              <w:right w:w="90" w:type="dxa"/>
             </w:tcMar>
           </w:tcPr>
           <w:p>
@@ -3391,14 +3391,14 @@
         </w:trPr>
         <w:tc>
           <w:tcPr>
-            <w:tcW w:type="dxa" w:w="1806"/>
+            <w:tcW w:type="dxa" w:w="1921"/>
             <w:vAlign w:val="center"/>
             <w:shd w:fill="FFFFFF"/>
             <w:tcMar>
-              <w:top w:w="80" w:type="dxa"/>
-              <w:bottom w:w="80" w:type="dxa"/>
-              <w:left w:w="100" w:type="dxa"/>
-              <w:right w:w="100" w:type="dxa"/>
+              <w:top w:w="70" w:type="dxa"/>
+              <w:bottom w:w="70" w:type="dxa"/>
+              <w:left w:w="90" w:type="dxa"/>
+              <w:right w:w="90" w:type="dxa"/>
             </w:tcMar>
           </w:tcPr>
           <w:p>
@@ -3418,14 +3418,14 @@
         </w:tc>
         <w:tc>
           <w:tcPr>
-            <w:tcW w:type="dxa" w:w="1806"/>
+            <w:tcW w:type="dxa" w:w="1921"/>
             <w:vAlign w:val="center"/>
             <w:shd w:fill="FFFFFF"/>
             <w:tcMar>
-              <w:top w:w="80" w:type="dxa"/>
-              <w:bottom w:w="80" w:type="dxa"/>
-              <w:left w:w="100" w:type="dxa"/>
-              <w:right w:w="100" w:type="dxa"/>
+              <w:top w:w="70" w:type="dxa"/>
+              <w:bottom w:w="70" w:type="dxa"/>
+              <w:left w:w="90" w:type="dxa"/>
+              <w:right w:w="90" w:type="dxa"/>
             </w:tcMar>
           </w:tcPr>
           <w:p>
@@ -3445,14 +3445,14 @@
         </w:tc>
         <w:tc>
           <w:tcPr>
-            <w:tcW w:type="dxa" w:w="1806"/>
+            <w:tcW w:type="dxa" w:w="1921"/>
             <w:vAlign w:val="center"/>
             <w:shd w:fill="FFFFFF"/>
             <w:tcMar>
-              <w:top w:w="80" w:type="dxa"/>
-              <w:bottom w:w="80" w:type="dxa"/>
-              <w:left w:w="100" w:type="dxa"/>
-              <w:right w:w="100" w:type="dxa"/>
+              <w:top w:w="70" w:type="dxa"/>
+              <w:bottom w:w="70" w:type="dxa"/>
+              <w:left w:w="90" w:type="dxa"/>
+              <w:right w:w="90" w:type="dxa"/>
             </w:tcMar>
           </w:tcPr>
           <w:p>
@@ -3472,14 +3472,14 @@
         </w:tc>
         <w:tc>
           <w:tcPr>
-            <w:tcW w:type="dxa" w:w="1806"/>
+            <w:tcW w:type="dxa" w:w="1921"/>
             <w:vAlign w:val="center"/>
             <w:shd w:fill="FFFFFF"/>
             <w:tcMar>
-              <w:top w:w="80" w:type="dxa"/>
-              <w:bottom w:w="80" w:type="dxa"/>
-              <w:left w:w="100" w:type="dxa"/>
-              <w:right w:w="100" w:type="dxa"/>
+              <w:top w:w="70" w:type="dxa"/>
+              <w:bottom w:w="70" w:type="dxa"/>
+              <w:left w:w="90" w:type="dxa"/>
+              <w:right w:w="90" w:type="dxa"/>
             </w:tcMar>
           </w:tcPr>
           <w:p>
@@ -3499,14 +3499,14 @@
         </w:tc>
         <w:tc>
           <w:tcPr>
-            <w:tcW w:type="dxa" w:w="1806"/>
+            <w:tcW w:type="dxa" w:w="1921"/>
             <w:vAlign w:val="center"/>
             <w:shd w:fill="FFFFFF"/>
             <w:tcMar>
-              <w:top w:w="80" w:type="dxa"/>
-              <w:bottom w:w="80" w:type="dxa"/>
-              <w:left w:w="100" w:type="dxa"/>
-              <w:right w:w="100" w:type="dxa"/>
+              <w:top w:w="70" w:type="dxa"/>
+              <w:bottom w:w="70" w:type="dxa"/>
+              <w:left w:w="90" w:type="dxa"/>
+              <w:right w:w="90" w:type="dxa"/>
             </w:tcMar>
           </w:tcPr>
           <w:p>
@@ -3531,14 +3531,14 @@
         </w:trPr>
         <w:tc>
           <w:tcPr>
-            <w:tcW w:type="dxa" w:w="1806"/>
+            <w:tcW w:type="dxa" w:w="1921"/>
             <w:vAlign w:val="center"/>
             <w:shd w:fill="F2F5F9"/>
             <w:tcMar>
-              <w:top w:w="80" w:type="dxa"/>
-              <w:bottom w:w="80" w:type="dxa"/>
-              <w:left w:w="100" w:type="dxa"/>
-              <w:right w:w="100" w:type="dxa"/>
+              <w:top w:w="70" w:type="dxa"/>
+              <w:bottom w:w="70" w:type="dxa"/>
+              <w:left w:w="90" w:type="dxa"/>
+              <w:right w:w="90" w:type="dxa"/>
             </w:tcMar>
           </w:tcPr>
           <w:p>
@@ -3558,14 +3558,14 @@
         </w:tc>
         <w:tc>
           <w:tcPr>
-            <w:tcW w:type="dxa" w:w="1806"/>
+            <w:tcW w:type="dxa" w:w="1921"/>
             <w:vAlign w:val="center"/>
             <w:shd w:fill="F2F5F9"/>
             <w:tcMar>
-              <w:top w:w="80" w:type="dxa"/>
-              <w:bottom w:w="80" w:type="dxa"/>
-              <w:left w:w="100" w:type="dxa"/>
-              <w:right w:w="100" w:type="dxa"/>
+              <w:top w:w="70" w:type="dxa"/>
+              <w:bottom w:w="70" w:type="dxa"/>
+              <w:left w:w="90" w:type="dxa"/>
+              <w:right w:w="90" w:type="dxa"/>
             </w:tcMar>
           </w:tcPr>
           <w:p>
@@ -3585,14 +3585,14 @@
         </w:tc>
         <w:tc>
           <w:tcPr>
-            <w:tcW w:type="dxa" w:w="1806"/>
+            <w:tcW w:type="dxa" w:w="1921"/>
             <w:vAlign w:val="center"/>
             <w:shd w:fill="F2F5F9"/>
             <w:tcMar>
-              <w:top w:w="80" w:type="dxa"/>
-              <w:bottom w:w="80" w:type="dxa"/>
-              <w:left w:w="100" w:type="dxa"/>
-              <w:right w:w="100" w:type="dxa"/>
+              <w:top w:w="70" w:type="dxa"/>
+              <w:bottom w:w="70" w:type="dxa"/>
+              <w:left w:w="90" w:type="dxa"/>
+              <w:right w:w="90" w:type="dxa"/>
             </w:tcMar>
           </w:tcPr>
           <w:p>
@@ -3612,14 +3612,14 @@
         </w:tc>
         <w:tc>
           <w:tcPr>
-            <w:tcW w:type="dxa" w:w="1806"/>
+            <w:tcW w:type="dxa" w:w="1921"/>
             <w:vAlign w:val="center"/>
             <w:shd w:fill="F2F5F9"/>
             <w:tcMar>
-              <w:top w:w="80" w:type="dxa"/>
-              <w:bottom w:w="80" w:type="dxa"/>
-              <w:left w:w="100" w:type="dxa"/>
-              <w:right w:w="100" w:type="dxa"/>
+              <w:top w:w="70" w:type="dxa"/>
+              <w:bottom w:w="70" w:type="dxa"/>
+              <w:left w:w="90" w:type="dxa"/>
+              <w:right w:w="90" w:type="dxa"/>
             </w:tcMar>
           </w:tcPr>
           <w:p>
@@ -3639,14 +3639,14 @@
         </w:tc>
         <w:tc>
           <w:tcPr>
-            <w:tcW w:type="dxa" w:w="1806"/>
+            <w:tcW w:type="dxa" w:w="1921"/>
             <w:vAlign w:val="center"/>
             <w:shd w:fill="F2F5F9"/>
             <w:tcMar>
-              <w:top w:w="80" w:type="dxa"/>
-              <w:bottom w:w="80" w:type="dxa"/>
-              <w:left w:w="100" w:type="dxa"/>
-              <w:right w:w="100" w:type="dxa"/>
+              <w:top w:w="70" w:type="dxa"/>
+              <w:bottom w:w="70" w:type="dxa"/>
+              <w:left w:w="90" w:type="dxa"/>
+              <w:right w:w="90" w:type="dxa"/>
             </w:tcMar>
           </w:tcPr>
           <w:p>
@@ -3680,14 +3680,14 @@
         </w:trPr>
         <w:tc>
           <w:tcPr>
-            <w:tcW w:type="dxa" w:w="1806"/>
+            <w:tcW w:type="dxa" w:w="1921"/>
             <w:vAlign w:val="center"/>
             <w:shd w:fill="FFFFFF"/>
             <w:tcMar>
-              <w:top w:w="80" w:type="dxa"/>
-              <w:bottom w:w="80" w:type="dxa"/>
-              <w:left w:w="100" w:type="dxa"/>
-              <w:right w:w="100" w:type="dxa"/>
+              <w:top w:w="70" w:type="dxa"/>
+              <w:bottom w:w="70" w:type="dxa"/>
+              <w:left w:w="90" w:type="dxa"/>
+              <w:right w:w="90" w:type="dxa"/>
             </w:tcMar>
           </w:tcPr>
           <w:p>
@@ -3707,14 +3707,14 @@
         </w:tc>
         <w:tc>
           <w:tcPr>
-            <w:tcW w:type="dxa" w:w="1806"/>
+            <w:tcW w:type="dxa" w:w="1921"/>
             <w:vAlign w:val="center"/>
             <w:shd w:fill="FFFFFF"/>
             <w:tcMar>
-              <w:top w:w="80" w:type="dxa"/>
-              <w:bottom w:w="80" w:type="dxa"/>
-              <w:left w:w="100" w:type="dxa"/>
-              <w:right w:w="100" w:type="dxa"/>
+              <w:top w:w="70" w:type="dxa"/>
+              <w:bottom w:w="70" w:type="dxa"/>
+              <w:left w:w="90" w:type="dxa"/>
+              <w:right w:w="90" w:type="dxa"/>
             </w:tcMar>
           </w:tcPr>
           <w:p>
@@ -3734,14 +3734,14 @@
         </w:tc>
         <w:tc>
           <w:tcPr>
-            <w:tcW w:type="dxa" w:w="1806"/>
+            <w:tcW w:type="dxa" w:w="1921"/>
             <w:vAlign w:val="center"/>
             <w:shd w:fill="FFFFFF"/>
             <w:tcMar>
-              <w:top w:w="80" w:type="dxa"/>
-              <w:bottom w:w="80" w:type="dxa"/>
-              <w:left w:w="100" w:type="dxa"/>
-              <w:right w:w="100" w:type="dxa"/>
+              <w:top w:w="70" w:type="dxa"/>
+              <w:bottom w:w="70" w:type="dxa"/>
+              <w:left w:w="90" w:type="dxa"/>
+              <w:right w:w="90" w:type="dxa"/>
             </w:tcMar>
           </w:tcPr>
           <w:p>
@@ -3761,14 +3761,14 @@
         </w:tc>
         <w:tc>
           <w:tcPr>
-            <w:tcW w:type="dxa" w:w="1806"/>
+            <w:tcW w:type="dxa" w:w="1921"/>
             <w:vAlign w:val="center"/>
             <w:shd w:fill="FFFFFF"/>
             <w:tcMar>
-              <w:top w:w="80" w:type="dxa"/>
-              <w:bottom w:w="80" w:type="dxa"/>
-              <w:left w:w="100" w:type="dxa"/>
-              <w:right w:w="100" w:type="dxa"/>
+              <w:top w:w="70" w:type="dxa"/>
+              <w:bottom w:w="70" w:type="dxa"/>
+              <w:left w:w="90" w:type="dxa"/>
+              <w:right w:w="90" w:type="dxa"/>
             </w:tcMar>
           </w:tcPr>
           <w:p>
@@ -3788,14 +3788,14 @@
         </w:tc>
         <w:tc>
           <w:tcPr>
-            <w:tcW w:type="dxa" w:w="1806"/>
+            <w:tcW w:type="dxa" w:w="1921"/>
             <w:vAlign w:val="center"/>
             <w:shd w:fill="FFFFFF"/>
             <w:tcMar>
-              <w:top w:w="80" w:type="dxa"/>
-              <w:bottom w:w="80" w:type="dxa"/>
-              <w:left w:w="100" w:type="dxa"/>
-              <w:right w:w="100" w:type="dxa"/>
+              <w:top w:w="70" w:type="dxa"/>
+              <w:bottom w:w="70" w:type="dxa"/>
+              <w:left w:w="90" w:type="dxa"/>
+              <w:right w:w="90" w:type="dxa"/>
             </w:tcMar>
           </w:tcPr>
           <w:p>
@@ -3820,14 +3820,14 @@
         </w:trPr>
         <w:tc>
           <w:tcPr>
-            <w:tcW w:type="dxa" w:w="1806"/>
+            <w:tcW w:type="dxa" w:w="1921"/>
             <w:vAlign w:val="center"/>
             <w:shd w:fill="F2F5F9"/>
             <w:tcMar>
-              <w:top w:w="80" w:type="dxa"/>
-              <w:bottom w:w="80" w:type="dxa"/>
-              <w:left w:w="100" w:type="dxa"/>
-              <w:right w:w="100" w:type="dxa"/>
+              <w:top w:w="70" w:type="dxa"/>
+              <w:bottom w:w="70" w:type="dxa"/>
+              <w:left w:w="90" w:type="dxa"/>
+              <w:right w:w="90" w:type="dxa"/>
             </w:tcMar>
           </w:tcPr>
           <w:p>
@@ -3847,14 +3847,14 @@
         </w:tc>
         <w:tc>
           <w:tcPr>
-            <w:tcW w:type="dxa" w:w="1806"/>
+            <w:tcW w:type="dxa" w:w="1921"/>
             <w:vAlign w:val="center"/>
             <w:shd w:fill="F2F5F9"/>
             <w:tcMar>
-              <w:top w:w="80" w:type="dxa"/>
-              <w:bottom w:w="80" w:type="dxa"/>
-              <w:left w:w="100" w:type="dxa"/>
-              <w:right w:w="100" w:type="dxa"/>
+              <w:top w:w="70" w:type="dxa"/>
+              <w:bottom w:w="70" w:type="dxa"/>
+              <w:left w:w="90" w:type="dxa"/>
+              <w:right w:w="90" w:type="dxa"/>
             </w:tcMar>
           </w:tcPr>
           <w:p>
@@ -3874,14 +3874,14 @@
         </w:tc>
         <w:tc>
           <w:tcPr>
-            <w:tcW w:type="dxa" w:w="1806"/>
+            <w:tcW w:type="dxa" w:w="1921"/>
             <w:vAlign w:val="center"/>
             <w:shd w:fill="F2F5F9"/>
             <w:tcMar>
-              <w:top w:w="80" w:type="dxa"/>
-              <w:bottom w:w="80" w:type="dxa"/>
-              <w:left w:w="100" w:type="dxa"/>
-              <w:right w:w="100" w:type="dxa"/>
+              <w:top w:w="70" w:type="dxa"/>
+              <w:bottom w:w="70" w:type="dxa"/>
+              <w:left w:w="90" w:type="dxa"/>
+              <w:right w:w="90" w:type="dxa"/>
             </w:tcMar>
           </w:tcPr>
           <w:p>
@@ -3901,14 +3901,14 @@
         </w:tc>
         <w:tc>
           <w:tcPr>
-            <w:tcW w:type="dxa" w:w="1806"/>
+            <w:tcW w:type="dxa" w:w="1921"/>
             <w:vAlign w:val="center"/>
             <w:shd w:fill="F2F5F9"/>
             <w:tcMar>
-              <w:top w:w="80" w:type="dxa"/>
-              <w:bottom w:w="80" w:type="dxa"/>
-              <w:left w:w="100" w:type="dxa"/>
-              <w:right w:w="100" w:type="dxa"/>
+              <w:top w:w="70" w:type="dxa"/>
+              <w:bottom w:w="70" w:type="dxa"/>
+              <w:left w:w="90" w:type="dxa"/>
+              <w:right w:w="90" w:type="dxa"/>
             </w:tcMar>
           </w:tcPr>
           <w:p>
@@ -3928,14 +3928,14 @@
         </w:tc>
         <w:tc>
           <w:tcPr>
-            <w:tcW w:type="dxa" w:w="1806"/>
+            <w:tcW w:type="dxa" w:w="1921"/>
             <w:vAlign w:val="center"/>
             <w:shd w:fill="F2F5F9"/>
             <w:tcMar>
-              <w:top w:w="80" w:type="dxa"/>
-              <w:bottom w:w="80" w:type="dxa"/>
-              <w:left w:w="100" w:type="dxa"/>
-              <w:right w:w="100" w:type="dxa"/>
+              <w:top w:w="70" w:type="dxa"/>
+              <w:bottom w:w="70" w:type="dxa"/>
+              <w:left w:w="90" w:type="dxa"/>
+              <w:right w:w="90" w:type="dxa"/>
             </w:tcMar>
           </w:tcPr>
           <w:p>
@@ -3960,14 +3960,14 @@
         </w:trPr>
         <w:tc>
           <w:tcPr>
-            <w:tcW w:type="dxa" w:w="1806"/>
+            <w:tcW w:type="dxa" w:w="1921"/>
             <w:vAlign w:val="center"/>
             <w:shd w:fill="FFFFFF"/>
             <w:tcMar>
-              <w:top w:w="80" w:type="dxa"/>
-              <w:bottom w:w="80" w:type="dxa"/>
-              <w:left w:w="100" w:type="dxa"/>
-              <w:right w:w="100" w:type="dxa"/>
+              <w:top w:w="70" w:type="dxa"/>
+              <w:bottom w:w="70" w:type="dxa"/>
+              <w:left w:w="90" w:type="dxa"/>
+              <w:right w:w="90" w:type="dxa"/>
             </w:tcMar>
           </w:tcPr>
           <w:p>
@@ -3987,14 +3987,14 @@
         </w:tc>
         <w:tc>
           <w:tcPr>
-            <w:tcW w:type="dxa" w:w="1806"/>
+            <w:tcW w:type="dxa" w:w="1921"/>
             <w:vAlign w:val="center"/>
             <w:shd w:fill="FFFFFF"/>
             <w:tcMar>
-              <w:top w:w="80" w:type="dxa"/>
-              <w:bottom w:w="80" w:type="dxa"/>
-              <w:left w:w="100" w:type="dxa"/>
-              <w:right w:w="100" w:type="dxa"/>
+              <w:top w:w="70" w:type="dxa"/>
+              <w:bottom w:w="70" w:type="dxa"/>
+              <w:left w:w="90" w:type="dxa"/>
+              <w:right w:w="90" w:type="dxa"/>
             </w:tcMar>
           </w:tcPr>
           <w:p>
@@ -4014,14 +4014,14 @@
         </w:tc>
         <w:tc>
           <w:tcPr>
-            <w:tcW w:type="dxa" w:w="1806"/>
+            <w:tcW w:type="dxa" w:w="1921"/>
             <w:vAlign w:val="center"/>
             <w:shd w:fill="FFFFFF"/>
             <w:tcMar>
-              <w:top w:w="80" w:type="dxa"/>
-              <w:bottom w:w="80" w:type="dxa"/>
-              <w:left w:w="100" w:type="dxa"/>
-              <w:right w:w="100" w:type="dxa"/>
+              <w:top w:w="70" w:type="dxa"/>
+              <w:bottom w:w="70" w:type="dxa"/>
+              <w:left w:w="90" w:type="dxa"/>
+              <w:right w:w="90" w:type="dxa"/>
             </w:tcMar>
           </w:tcPr>
           <w:p>
@@ -4041,14 +4041,14 @@
         </w:tc>
         <w:tc>
           <w:tcPr>
-            <w:tcW w:type="dxa" w:w="1806"/>
+            <w:tcW w:type="dxa" w:w="1921"/>
             <w:vAlign w:val="center"/>
             <w:shd w:fill="FFFFFF"/>
             <w:tcMar>
-              <w:top w:w="80" w:type="dxa"/>
-              <w:bottom w:w="80" w:type="dxa"/>
-              <w:left w:w="100" w:type="dxa"/>
-              <w:right w:w="100" w:type="dxa"/>
+              <w:top w:w="70" w:type="dxa"/>
+              <w:bottom w:w="70" w:type="dxa"/>
+              <w:left w:w="90" w:type="dxa"/>
+              <w:right w:w="90" w:type="dxa"/>
             </w:tcMar>
           </w:tcPr>
           <w:p>
@@ -4068,14 +4068,14 @@
         </w:tc>
         <w:tc>
           <w:tcPr>
-            <w:tcW w:type="dxa" w:w="1806"/>
+            <w:tcW w:type="dxa" w:w="1921"/>
             <w:vAlign w:val="center"/>
             <w:shd w:fill="FFFFFF"/>
             <w:tcMar>
-              <w:top w:w="80" w:type="dxa"/>
-              <w:bottom w:w="80" w:type="dxa"/>
-              <w:left w:w="100" w:type="dxa"/>
-              <w:right w:w="100" w:type="dxa"/>
+              <w:top w:w="70" w:type="dxa"/>
+              <w:bottom w:w="70" w:type="dxa"/>
+              <w:left w:w="90" w:type="dxa"/>
+              <w:right w:w="90" w:type="dxa"/>
             </w:tcMar>
           </w:tcPr>
           <w:p>
@@ -4100,14 +4100,14 @@
         </w:trPr>
         <w:tc>
           <w:tcPr>
-            <w:tcW w:type="dxa" w:w="1806"/>
+            <w:tcW w:type="dxa" w:w="1921"/>
             <w:vAlign w:val="center"/>
             <w:shd w:fill="F2F5F9"/>
             <w:tcMar>
-              <w:top w:w="80" w:type="dxa"/>
-              <w:bottom w:w="80" w:type="dxa"/>
-              <w:left w:w="100" w:type="dxa"/>
-              <w:right w:w="100" w:type="dxa"/>
+              <w:top w:w="70" w:type="dxa"/>
+              <w:bottom w:w="70" w:type="dxa"/>
+              <w:left w:w="90" w:type="dxa"/>
+              <w:right w:w="90" w:type="dxa"/>
             </w:tcMar>
           </w:tcPr>
           <w:p>
@@ -4127,14 +4127,14 @@
         </w:tc>
         <w:tc>
           <w:tcPr>
-            <w:tcW w:type="dxa" w:w="1806"/>
+            <w:tcW w:type="dxa" w:w="1921"/>
             <w:vAlign w:val="center"/>
             <w:shd w:fill="F2F5F9"/>
             <w:tcMar>
-              <w:top w:w="80" w:type="dxa"/>
-              <w:bottom w:w="80" w:type="dxa"/>
-              <w:left w:w="100" w:type="dxa"/>
-              <w:right w:w="100" w:type="dxa"/>
+              <w:top w:w="70" w:type="dxa"/>
+              <w:bottom w:w="70" w:type="dxa"/>
+              <w:left w:w="90" w:type="dxa"/>
+              <w:right w:w="90" w:type="dxa"/>
             </w:tcMar>
           </w:tcPr>
           <w:p>
@@ -4154,14 +4154,14 @@
         </w:tc>
         <w:tc>
           <w:tcPr>
-            <w:tcW w:type="dxa" w:w="1806"/>
+            <w:tcW w:type="dxa" w:w="1921"/>
             <w:vAlign w:val="center"/>
             <w:shd w:fill="F2F5F9"/>
             <w:tcMar>
-              <w:top w:w="80" w:type="dxa"/>
-              <w:bottom w:w="80" w:type="dxa"/>
-              <w:left w:w="100" w:type="dxa"/>
-              <w:right w:w="100" w:type="dxa"/>
+              <w:top w:w="70" w:type="dxa"/>
+              <w:bottom w:w="70" w:type="dxa"/>
+              <w:left w:w="90" w:type="dxa"/>
+              <w:right w:w="90" w:type="dxa"/>
             </w:tcMar>
           </w:tcPr>
           <w:p>
@@ -4181,14 +4181,14 @@
         </w:tc>
         <w:tc>
           <w:tcPr>
-            <w:tcW w:type="dxa" w:w="1806"/>
+            <w:tcW w:type="dxa" w:w="1921"/>
             <w:vAlign w:val="center"/>
             <w:shd w:fill="F2F5F9"/>
             <w:tcMar>
-              <w:top w:w="80" w:type="dxa"/>
-              <w:bottom w:w="80" w:type="dxa"/>
-              <w:left w:w="100" w:type="dxa"/>
-              <w:right w:w="100" w:type="dxa"/>
+              <w:top w:w="70" w:type="dxa"/>
+              <w:bottom w:w="70" w:type="dxa"/>
+              <w:left w:w="90" w:type="dxa"/>
+              <w:right w:w="90" w:type="dxa"/>
             </w:tcMar>
           </w:tcPr>
           <w:p>
@@ -4208,14 +4208,14 @@
         </w:tc>
         <w:tc>
           <w:tcPr>
-            <w:tcW w:type="dxa" w:w="1806"/>
+            <w:tcW w:type="dxa" w:w="1921"/>
             <w:vAlign w:val="center"/>
             <w:shd w:fill="F2F5F9"/>
             <w:tcMar>
-              <w:top w:w="80" w:type="dxa"/>
-              <w:bottom w:w="80" w:type="dxa"/>
-              <w:left w:w="100" w:type="dxa"/>
-              <w:right w:w="100" w:type="dxa"/>
+              <w:top w:w="70" w:type="dxa"/>
+              <w:bottom w:w="70" w:type="dxa"/>
+              <w:left w:w="90" w:type="dxa"/>
+              <w:right w:w="90" w:type="dxa"/>
             </w:tcMar>
           </w:tcPr>
           <w:p>
@@ -4240,14 +4240,14 @@
         </w:trPr>
         <w:tc>
           <w:tcPr>
-            <w:tcW w:type="dxa" w:w="1806"/>
+            <w:tcW w:type="dxa" w:w="1921"/>
             <w:vAlign w:val="center"/>
             <w:shd w:fill="FFFFFF"/>
             <w:tcMar>
-              <w:top w:w="80" w:type="dxa"/>
-              <w:bottom w:w="80" w:type="dxa"/>
-              <w:left w:w="100" w:type="dxa"/>
-              <w:right w:w="100" w:type="dxa"/>
+              <w:top w:w="70" w:type="dxa"/>
+              <w:bottom w:w="70" w:type="dxa"/>
+              <w:left w:w="90" w:type="dxa"/>
+              <w:right w:w="90" w:type="dxa"/>
             </w:tcMar>
           </w:tcPr>
           <w:p>
@@ -4267,14 +4267,14 @@
         </w:tc>
         <w:tc>
           <w:tcPr>
-            <w:tcW w:type="dxa" w:w="1806"/>
+            <w:tcW w:type="dxa" w:w="1921"/>
             <w:vAlign w:val="center"/>
             <w:shd w:fill="FFFFFF"/>
             <w:tcMar>
-              <w:top w:w="80" w:type="dxa"/>
-              <w:bottom w:w="80" w:type="dxa"/>
-              <w:left w:w="100" w:type="dxa"/>
-              <w:right w:w="100" w:type="dxa"/>
+              <w:top w:w="70" w:type="dxa"/>
+              <w:bottom w:w="70" w:type="dxa"/>
+              <w:left w:w="90" w:type="dxa"/>
+              <w:right w:w="90" w:type="dxa"/>
             </w:tcMar>
           </w:tcPr>
           <w:p>
@@ -4294,14 +4294,14 @@
         </w:tc>
         <w:tc>
           <w:tcPr>
-            <w:tcW w:type="dxa" w:w="1806"/>
+            <w:tcW w:type="dxa" w:w="1921"/>
             <w:vAlign w:val="center"/>
             <w:shd w:fill="FFFFFF"/>
             <w:tcMar>
-              <w:top w:w="80" w:type="dxa"/>
-              <w:bottom w:w="80" w:type="dxa"/>
-              <w:left w:w="100" w:type="dxa"/>
-              <w:right w:w="100" w:type="dxa"/>
+              <w:top w:w="70" w:type="dxa"/>
+              <w:bottom w:w="70" w:type="dxa"/>
+              <w:left w:w="90" w:type="dxa"/>
+              <w:right w:w="90" w:type="dxa"/>
             </w:tcMar>
           </w:tcPr>
           <w:p>
@@ -4321,14 +4321,14 @@
         </w:tc>
         <w:tc>
           <w:tcPr>
-            <w:tcW w:type="dxa" w:w="1806"/>
+            <w:tcW w:type="dxa" w:w="1921"/>
             <w:vAlign w:val="center"/>
             <w:shd w:fill="FFFFFF"/>
             <w:tcMar>
-              <w:top w:w="80" w:type="dxa"/>
-              <w:bottom w:w="80" w:type="dxa"/>
-              <w:left w:w="100" w:type="dxa"/>
-              <w:right w:w="100" w:type="dxa"/>
+              <w:top w:w="70" w:type="dxa"/>
+              <w:bottom w:w="70" w:type="dxa"/>
+              <w:left w:w="90" w:type="dxa"/>
+              <w:right w:w="90" w:type="dxa"/>
             </w:tcMar>
           </w:tcPr>
           <w:p>
@@ -4348,14 +4348,14 @@
         </w:tc>
         <w:tc>
           <w:tcPr>
-            <w:tcW w:type="dxa" w:w="1806"/>
+            <w:tcW w:type="dxa" w:w="1921"/>
             <w:vAlign w:val="center"/>
             <w:shd w:fill="FFFFFF"/>
             <w:tcMar>
-              <w:top w:w="80" w:type="dxa"/>
-              <w:bottom w:w="80" w:type="dxa"/>
-              <w:left w:w="100" w:type="dxa"/>
-              <w:right w:w="100" w:type="dxa"/>
+              <w:top w:w="70" w:type="dxa"/>
+              <w:bottom w:w="70" w:type="dxa"/>
+              <w:left w:w="90" w:type="dxa"/>
+              <w:right w:w="90" w:type="dxa"/>
             </w:tcMar>
           </w:tcPr>
           <w:p>
@@ -4389,14 +4389,14 @@
         </w:trPr>
         <w:tc>
           <w:tcPr>
-            <w:tcW w:type="dxa" w:w="1806"/>
+            <w:tcW w:type="dxa" w:w="1921"/>
             <w:vAlign w:val="center"/>
             <w:shd w:fill="F2F5F9"/>
             <w:tcMar>
-              <w:top w:w="80" w:type="dxa"/>
-              <w:bottom w:w="80" w:type="dxa"/>
-              <w:left w:w="100" w:type="dxa"/>
-              <w:right w:w="100" w:type="dxa"/>
+              <w:top w:w="70" w:type="dxa"/>
+              <w:bottom w:w="70" w:type="dxa"/>
+              <w:left w:w="90" w:type="dxa"/>
+              <w:right w:w="90" w:type="dxa"/>
             </w:tcMar>
           </w:tcPr>
           <w:p>
@@ -4416,14 +4416,14 @@
         </w:tc>
         <w:tc>
           <w:tcPr>
-            <w:tcW w:type="dxa" w:w="1806"/>
+            <w:tcW w:type="dxa" w:w="1921"/>
             <w:vAlign w:val="center"/>
             <w:shd w:fill="F2F5F9"/>
             <w:tcMar>
-              <w:top w:w="80" w:type="dxa"/>
-              <w:bottom w:w="80" w:type="dxa"/>
-              <w:left w:w="100" w:type="dxa"/>
-              <w:right w:w="100" w:type="dxa"/>
+              <w:top w:w="70" w:type="dxa"/>
+              <w:bottom w:w="70" w:type="dxa"/>
+              <w:left w:w="90" w:type="dxa"/>
+              <w:right w:w="90" w:type="dxa"/>
             </w:tcMar>
           </w:tcPr>
           <w:p>
@@ -4443,14 +4443,14 @@
         </w:tc>
         <w:tc>
           <w:tcPr>
-            <w:tcW w:type="dxa" w:w="1806"/>
+            <w:tcW w:type="dxa" w:w="1921"/>
             <w:vAlign w:val="center"/>
             <w:shd w:fill="F2F5F9"/>
             <w:tcMar>
-              <w:top w:w="80" w:type="dxa"/>
-              <w:bottom w:w="80" w:type="dxa"/>
-              <w:left w:w="100" w:type="dxa"/>
-              <w:right w:w="100" w:type="dxa"/>
+              <w:top w:w="70" w:type="dxa"/>
+              <w:bottom w:w="70" w:type="dxa"/>
+              <w:left w:w="90" w:type="dxa"/>
+              <w:right w:w="90" w:type="dxa"/>
             </w:tcMar>
           </w:tcPr>
           <w:p>
@@ -4470,14 +4470,14 @@
         </w:tc>
         <w:tc>
           <w:tcPr>
-            <w:tcW w:type="dxa" w:w="1806"/>
+            <w:tcW w:type="dxa" w:w="1921"/>
             <w:vAlign w:val="center"/>
             <w:shd w:fill="F2F5F9"/>
             <w:tcMar>
-              <w:top w:w="80" w:type="dxa"/>
-              <w:bottom w:w="80" w:type="dxa"/>
-              <w:left w:w="100" w:type="dxa"/>
-              <w:right w:w="100" w:type="dxa"/>
+              <w:top w:w="70" w:type="dxa"/>
+              <w:bottom w:w="70" w:type="dxa"/>
+              <w:left w:w="90" w:type="dxa"/>
+              <w:right w:w="90" w:type="dxa"/>
             </w:tcMar>
           </w:tcPr>
           <w:p>
@@ -4497,14 +4497,14 @@
         </w:tc>
         <w:tc>
           <w:tcPr>
-            <w:tcW w:type="dxa" w:w="1806"/>
+            <w:tcW w:type="dxa" w:w="1921"/>
             <w:vAlign w:val="center"/>
             <w:shd w:fill="F2F5F9"/>
             <w:tcMar>
-              <w:top w:w="80" w:type="dxa"/>
-              <w:bottom w:w="80" w:type="dxa"/>
-              <w:left w:w="100" w:type="dxa"/>
-              <w:right w:w="100" w:type="dxa"/>
+              <w:top w:w="70" w:type="dxa"/>
+              <w:bottom w:w="70" w:type="dxa"/>
+              <w:left w:w="90" w:type="dxa"/>
+              <w:right w:w="90" w:type="dxa"/>
             </w:tcMar>
           </w:tcPr>
           <w:p>
@@ -4529,14 +4529,14 @@
         </w:trPr>
         <w:tc>
           <w:tcPr>
-            <w:tcW w:type="dxa" w:w="1806"/>
+            <w:tcW w:type="dxa" w:w="1921"/>
             <w:vAlign w:val="center"/>
             <w:shd w:fill="FFFFFF"/>
             <w:tcMar>
-              <w:top w:w="80" w:type="dxa"/>
-              <w:bottom w:w="80" w:type="dxa"/>
-              <w:left w:w="100" w:type="dxa"/>
-              <w:right w:w="100" w:type="dxa"/>
+              <w:top w:w="70" w:type="dxa"/>
+              <w:bottom w:w="70" w:type="dxa"/>
+              <w:left w:w="90" w:type="dxa"/>
+              <w:right w:w="90" w:type="dxa"/>
             </w:tcMar>
           </w:tcPr>
           <w:p>
@@ -4556,14 +4556,14 @@
         </w:tc>
         <w:tc>
           <w:tcPr>
-            <w:tcW w:type="dxa" w:w="1806"/>
+            <w:tcW w:type="dxa" w:w="1921"/>
             <w:vAlign w:val="center"/>
             <w:shd w:fill="FFFFFF"/>
             <w:tcMar>
-              <w:top w:w="80" w:type="dxa"/>
-              <w:bottom w:w="80" w:type="dxa"/>
-              <w:left w:w="100" w:type="dxa"/>
-              <w:right w:w="100" w:type="dxa"/>
+              <w:top w:w="70" w:type="dxa"/>
+              <w:bottom w:w="70" w:type="dxa"/>
+              <w:left w:w="90" w:type="dxa"/>
+              <w:right w:w="90" w:type="dxa"/>
             </w:tcMar>
           </w:tcPr>
           <w:p>
@@ -4583,14 +4583,14 @@
         </w:tc>
         <w:tc>
           <w:tcPr>
-            <w:tcW w:type="dxa" w:w="1806"/>
+            <w:tcW w:type="dxa" w:w="1921"/>
             <w:vAlign w:val="center"/>
             <w:shd w:fill="FFFFFF"/>
             <w:tcMar>
-              <w:top w:w="80" w:type="dxa"/>
-              <w:bottom w:w="80" w:type="dxa"/>
-              <w:left w:w="100" w:type="dxa"/>
-              <w:right w:w="100" w:type="dxa"/>
+              <w:top w:w="70" w:type="dxa"/>
+              <w:bottom w:w="70" w:type="dxa"/>
+              <w:left w:w="90" w:type="dxa"/>
+              <w:right w:w="90" w:type="dxa"/>
             </w:tcMar>
           </w:tcPr>
           <w:p>
@@ -4610,14 +4610,14 @@
         </w:tc>
         <w:tc>
           <w:tcPr>
-            <w:tcW w:type="dxa" w:w="1806"/>
+            <w:tcW w:type="dxa" w:w="1921"/>
             <w:vAlign w:val="center"/>
             <w:shd w:fill="FFFFFF"/>
             <w:tcMar>
-              <w:top w:w="80" w:type="dxa"/>
-              <w:bottom w:w="80" w:type="dxa"/>
-              <w:left w:w="100" w:type="dxa"/>
-              <w:right w:w="100" w:type="dxa"/>
+              <w:top w:w="70" w:type="dxa"/>
+              <w:bottom w:w="70" w:type="dxa"/>
+              <w:left w:w="90" w:type="dxa"/>
+              <w:right w:w="90" w:type="dxa"/>
             </w:tcMar>
           </w:tcPr>
           <w:p>
@@ -4637,14 +4637,14 @@
         </w:tc>
         <w:tc>
           <w:tcPr>
-            <w:tcW w:type="dxa" w:w="1806"/>
+            <w:tcW w:type="dxa" w:w="1921"/>
             <w:vAlign w:val="center"/>
             <w:shd w:fill="FFFFFF"/>
             <w:tcMar>
-              <w:top w:w="80" w:type="dxa"/>
-              <w:bottom w:w="80" w:type="dxa"/>
-              <w:left w:w="100" w:type="dxa"/>
-              <w:right w:w="100" w:type="dxa"/>
+              <w:top w:w="70" w:type="dxa"/>
+              <w:bottom w:w="70" w:type="dxa"/>
+              <w:left w:w="90" w:type="dxa"/>
+              <w:right w:w="90" w:type="dxa"/>
             </w:tcMar>
           </w:tcPr>
           <w:p>
@@ -4669,14 +4669,14 @@
         </w:trPr>
         <w:tc>
           <w:tcPr>
-            <w:tcW w:type="dxa" w:w="1806"/>
+            <w:tcW w:type="dxa" w:w="1921"/>
             <w:vAlign w:val="center"/>
             <w:shd w:fill="F2F5F9"/>
             <w:tcMar>
-              <w:top w:w="80" w:type="dxa"/>
-              <w:bottom w:w="80" w:type="dxa"/>
-              <w:left w:w="100" w:type="dxa"/>
-              <w:right w:w="100" w:type="dxa"/>
+              <w:top w:w="70" w:type="dxa"/>
+              <w:bottom w:w="70" w:type="dxa"/>
+              <w:left w:w="90" w:type="dxa"/>
+              <w:right w:w="90" w:type="dxa"/>
             </w:tcMar>
           </w:tcPr>
           <w:p>
@@ -4696,14 +4696,14 @@
         </w:tc>
         <w:tc>
           <w:tcPr>
-            <w:tcW w:type="dxa" w:w="1806"/>
+            <w:tcW w:type="dxa" w:w="1921"/>
             <w:vAlign w:val="center"/>
             <w:shd w:fill="F2F5F9"/>
             <w:tcMar>
-              <w:top w:w="80" w:type="dxa"/>
-              <w:bottom w:w="80" w:type="dxa"/>
-              <w:left w:w="100" w:type="dxa"/>
-              <w:right w:w="100" w:type="dxa"/>
+              <w:top w:w="70" w:type="dxa"/>
+              <w:bottom w:w="70" w:type="dxa"/>
+              <w:left w:w="90" w:type="dxa"/>
+              <w:right w:w="90" w:type="dxa"/>
             </w:tcMar>
           </w:tcPr>
           <w:p>
@@ -4723,14 +4723,14 @@
         </w:tc>
         <w:tc>
           <w:tcPr>
-            <w:tcW w:type="dxa" w:w="1806"/>
+            <w:tcW w:type="dxa" w:w="1921"/>
             <w:vAlign w:val="center"/>
             <w:shd w:fill="F2F5F9"/>
             <w:tcMar>
-              <w:top w:w="80" w:type="dxa"/>
-              <w:bottom w:w="80" w:type="dxa"/>
-              <w:left w:w="100" w:type="dxa"/>
-              <w:right w:w="100" w:type="dxa"/>
+              <w:top w:w="70" w:type="dxa"/>
+              <w:bottom w:w="70" w:type="dxa"/>
+              <w:left w:w="90" w:type="dxa"/>
+              <w:right w:w="90" w:type="dxa"/>
             </w:tcMar>
           </w:tcPr>
           <w:p>
@@ -4750,14 +4750,14 @@
         </w:tc>
         <w:tc>
           <w:tcPr>
-            <w:tcW w:type="dxa" w:w="1806"/>
+            <w:tcW w:type="dxa" w:w="1921"/>
             <w:vAlign w:val="center"/>
             <w:shd w:fill="F2F5F9"/>
             <w:tcMar>
-              <w:top w:w="80" w:type="dxa"/>
-              <w:bottom w:w="80" w:type="dxa"/>
-              <w:left w:w="100" w:type="dxa"/>
-              <w:right w:w="100" w:type="dxa"/>
+              <w:top w:w="70" w:type="dxa"/>
+              <w:bottom w:w="70" w:type="dxa"/>
+              <w:left w:w="90" w:type="dxa"/>
+              <w:right w:w="90" w:type="dxa"/>
             </w:tcMar>
           </w:tcPr>
           <w:p>
@@ -4777,14 +4777,14 @@
         </w:tc>
         <w:tc>
           <w:tcPr>
-            <w:tcW w:type="dxa" w:w="1806"/>
+            <w:tcW w:type="dxa" w:w="1921"/>
             <w:vAlign w:val="center"/>
             <w:shd w:fill="F2F5F9"/>
             <w:tcMar>
-              <w:top w:w="80" w:type="dxa"/>
-              <w:bottom w:w="80" w:type="dxa"/>
-              <w:left w:w="100" w:type="dxa"/>
-              <w:right w:w="100" w:type="dxa"/>
+              <w:top w:w="70" w:type="dxa"/>
+              <w:bottom w:w="70" w:type="dxa"/>
+              <w:left w:w="90" w:type="dxa"/>
+              <w:right w:w="90" w:type="dxa"/>
             </w:tcMar>
           </w:tcPr>
           <w:p>
@@ -4810,14 +4810,14 @@
         </w:trPr>
         <w:tc>
           <w:tcPr>
-            <w:tcW w:type="dxa" w:w="1806"/>
+            <w:tcW w:type="dxa" w:w="1921"/>
             <w:vAlign w:val="center"/>
             <w:shd w:fill="FFFFFF"/>
             <w:tcMar>
-              <w:top w:w="80" w:type="dxa"/>
-              <w:bottom w:w="80" w:type="dxa"/>
-              <w:left w:w="100" w:type="dxa"/>
-              <w:right w:w="100" w:type="dxa"/>
+              <w:top w:w="70" w:type="dxa"/>
+              <w:bottom w:w="70" w:type="dxa"/>
+              <w:left w:w="90" w:type="dxa"/>
+              <w:right w:w="90" w:type="dxa"/>
             </w:tcMar>
           </w:tcPr>
           <w:p>
@@ -4837,14 +4837,14 @@
         </w:tc>
         <w:tc>
           <w:tcPr>
-            <w:tcW w:type="dxa" w:w="1806"/>
+            <w:tcW w:type="dxa" w:w="1921"/>
             <w:vAlign w:val="center"/>
             <w:shd w:fill="FFFFFF"/>
             <w:tcMar>
-              <w:top w:w="80" w:type="dxa"/>
-              <w:bottom w:w="80" w:type="dxa"/>
-              <w:left w:w="100" w:type="dxa"/>
-              <w:right w:w="100" w:type="dxa"/>
+              <w:top w:w="70" w:type="dxa"/>
+              <w:bottom w:w="70" w:type="dxa"/>
+              <w:left w:w="90" w:type="dxa"/>
+              <w:right w:w="90" w:type="dxa"/>
             </w:tcMar>
           </w:tcPr>
           <w:p>
@@ -4864,14 +4864,14 @@
         </w:tc>
         <w:tc>
           <w:tcPr>
-            <w:tcW w:type="dxa" w:w="1806"/>
+            <w:tcW w:type="dxa" w:w="1921"/>
             <w:vAlign w:val="center"/>
             <w:shd w:fill="FFFFFF"/>
             <w:tcMar>
-              <w:top w:w="80" w:type="dxa"/>
-              <w:bottom w:w="80" w:type="dxa"/>
-              <w:left w:w="100" w:type="dxa"/>
-              <w:right w:w="100" w:type="dxa"/>
+              <w:top w:w="70" w:type="dxa"/>
+              <w:bottom w:w="70" w:type="dxa"/>
+              <w:left w:w="90" w:type="dxa"/>
+              <w:right w:w="90" w:type="dxa"/>
             </w:tcMar>
           </w:tcPr>
           <w:p>
@@ -4891,14 +4891,14 @@
         </w:tc>
         <w:tc>
           <w:tcPr>
-            <w:tcW w:type="dxa" w:w="1806"/>
+            <w:tcW w:type="dxa" w:w="1921"/>
             <w:vAlign w:val="center"/>
             <w:shd w:fill="FFFFFF"/>
             <w:tcMar>
-              <w:top w:w="80" w:type="dxa"/>
-              <w:bottom w:w="80" w:type="dxa"/>
-              <w:left w:w="100" w:type="dxa"/>
-              <w:right w:w="100" w:type="dxa"/>
+              <w:top w:w="70" w:type="dxa"/>
+              <w:bottom w:w="70" w:type="dxa"/>
+              <w:left w:w="90" w:type="dxa"/>
+              <w:right w:w="90" w:type="dxa"/>
             </w:tcMar>
           </w:tcPr>
           <w:p>
@@ -4918,14 +4918,14 @@
         </w:tc>
         <w:tc>
           <w:tcPr>
-            <w:tcW w:type="dxa" w:w="1806"/>
+            <w:tcW w:type="dxa" w:w="1921"/>
             <w:vAlign w:val="center"/>
             <w:shd w:fill="FFFFFF"/>
             <w:tcMar>
-              <w:top w:w="80" w:type="dxa"/>
-              <w:bottom w:w="80" w:type="dxa"/>
-              <w:left w:w="100" w:type="dxa"/>
-              <w:right w:w="100" w:type="dxa"/>
+              <w:top w:w="70" w:type="dxa"/>
+              <w:bottom w:w="70" w:type="dxa"/>
+              <w:left w:w="90" w:type="dxa"/>
+              <w:right w:w="90" w:type="dxa"/>
             </w:tcMar>
           </w:tcPr>
           <w:p>
@@ -4950,14 +4950,14 @@
         </w:trPr>
         <w:tc>
           <w:tcPr>
-            <w:tcW w:type="dxa" w:w="1806"/>
+            <w:tcW w:type="dxa" w:w="1921"/>
             <w:vAlign w:val="center"/>
             <w:shd w:fill="F2F5F9"/>
             <w:tcMar>
-              <w:top w:w="80" w:type="dxa"/>
-              <w:bottom w:w="80" w:type="dxa"/>
-              <w:left w:w="100" w:type="dxa"/>
-              <w:right w:w="100" w:type="dxa"/>
+              <w:top w:w="70" w:type="dxa"/>
+              <w:bottom w:w="70" w:type="dxa"/>
+              <w:left w:w="90" w:type="dxa"/>
+              <w:right w:w="90" w:type="dxa"/>
             </w:tcMar>
           </w:tcPr>
           <w:p>
@@ -4977,14 +4977,14 @@
         </w:tc>
         <w:tc>
           <w:tcPr>
-            <w:tcW w:type="dxa" w:w="1806"/>
+            <w:tcW w:type="dxa" w:w="1921"/>
             <w:vAlign w:val="center"/>
             <w:shd w:fill="F2F5F9"/>
             <w:tcMar>
-              <w:top w:w="80" w:type="dxa"/>
-              <w:bottom w:w="80" w:type="dxa"/>
-              <w:left w:w="100" w:type="dxa"/>
-              <w:right w:w="100" w:type="dxa"/>
+              <w:top w:w="70" w:type="dxa"/>
+              <w:bottom w:w="70" w:type="dxa"/>
+              <w:left w:w="90" w:type="dxa"/>
+              <w:right w:w="90" w:type="dxa"/>
             </w:tcMar>
           </w:tcPr>
           <w:p>
@@ -5004,14 +5004,14 @@
         </w:tc>
         <w:tc>
           <w:tcPr>
-            <w:tcW w:type="dxa" w:w="1806"/>
+            <w:tcW w:type="dxa" w:w="1921"/>
             <w:vAlign w:val="center"/>
             <w:shd w:fill="F2F5F9"/>
             <w:tcMar>
-              <w:top w:w="80" w:type="dxa"/>
-              <w:bottom w:w="80" w:type="dxa"/>
-              <w:left w:w="100" w:type="dxa"/>
-              <w:right w:w="100" w:type="dxa"/>
+              <w:top w:w="70" w:type="dxa"/>
+              <w:bottom w:w="70" w:type="dxa"/>
+              <w:left w:w="90" w:type="dxa"/>
+              <w:right w:w="90" w:type="dxa"/>
             </w:tcMar>
           </w:tcPr>
           <w:p>
@@ -5031,14 +5031,14 @@
         </w:tc>
         <w:tc>
           <w:tcPr>
-            <w:tcW w:type="dxa" w:w="1806"/>
+            <w:tcW w:type="dxa" w:w="1921"/>
             <w:vAlign w:val="center"/>
             <w:shd w:fill="F2F5F9"/>
             <w:tcMar>
-              <w:top w:w="80" w:type="dxa"/>
-              <w:bottom w:w="80" w:type="dxa"/>
-              <w:left w:w="100" w:type="dxa"/>
-              <w:right w:w="100" w:type="dxa"/>
+              <w:top w:w="70" w:type="dxa"/>
+              <w:bottom w:w="70" w:type="dxa"/>
+              <w:left w:w="90" w:type="dxa"/>
+              <w:right w:w="90" w:type="dxa"/>
             </w:tcMar>
           </w:tcPr>
           <w:p>
@@ -5058,14 +5058,14 @@
         </w:tc>
         <w:tc>
           <w:tcPr>
-            <w:tcW w:type="dxa" w:w="1806"/>
+            <w:tcW w:type="dxa" w:w="1921"/>
             <w:vAlign w:val="center"/>
             <w:shd w:fill="F2F5F9"/>
             <w:tcMar>
-              <w:top w:w="80" w:type="dxa"/>
-              <w:bottom w:w="80" w:type="dxa"/>
-              <w:left w:w="100" w:type="dxa"/>
-              <w:right w:w="100" w:type="dxa"/>
+              <w:top w:w="70" w:type="dxa"/>
+              <w:bottom w:w="70" w:type="dxa"/>
+              <w:left w:w="90" w:type="dxa"/>
+              <w:right w:w="90" w:type="dxa"/>
             </w:tcMar>
           </w:tcPr>
           <w:p>
@@ -5090,14 +5090,14 @@
         </w:trPr>
         <w:tc>
           <w:tcPr>
-            <w:tcW w:type="dxa" w:w="1806"/>
+            <w:tcW w:type="dxa" w:w="1921"/>
             <w:vAlign w:val="center"/>
             <w:shd w:fill="FFFFFF"/>
             <w:tcMar>
-              <w:top w:w="80" w:type="dxa"/>
-              <w:bottom w:w="80" w:type="dxa"/>
-              <w:left w:w="100" w:type="dxa"/>
-              <w:right w:w="100" w:type="dxa"/>
+              <w:top w:w="70" w:type="dxa"/>
+              <w:bottom w:w="70" w:type="dxa"/>
+              <w:left w:w="90" w:type="dxa"/>
+              <w:right w:w="90" w:type="dxa"/>
             </w:tcMar>
           </w:tcPr>
           <w:p>
@@ -5117,14 +5117,14 @@
         </w:tc>
         <w:tc>
           <w:tcPr>
-            <w:tcW w:type="dxa" w:w="1806"/>
+            <w:tcW w:type="dxa" w:w="1921"/>
             <w:vAlign w:val="center"/>
             <w:shd w:fill="FFFFFF"/>
             <w:tcMar>
-              <w:top w:w="80" w:type="dxa"/>
-              <w:bottom w:w="80" w:type="dxa"/>
-              <w:left w:w="100" w:type="dxa"/>
-              <w:right w:w="100" w:type="dxa"/>
+              <w:top w:w="70" w:type="dxa"/>
+              <w:bottom w:w="70" w:type="dxa"/>
+              <w:left w:w="90" w:type="dxa"/>
+              <w:right w:w="90" w:type="dxa"/>
             </w:tcMar>
           </w:tcPr>
           <w:p>
@@ -5144,14 +5144,14 @@
         </w:tc>
         <w:tc>
           <w:tcPr>
-            <w:tcW w:type="dxa" w:w="1806"/>
+            <w:tcW w:type="dxa" w:w="1921"/>
             <w:vAlign w:val="center"/>
             <w:shd w:fill="FFFFFF"/>
             <w:tcMar>
-              <w:top w:w="80" w:type="dxa"/>
-              <w:bottom w:w="80" w:type="dxa"/>
-              <w:left w:w="100" w:type="dxa"/>
-              <w:right w:w="100" w:type="dxa"/>
+              <w:top w:w="70" w:type="dxa"/>
+              <w:bottom w:w="70" w:type="dxa"/>
+              <w:left w:w="90" w:type="dxa"/>
+              <w:right w:w="90" w:type="dxa"/>
             </w:tcMar>
           </w:tcPr>
           <w:p>
@@ -5171,14 +5171,14 @@
         </w:tc>
         <w:tc>
           <w:tcPr>
-            <w:tcW w:type="dxa" w:w="1806"/>
+            <w:tcW w:type="dxa" w:w="1921"/>
             <w:vAlign w:val="center"/>
             <w:shd w:fill="FFFFFF"/>
             <w:tcMar>
-              <w:top w:w="80" w:type="dxa"/>
-              <w:bottom w:w="80" w:type="dxa"/>
-              <w:left w:w="100" w:type="dxa"/>
-              <w:right w:w="100" w:type="dxa"/>
+              <w:top w:w="70" w:type="dxa"/>
+              <w:bottom w:w="70" w:type="dxa"/>
+              <w:left w:w="90" w:type="dxa"/>
+              <w:right w:w="90" w:type="dxa"/>
             </w:tcMar>
           </w:tcPr>
           <w:p>
@@ -5198,14 +5198,14 @@
         </w:tc>
         <w:tc>
           <w:tcPr>
-            <w:tcW w:type="dxa" w:w="1806"/>
+            <w:tcW w:type="dxa" w:w="1921"/>
             <w:vAlign w:val="center"/>
             <w:shd w:fill="FFFFFF"/>
             <w:tcMar>
-              <w:top w:w="80" w:type="dxa"/>
-              <w:bottom w:w="80" w:type="dxa"/>
-              <w:left w:w="100" w:type="dxa"/>
-              <w:right w:w="100" w:type="dxa"/>
+              <w:top w:w="70" w:type="dxa"/>
+              <w:bottom w:w="70" w:type="dxa"/>
+              <w:left w:w="90" w:type="dxa"/>
+              <w:right w:w="90" w:type="dxa"/>
             </w:tcMar>
           </w:tcPr>
           <w:p>
@@ -5230,14 +5230,14 @@
         </w:trPr>
         <w:tc>
           <w:tcPr>
-            <w:tcW w:type="dxa" w:w="1806"/>
+            <w:tcW w:type="dxa" w:w="1921"/>
             <w:vAlign w:val="center"/>
             <w:shd w:fill="F2F5F9"/>
             <w:tcMar>
-              <w:top w:w="80" w:type="dxa"/>
-              <w:bottom w:w="80" w:type="dxa"/>
-              <w:left w:w="100" w:type="dxa"/>
-              <w:right w:w="100" w:type="dxa"/>
+              <w:top w:w="70" w:type="dxa"/>
+              <w:bottom w:w="70" w:type="dxa"/>
+              <w:left w:w="90" w:type="dxa"/>
+              <w:right w:w="90" w:type="dxa"/>
             </w:tcMar>
           </w:tcPr>
           <w:p>
@@ -5257,14 +5257,14 @@
         </w:tc>
         <w:tc>
           <w:tcPr>
-            <w:tcW w:type="dxa" w:w="1806"/>
+            <w:tcW w:type="dxa" w:w="1921"/>
             <w:vAlign w:val="center"/>
             <w:shd w:fill="F2F5F9"/>
             <w:tcMar>
-              <w:top w:w="80" w:type="dxa"/>
-              <w:bottom w:w="80" w:type="dxa"/>
-              <w:left w:w="100" w:type="dxa"/>
-              <w:right w:w="100" w:type="dxa"/>
+              <w:top w:w="70" w:type="dxa"/>
+              <w:bottom w:w="70" w:type="dxa"/>
+              <w:left w:w="90" w:type="dxa"/>
+              <w:right w:w="90" w:type="dxa"/>
             </w:tcMar>
           </w:tcPr>
           <w:p>
@@ -5284,14 +5284,14 @@
         </w:tc>
         <w:tc>
           <w:tcPr>
-            <w:tcW w:type="dxa" w:w="1806"/>
+            <w:tcW w:type="dxa" w:w="1921"/>
             <w:vAlign w:val="center"/>
             <w:shd w:fill="F2F5F9"/>
             <w:tcMar>
-              <w:top w:w="80" w:type="dxa"/>
-              <w:bottom w:w="80" w:type="dxa"/>
-              <w:left w:w="100" w:type="dxa"/>
-              <w:right w:w="100" w:type="dxa"/>
+              <w:top w:w="70" w:type="dxa"/>
+              <w:bottom w:w="70" w:type="dxa"/>
+              <w:left w:w="90" w:type="dxa"/>
+              <w:right w:w="90" w:type="dxa"/>
             </w:tcMar>
           </w:tcPr>
           <w:p>
@@ -5311,14 +5311,14 @@
         </w:tc>
         <w:tc>
           <w:tcPr>
-            <w:tcW w:type="dxa" w:w="1806"/>
+            <w:tcW w:type="dxa" w:w="1921"/>
             <w:vAlign w:val="center"/>
             <w:shd w:fill="F2F5F9"/>
             <w:tcMar>
-              <w:top w:w="80" w:type="dxa"/>
-              <w:bottom w:w="80" w:type="dxa"/>
-              <w:left w:w="100" w:type="dxa"/>
-              <w:right w:w="100" w:type="dxa"/>
+              <w:top w:w="70" w:type="dxa"/>
+              <w:bottom w:w="70" w:type="dxa"/>
+              <w:left w:w="90" w:type="dxa"/>
+              <w:right w:w="90" w:type="dxa"/>
             </w:tcMar>
           </w:tcPr>
           <w:p>
@@ -5338,14 +5338,14 @@
         </w:tc>
         <w:tc>
           <w:tcPr>
-            <w:tcW w:type="dxa" w:w="1806"/>
+            <w:tcW w:type="dxa" w:w="1921"/>
             <w:vAlign w:val="center"/>
             <w:shd w:fill="F2F5F9"/>
             <w:tcMar>
-              <w:top w:w="80" w:type="dxa"/>
-              <w:bottom w:w="80" w:type="dxa"/>
-              <w:left w:w="100" w:type="dxa"/>
-              <w:right w:w="100" w:type="dxa"/>
+              <w:top w:w="70" w:type="dxa"/>
+              <w:bottom w:w="70" w:type="dxa"/>
+              <w:left w:w="90" w:type="dxa"/>
+              <w:right w:w="90" w:type="dxa"/>
             </w:tcMar>
           </w:tcPr>
           <w:p>
@@ -5370,14 +5370,14 @@
         </w:trPr>
         <w:tc>
           <w:tcPr>
-            <w:tcW w:type="dxa" w:w="1806"/>
+            <w:tcW w:type="dxa" w:w="1921"/>
             <w:vAlign w:val="center"/>
             <w:shd w:fill="FFFFFF"/>
             <w:tcMar>
-              <w:top w:w="80" w:type="dxa"/>
-              <w:bottom w:w="80" w:type="dxa"/>
-              <w:left w:w="100" w:type="dxa"/>
-              <w:right w:w="100" w:type="dxa"/>
+              <w:top w:w="70" w:type="dxa"/>
+              <w:bottom w:w="70" w:type="dxa"/>
+              <w:left w:w="90" w:type="dxa"/>
+              <w:right w:w="90" w:type="dxa"/>
             </w:tcMar>
           </w:tcPr>
           <w:p>
@@ -5397,14 +5397,14 @@
         </w:tc>
         <w:tc>
           <w:tcPr>
-            <w:tcW w:type="dxa" w:w="1806"/>
+            <w:tcW w:type="dxa" w:w="1921"/>
             <w:vAlign w:val="center"/>
             <w:shd w:fill="FFFFFF"/>
             <w:tcMar>
-              <w:top w:w="80" w:type="dxa"/>
-              <w:bottom w:w="80" w:type="dxa"/>
-              <w:left w:w="100" w:type="dxa"/>
-              <w:right w:w="100" w:type="dxa"/>
+              <w:top w:w="70" w:type="dxa"/>
+              <w:bottom w:w="70" w:type="dxa"/>
+              <w:left w:w="90" w:type="dxa"/>
+              <w:right w:w="90" w:type="dxa"/>
             </w:tcMar>
           </w:tcPr>
           <w:p>
@@ -5424,14 +5424,14 @@
         </w:tc>
         <w:tc>
           <w:tcPr>
-            <w:tcW w:type="dxa" w:w="1806"/>
+            <w:tcW w:type="dxa" w:w="1921"/>
             <w:vAlign w:val="center"/>
             <w:shd w:fill="FFFFFF"/>
             <w:tcMar>
-              <w:top w:w="80" w:type="dxa"/>
-              <w:bottom w:w="80" w:type="dxa"/>
-              <w:left w:w="100" w:type="dxa"/>
-              <w:right w:w="100" w:type="dxa"/>
+              <w:top w:w="70" w:type="dxa"/>
+              <w:bottom w:w="70" w:type="dxa"/>
+              <w:left w:w="90" w:type="dxa"/>
+              <w:right w:w="90" w:type="dxa"/>
             </w:tcMar>
           </w:tcPr>
           <w:p>
@@ -5451,14 +5451,14 @@
         </w:tc>
         <w:tc>
           <w:tcPr>
-            <w:tcW w:type="dxa" w:w="1806"/>
+            <w:tcW w:type="dxa" w:w="1921"/>
             <w:vAlign w:val="center"/>
             <w:shd w:fill="FFFFFF"/>
             <w:tcMar>
-              <w:top w:w="80" w:type="dxa"/>
-              <w:bottom w:w="80" w:type="dxa"/>
-              <w:left w:w="100" w:type="dxa"/>
-              <w:right w:w="100" w:type="dxa"/>
+              <w:top w:w="70" w:type="dxa"/>
+              <w:bottom w:w="70" w:type="dxa"/>
+              <w:left w:w="90" w:type="dxa"/>
+              <w:right w:w="90" w:type="dxa"/>
             </w:tcMar>
           </w:tcPr>
           <w:p>
@@ -5478,14 +5478,14 @@
         </w:tc>
         <w:tc>
           <w:tcPr>
-            <w:tcW w:type="dxa" w:w="1806"/>
+            <w:tcW w:type="dxa" w:w="1921"/>
             <w:vAlign w:val="center"/>
             <w:shd w:fill="FFFFFF"/>
             <w:tcMar>
-              <w:top w:w="80" w:type="dxa"/>
-              <w:bottom w:w="80" w:type="dxa"/>
-              <w:left w:w="100" w:type="dxa"/>
-              <w:right w:w="100" w:type="dxa"/>
+              <w:top w:w="70" w:type="dxa"/>
+              <w:bottom w:w="70" w:type="dxa"/>
+              <w:left w:w="90" w:type="dxa"/>
+              <w:right w:w="90" w:type="dxa"/>
             </w:tcMar>
           </w:tcPr>
           <w:p>
@@ -5510,14 +5510,14 @@
         </w:trPr>
         <w:tc>
           <w:tcPr>
-            <w:tcW w:type="dxa" w:w="1806"/>
+            <w:tcW w:type="dxa" w:w="1921"/>
             <w:vAlign w:val="center"/>
             <w:shd w:fill="F2F5F9"/>
             <w:tcMar>
-              <w:top w:w="80" w:type="dxa"/>
-              <w:bottom w:w="80" w:type="dxa"/>
-              <w:left w:w="100" w:type="dxa"/>
-              <w:right w:w="100" w:type="dxa"/>
+              <w:top w:w="70" w:type="dxa"/>
+              <w:bottom w:w="70" w:type="dxa"/>
+              <w:left w:w="90" w:type="dxa"/>
+              <w:right w:w="90" w:type="dxa"/>
             </w:tcMar>
           </w:tcPr>
           <w:p>
@@ -5537,14 +5537,14 @@
         </w:tc>
         <w:tc>
           <w:tcPr>
-            <w:tcW w:type="dxa" w:w="1806"/>
+            <w:tcW w:type="dxa" w:w="1921"/>
             <w:vAlign w:val="center"/>
             <w:shd w:fill="F2F5F9"/>
             <w:tcMar>
-              <w:top w:w="80" w:type="dxa"/>
-              <w:bottom w:w="80" w:type="dxa"/>
-              <w:left w:w="100" w:type="dxa"/>
-              <w:right w:w="100" w:type="dxa"/>
+              <w:top w:w="70" w:type="dxa"/>
+              <w:bottom w:w="70" w:type="dxa"/>
+              <w:left w:w="90" w:type="dxa"/>
+              <w:right w:w="90" w:type="dxa"/>
             </w:tcMar>
           </w:tcPr>
           <w:p>
@@ -5564,14 +5564,14 @@
         </w:tc>
         <w:tc>
           <w:tcPr>
-            <w:tcW w:type="dxa" w:w="1806"/>
+            <w:tcW w:type="dxa" w:w="1921"/>
             <w:vAlign w:val="center"/>
             <w:shd w:fill="F2F5F9"/>
             <w:tcMar>
-              <w:top w:w="80" w:type="dxa"/>
-              <w:bottom w:w="80" w:type="dxa"/>
-              <w:left w:w="100" w:type="dxa"/>
-              <w:right w:w="100" w:type="dxa"/>
+              <w:top w:w="70" w:type="dxa"/>
+              <w:bottom w:w="70" w:type="dxa"/>
+              <w:left w:w="90" w:type="dxa"/>
+              <w:right w:w="90" w:type="dxa"/>
             </w:tcMar>
           </w:tcPr>
           <w:p>
@@ -5591,14 +5591,14 @@
         </w:tc>
         <w:tc>
           <w:tcPr>
-            <w:tcW w:type="dxa" w:w="1806"/>
+            <w:tcW w:type="dxa" w:w="1921"/>
             <w:vAlign w:val="center"/>
             <w:shd w:fill="F2F5F9"/>
             <w:tcMar>
-              <w:top w:w="80" w:type="dxa"/>
-              <w:bottom w:w="80" w:type="dxa"/>
-              <w:left w:w="100" w:type="dxa"/>
-              <w:right w:w="100" w:type="dxa"/>
+              <w:top w:w="70" w:type="dxa"/>
+              <w:bottom w:w="70" w:type="dxa"/>
+              <w:left w:w="90" w:type="dxa"/>
+              <w:right w:w="90" w:type="dxa"/>
             </w:tcMar>
           </w:tcPr>
           <w:p>
@@ -5618,14 +5618,14 @@
         </w:tc>
         <w:tc>
           <w:tcPr>
-            <w:tcW w:type="dxa" w:w="1806"/>
+            <w:tcW w:type="dxa" w:w="1921"/>
             <w:vAlign w:val="center"/>
             <w:shd w:fill="F2F5F9"/>
             <w:tcMar>
-              <w:top w:w="80" w:type="dxa"/>
-              <w:bottom w:w="80" w:type="dxa"/>
-              <w:left w:w="100" w:type="dxa"/>
-              <w:right w:w="100" w:type="dxa"/>
+              <w:top w:w="70" w:type="dxa"/>
+              <w:bottom w:w="70" w:type="dxa"/>
+              <w:left w:w="90" w:type="dxa"/>
+              <w:right w:w="90" w:type="dxa"/>
             </w:tcMar>
           </w:tcPr>
           <w:p>
@@ -5650,14 +5650,14 @@
         </w:trPr>
         <w:tc>
           <w:tcPr>
-            <w:tcW w:type="dxa" w:w="1806"/>
+            <w:tcW w:type="dxa" w:w="1921"/>
             <w:vAlign w:val="center"/>
             <w:shd w:fill="FFFFFF"/>
             <w:tcMar>
-              <w:top w:w="80" w:type="dxa"/>
-              <w:bottom w:w="80" w:type="dxa"/>
-              <w:left w:w="100" w:type="dxa"/>
-              <w:right w:w="100" w:type="dxa"/>
+              <w:top w:w="70" w:type="dxa"/>
+              <w:bottom w:w="70" w:type="dxa"/>
+              <w:left w:w="90" w:type="dxa"/>
+              <w:right w:w="90" w:type="dxa"/>
             </w:tcMar>
           </w:tcPr>
           <w:p>
@@ -5677,14 +5677,14 @@
         </w:tc>
         <w:tc>
           <w:tcPr>
-            <w:tcW w:type="dxa" w:w="1806"/>
+            <w:tcW w:type="dxa" w:w="1921"/>
             <w:vAlign w:val="center"/>
             <w:shd w:fill="FFFFFF"/>
             <w:tcMar>
-              <w:top w:w="80" w:type="dxa"/>
-              <w:bottom w:w="80" w:type="dxa"/>
-              <w:left w:w="100" w:type="dxa"/>
-              <w:right w:w="100" w:type="dxa"/>
+              <w:top w:w="70" w:type="dxa"/>
+              <w:bottom w:w="70" w:type="dxa"/>
+              <w:left w:w="90" w:type="dxa"/>
+              <w:right w:w="90" w:type="dxa"/>
             </w:tcMar>
           </w:tcPr>
           <w:p>
@@ -5704,14 +5704,14 @@
         </w:tc>
         <w:tc>
           <w:tcPr>
-            <w:tcW w:type="dxa" w:w="1806"/>
+            <w:tcW w:type="dxa" w:w="1921"/>
             <w:vAlign w:val="center"/>
             <w:shd w:fill="FFFFFF"/>
             <w:tcMar>
-              <w:top w:w="80" w:type="dxa"/>
-              <w:bottom w:w="80" w:type="dxa"/>
-              <w:left w:w="100" w:type="dxa"/>
-              <w:right w:w="100" w:type="dxa"/>
+              <w:top w:w="70" w:type="dxa"/>
+              <w:bottom w:w="70" w:type="dxa"/>
+              <w:left w:w="90" w:type="dxa"/>
+              <w:right w:w="90" w:type="dxa"/>
             </w:tcMar>
           </w:tcPr>
           <w:p>
@@ -5731,14 +5731,14 @@
         </w:tc>
         <w:tc>
           <w:tcPr>
-            <w:tcW w:type="dxa" w:w="1806"/>
+            <w:tcW w:type="dxa" w:w="1921"/>
             <w:vAlign w:val="center"/>
             <w:shd w:fill="FFFFFF"/>
             <w:tcMar>
-              <w:top w:w="80" w:type="dxa"/>
-              <w:bottom w:w="80" w:type="dxa"/>
-              <w:left w:w="100" w:type="dxa"/>
-              <w:right w:w="100" w:type="dxa"/>
+              <w:top w:w="70" w:type="dxa"/>
+              <w:bottom w:w="70" w:type="dxa"/>
+              <w:left w:w="90" w:type="dxa"/>
+              <w:right w:w="90" w:type="dxa"/>
             </w:tcMar>
           </w:tcPr>
           <w:p>
@@ -5758,14 +5758,14 @@
         </w:tc>
         <w:tc>
           <w:tcPr>
-            <w:tcW w:type="dxa" w:w="1806"/>
+            <w:tcW w:type="dxa" w:w="1921"/>
             <w:vAlign w:val="center"/>
             <w:shd w:fill="FFFFFF"/>
             <w:tcMar>
-              <w:top w:w="80" w:type="dxa"/>
-              <w:bottom w:w="80" w:type="dxa"/>
-              <w:left w:w="100" w:type="dxa"/>
-              <w:right w:w="100" w:type="dxa"/>
+              <w:top w:w="70" w:type="dxa"/>
+              <w:bottom w:w="70" w:type="dxa"/>
+              <w:left w:w="90" w:type="dxa"/>
+              <w:right w:w="90" w:type="dxa"/>
             </w:tcMar>
           </w:tcPr>
           <w:p>
@@ -5790,14 +5790,14 @@
         </w:trPr>
         <w:tc>
           <w:tcPr>
-            <w:tcW w:type="dxa" w:w="1806"/>
+            <w:tcW w:type="dxa" w:w="1921"/>
             <w:vAlign w:val="center"/>
             <w:shd w:fill="F2F5F9"/>
             <w:tcMar>
-              <w:top w:w="80" w:type="dxa"/>
-              <w:bottom w:w="80" w:type="dxa"/>
-              <w:left w:w="100" w:type="dxa"/>
-              <w:right w:w="100" w:type="dxa"/>
+              <w:top w:w="70" w:type="dxa"/>
+              <w:bottom w:w="70" w:type="dxa"/>
+              <w:left w:w="90" w:type="dxa"/>
+              <w:right w:w="90" w:type="dxa"/>
             </w:tcMar>
           </w:tcPr>
           <w:p>
@@ -5817,14 +5817,14 @@
         </w:tc>
         <w:tc>
           <w:tcPr>
-            <w:tcW w:type="dxa" w:w="1806"/>
+            <w:tcW w:type="dxa" w:w="1921"/>
             <w:vAlign w:val="center"/>
             <w:shd w:fill="F2F5F9"/>
             <w:tcMar>
-              <w:top w:w="80" w:type="dxa"/>
-              <w:bottom w:w="80" w:type="dxa"/>
-              <w:left w:w="100" w:type="dxa"/>
-              <w:right w:w="100" w:type="dxa"/>
+              <w:top w:w="70" w:type="dxa"/>
+              <w:bottom w:w="70" w:type="dxa"/>
+              <w:left w:w="90" w:type="dxa"/>
+              <w:right w:w="90" w:type="dxa"/>
             </w:tcMar>
           </w:tcPr>
           <w:p>
@@ -5844,14 +5844,14 @@
         </w:tc>
         <w:tc>
           <w:tcPr>
-            <w:tcW w:type="dxa" w:w="1806"/>
+            <w:tcW w:type="dxa" w:w="1921"/>
             <w:vAlign w:val="center"/>
             <w:shd w:fill="F2F5F9"/>
             <w:tcMar>
-              <w:top w:w="80" w:type="dxa"/>
-              <w:bottom w:w="80" w:type="dxa"/>
-              <w:left w:w="100" w:type="dxa"/>
-              <w:right w:w="100" w:type="dxa"/>
+              <w:top w:w="70" w:type="dxa"/>
+              <w:bottom w:w="70" w:type="dxa"/>
+              <w:left w:w="90" w:type="dxa"/>
+              <w:right w:w="90" w:type="dxa"/>
             </w:tcMar>
           </w:tcPr>
           <w:p>
@@ -5871,14 +5871,14 @@
         </w:tc>
         <w:tc>
           <w:tcPr>
-            <w:tcW w:type="dxa" w:w="1806"/>
+            <w:tcW w:type="dxa" w:w="1921"/>
             <w:vAlign w:val="center"/>
             <w:shd w:fill="F2F5F9"/>
             <w:tcMar>
-              <w:top w:w="80" w:type="dxa"/>
-              <w:bottom w:w="80" w:type="dxa"/>
-              <w:left w:w="100" w:type="dxa"/>
-              <w:right w:w="100" w:type="dxa"/>
+              <w:top w:w="70" w:type="dxa"/>
+              <w:bottom w:w="70" w:type="dxa"/>
+              <w:left w:w="90" w:type="dxa"/>
+              <w:right w:w="90" w:type="dxa"/>
             </w:tcMar>
           </w:tcPr>
           <w:p>
@@ -5898,14 +5898,14 @@
         </w:tc>
         <w:tc>
           <w:tcPr>
-            <w:tcW w:type="dxa" w:w="1806"/>
+            <w:tcW w:type="dxa" w:w="1921"/>
             <w:vAlign w:val="center"/>
             <w:shd w:fill="F2F5F9"/>
             <w:tcMar>
-              <w:top w:w="80" w:type="dxa"/>
-              <w:bottom w:w="80" w:type="dxa"/>
-              <w:left w:w="100" w:type="dxa"/>
-              <w:right w:w="100" w:type="dxa"/>
+              <w:top w:w="70" w:type="dxa"/>
+              <w:bottom w:w="70" w:type="dxa"/>
+              <w:left w:w="90" w:type="dxa"/>
+              <w:right w:w="90" w:type="dxa"/>
             </w:tcMar>
           </w:tcPr>
           <w:p>
@@ -5927,7 +5927,7 @@
     </w:tbl>
     <w:p>
       <w:pPr>
-        <w:spacing w:after="120"/>
+        <w:spacing w:after="100"/>
       </w:pPr>
     </w:p>
     <w:p>
@@ -5937,9 +5937,9 @@
       <w:r>
         <w:rPr>
           <w:color w:val="C8D2E1"/>
-          <w:sz w:val="16"/>
+          <w:sz w:val="14"/>
         </w:rPr>
-        <w:t>_________________________________________________________________________________</w:t>
+        <w:t>———————————————————————————————————————————————————————————————————————————</w:t>
       </w:r>
     </w:p>
     <w:p>
@@ -5973,9 +5973,9 @@
         </w:tblBorders>
       </w:tblPr>
       <w:tblGrid>
-        <w:gridCol w:w="3010"/>
-        <w:gridCol w:w="3010"/>
-        <w:gridCol w:w="3010"/>
+        <w:gridCol w:w="3202"/>
+        <w:gridCol w:w="3202"/>
+        <w:gridCol w:w="3202"/>
       </w:tblGrid>
       <w:tr>
         <w:trPr>
@@ -5985,7 +5985,7 @@
         </w:trPr>
         <w:tc>
           <w:tcPr>
-            <w:tcW w:type="dxa" w:w="3010"/>
+            <w:tcW w:type="dxa" w:w="3202"/>
             <w:vAlign w:val="center"/>
             <w:shd w:fill="1F3864"/>
             <w:tcMar>
@@ -6013,7 +6013,7 @@
         </w:tc>
         <w:tc>
           <w:tcPr>
-            <w:tcW w:type="dxa" w:w="3010"/>
+            <w:tcW w:type="dxa" w:w="3202"/>
             <w:vAlign w:val="center"/>
             <w:shd w:fill="1F3864"/>
             <w:tcMar>
@@ -6041,7 +6041,7 @@
         </w:tc>
         <w:tc>
           <w:tcPr>
-            <w:tcW w:type="dxa" w:w="3010"/>
+            <w:tcW w:type="dxa" w:w="3202"/>
             <w:vAlign w:val="center"/>
             <w:shd w:fill="1F3864"/>
             <w:tcMar>
@@ -6074,14 +6074,14 @@
         </w:trPr>
         <w:tc>
           <w:tcPr>
-            <w:tcW w:type="dxa" w:w="3010"/>
+            <w:tcW w:type="dxa" w:w="3202"/>
             <w:vAlign w:val="center"/>
             <w:shd w:fill="FFFFFF"/>
             <w:tcMar>
-              <w:top w:w="80" w:type="dxa"/>
-              <w:bottom w:w="80" w:type="dxa"/>
-              <w:left w:w="100" w:type="dxa"/>
-              <w:right w:w="100" w:type="dxa"/>
+              <w:top w:w="70" w:type="dxa"/>
+              <w:bottom w:w="70" w:type="dxa"/>
+              <w:left w:w="90" w:type="dxa"/>
+              <w:right w:w="90" w:type="dxa"/>
             </w:tcMar>
           </w:tcPr>
           <w:p>
@@ -6118,14 +6118,14 @@
         </w:tc>
         <w:tc>
           <w:tcPr>
-            <w:tcW w:type="dxa" w:w="3010"/>
+            <w:tcW w:type="dxa" w:w="3202"/>
             <w:vAlign w:val="center"/>
             <w:shd w:fill="FFFFFF"/>
             <w:tcMar>
-              <w:top w:w="80" w:type="dxa"/>
-              <w:bottom w:w="80" w:type="dxa"/>
-              <w:left w:w="100" w:type="dxa"/>
-              <w:right w:w="100" w:type="dxa"/>
+              <w:top w:w="70" w:type="dxa"/>
+              <w:bottom w:w="70" w:type="dxa"/>
+              <w:left w:w="90" w:type="dxa"/>
+              <w:right w:w="90" w:type="dxa"/>
             </w:tcMar>
           </w:tcPr>
           <w:p>
@@ -6145,14 +6145,14 @@
         </w:tc>
         <w:tc>
           <w:tcPr>
-            <w:tcW w:type="dxa" w:w="3010"/>
+            <w:tcW w:type="dxa" w:w="3202"/>
             <w:vAlign w:val="center"/>
             <w:shd w:fill="FFFFFF"/>
             <w:tcMar>
-              <w:top w:w="80" w:type="dxa"/>
-              <w:bottom w:w="80" w:type="dxa"/>
-              <w:left w:w="100" w:type="dxa"/>
-              <w:right w:w="100" w:type="dxa"/>
+              <w:top w:w="70" w:type="dxa"/>
+              <w:bottom w:w="70" w:type="dxa"/>
+              <w:left w:w="90" w:type="dxa"/>
+              <w:right w:w="90" w:type="dxa"/>
             </w:tcMar>
           </w:tcPr>
           <w:p>
@@ -6177,14 +6177,14 @@
         </w:trPr>
         <w:tc>
           <w:tcPr>
-            <w:tcW w:type="dxa" w:w="3010"/>
+            <w:tcW w:type="dxa" w:w="3202"/>
             <w:vAlign w:val="center"/>
             <w:shd w:fill="F2F5F9"/>
             <w:tcMar>
-              <w:top w:w="80" w:type="dxa"/>
-              <w:bottom w:w="80" w:type="dxa"/>
-              <w:left w:w="100" w:type="dxa"/>
-              <w:right w:w="100" w:type="dxa"/>
+              <w:top w:w="70" w:type="dxa"/>
+              <w:bottom w:w="70" w:type="dxa"/>
+              <w:left w:w="90" w:type="dxa"/>
+              <w:right w:w="90" w:type="dxa"/>
             </w:tcMar>
           </w:tcPr>
           <w:p>
@@ -6221,14 +6221,14 @@
         </w:tc>
         <w:tc>
           <w:tcPr>
-            <w:tcW w:type="dxa" w:w="3010"/>
+            <w:tcW w:type="dxa" w:w="3202"/>
             <w:vAlign w:val="center"/>
             <w:shd w:fill="F2F5F9"/>
             <w:tcMar>
-              <w:top w:w="80" w:type="dxa"/>
-              <w:bottom w:w="80" w:type="dxa"/>
-              <w:left w:w="100" w:type="dxa"/>
-              <w:right w:w="100" w:type="dxa"/>
+              <w:top w:w="70" w:type="dxa"/>
+              <w:bottom w:w="70" w:type="dxa"/>
+              <w:left w:w="90" w:type="dxa"/>
+              <w:right w:w="90" w:type="dxa"/>
             </w:tcMar>
           </w:tcPr>
           <w:p>
@@ -6248,14 +6248,14 @@
         </w:tc>
         <w:tc>
           <w:tcPr>
-            <w:tcW w:type="dxa" w:w="3010"/>
+            <w:tcW w:type="dxa" w:w="3202"/>
             <w:vAlign w:val="center"/>
             <w:shd w:fill="F2F5F9"/>
             <w:tcMar>
-              <w:top w:w="80" w:type="dxa"/>
-              <w:bottom w:w="80" w:type="dxa"/>
-              <w:left w:w="100" w:type="dxa"/>
-              <w:right w:w="100" w:type="dxa"/>
+              <w:top w:w="70" w:type="dxa"/>
+              <w:bottom w:w="70" w:type="dxa"/>
+              <w:left w:w="90" w:type="dxa"/>
+              <w:right w:w="90" w:type="dxa"/>
             </w:tcMar>
           </w:tcPr>
           <w:p>
@@ -6280,14 +6280,14 @@
         </w:trPr>
         <w:tc>
           <w:tcPr>
-            <w:tcW w:type="dxa" w:w="3010"/>
+            <w:tcW w:type="dxa" w:w="3202"/>
             <w:vAlign w:val="center"/>
             <w:shd w:fill="FFFFFF"/>
             <w:tcMar>
-              <w:top w:w="80" w:type="dxa"/>
-              <w:bottom w:w="80" w:type="dxa"/>
-              <w:left w:w="100" w:type="dxa"/>
-              <w:right w:w="100" w:type="dxa"/>
+              <w:top w:w="70" w:type="dxa"/>
+              <w:bottom w:w="70" w:type="dxa"/>
+              <w:left w:w="90" w:type="dxa"/>
+              <w:right w:w="90" w:type="dxa"/>
             </w:tcMar>
           </w:tcPr>
           <w:p>
@@ -6324,14 +6324,14 @@
         </w:tc>
         <w:tc>
           <w:tcPr>
-            <w:tcW w:type="dxa" w:w="3010"/>
+            <w:tcW w:type="dxa" w:w="3202"/>
             <w:vAlign w:val="center"/>
             <w:shd w:fill="FFFFFF"/>
             <w:tcMar>
-              <w:top w:w="80" w:type="dxa"/>
-              <w:bottom w:w="80" w:type="dxa"/>
-              <w:left w:w="100" w:type="dxa"/>
-              <w:right w:w="100" w:type="dxa"/>
+              <w:top w:w="70" w:type="dxa"/>
+              <w:bottom w:w="70" w:type="dxa"/>
+              <w:left w:w="90" w:type="dxa"/>
+              <w:right w:w="90" w:type="dxa"/>
             </w:tcMar>
           </w:tcPr>
           <w:p>
@@ -6351,14 +6351,14 @@
         </w:tc>
         <w:tc>
           <w:tcPr>
-            <w:tcW w:type="dxa" w:w="3010"/>
+            <w:tcW w:type="dxa" w:w="3202"/>
             <w:vAlign w:val="center"/>
             <w:shd w:fill="FFFFFF"/>
             <w:tcMar>
-              <w:top w:w="80" w:type="dxa"/>
-              <w:bottom w:w="80" w:type="dxa"/>
-              <w:left w:w="100" w:type="dxa"/>
-              <w:right w:w="100" w:type="dxa"/>
+              <w:top w:w="70" w:type="dxa"/>
+              <w:bottom w:w="70" w:type="dxa"/>
+              <w:left w:w="90" w:type="dxa"/>
+              <w:right w:w="90" w:type="dxa"/>
             </w:tcMar>
           </w:tcPr>
           <w:p>
@@ -6383,14 +6383,14 @@
         </w:trPr>
         <w:tc>
           <w:tcPr>
-            <w:tcW w:type="dxa" w:w="3010"/>
+            <w:tcW w:type="dxa" w:w="3202"/>
             <w:vAlign w:val="center"/>
             <w:shd w:fill="F2F5F9"/>
             <w:tcMar>
-              <w:top w:w="80" w:type="dxa"/>
-              <w:bottom w:w="80" w:type="dxa"/>
-              <w:left w:w="100" w:type="dxa"/>
-              <w:right w:w="100" w:type="dxa"/>
+              <w:top w:w="70" w:type="dxa"/>
+              <w:bottom w:w="70" w:type="dxa"/>
+              <w:left w:w="90" w:type="dxa"/>
+              <w:right w:w="90" w:type="dxa"/>
             </w:tcMar>
           </w:tcPr>
           <w:p>
@@ -6427,14 +6427,14 @@
         </w:tc>
         <w:tc>
           <w:tcPr>
-            <w:tcW w:type="dxa" w:w="3010"/>
+            <w:tcW w:type="dxa" w:w="3202"/>
             <w:vAlign w:val="center"/>
             <w:shd w:fill="F2F5F9"/>
             <w:tcMar>
-              <w:top w:w="80" w:type="dxa"/>
-              <w:bottom w:w="80" w:type="dxa"/>
-              <w:left w:w="100" w:type="dxa"/>
-              <w:right w:w="100" w:type="dxa"/>
+              <w:top w:w="70" w:type="dxa"/>
+              <w:bottom w:w="70" w:type="dxa"/>
+              <w:left w:w="90" w:type="dxa"/>
+              <w:right w:w="90" w:type="dxa"/>
             </w:tcMar>
           </w:tcPr>
           <w:p>
@@ -6454,14 +6454,14 @@
         </w:tc>
         <w:tc>
           <w:tcPr>
-            <w:tcW w:type="dxa" w:w="3010"/>
+            <w:tcW w:type="dxa" w:w="3202"/>
             <w:vAlign w:val="center"/>
             <w:shd w:fill="F2F5F9"/>
             <w:tcMar>
-              <w:top w:w="80" w:type="dxa"/>
-              <w:bottom w:w="80" w:type="dxa"/>
-              <w:left w:w="100" w:type="dxa"/>
-              <w:right w:w="100" w:type="dxa"/>
+              <w:top w:w="70" w:type="dxa"/>
+              <w:bottom w:w="70" w:type="dxa"/>
+              <w:left w:w="90" w:type="dxa"/>
+              <w:right w:w="90" w:type="dxa"/>
             </w:tcMar>
           </w:tcPr>
           <w:p>
@@ -6483,7 +6483,7 @@
     </w:tbl>
     <w:p>
       <w:pPr>
-        <w:spacing w:after="120"/>
+        <w:spacing w:after="100"/>
       </w:pPr>
     </w:p>
     <w:tbl>
@@ -6494,17 +6494,17 @@
         <w:tblLook w:firstColumn="1" w:firstRow="1" w:lastColumn="0" w:lastRow="0" w:noHBand="0" w:noVBand="1" w:val="04A0"/>
       </w:tblPr>
       <w:tblGrid>
-        <w:gridCol w:w="9029"/>
+        <w:gridCol w:w="9605"/>
       </w:tblGrid>
       <w:tr>
         <w:tc>
           <w:tcPr>
-            <w:tcW w:type="dxa" w:w="9360"/>
+            <w:tcW w:type="dxa" w:w="9504"/>
             <w:shd w:fill="EEF4FB"/>
             <w:tcMar>
               <w:top w:w="120" w:type="dxa"/>
               <w:bottom w:w="120" w:type="dxa"/>
-              <w:left w:w="200" w:type="dxa"/>
+              <w:left w:w="180" w:type="dxa"/>
               <w:right w:w="150" w:type="dxa"/>
             </w:tcMar>
             <w:tcBorders>
@@ -6522,10 +6522,29 @@
               <w:rPr>
                 <w:rFonts w:ascii="Calibri" w:hAnsi="Calibri"/>
                 <w:i/>
-                <w:color w:val="1F3864"/>
-                <w:sz w:val="20"/>
+                <w:color w:val="262626"/>
+                <w:sz w:val="19"/>
               </w:rPr>
-              <w:t>Catatan: total = 14 + 7 + 4 + 13 = **38 lampiran** ✔ (semua butir terpetakan tanpa tumpang-tindih).</w:t>
+              <w:t xml:space="preserve">Catatan: total = 14 + 7 + 4 + 13 = </w:t>
+            </w:r>
+            <w:r>
+              <w:rPr>
+                <w:rFonts w:ascii="Calibri" w:hAnsi="Calibri"/>
+                <w:b/>
+                <w:i/>
+                <w:color w:val="262626"/>
+                <w:sz w:val="19"/>
+              </w:rPr>
+              <w:t>38 lampiran</w:t>
+            </w:r>
+            <w:r>
+              <w:rPr>
+                <w:rFonts w:ascii="Calibri" w:hAnsi="Calibri"/>
+                <w:i/>
+                <w:color w:val="262626"/>
+                <w:sz w:val="19"/>
+              </w:rPr>
+              <w:t xml:space="preserve"> ✔ (semua butir terpetakan tanpa tumpang-tindih).</w:t>
             </w:r>
           </w:p>
         </w:tc>
@@ -6543,9 +6562,9 @@
       <w:r>
         <w:rPr>
           <w:color w:val="C8D2E1"/>
-          <w:sz w:val="16"/>
+          <w:sz w:val="14"/>
         </w:rPr>
-        <w:t>_________________________________________________________________________________</w:t>
+        <w:t>———————————————————————————————————————————————————————————————————————————</w:t>
       </w:r>
     </w:p>
     <w:p>
@@ -7060,9 +7079,9 @@
       <w:r>
         <w:rPr>
           <w:color w:val="C8D2E1"/>
-          <w:sz w:val="16"/>
+          <w:sz w:val="14"/>
         </w:rPr>
-        <w:t>_________________________________________________________________________________</w:t>
+        <w:t>———————————————————————————————————————————————————————————————————————————</w:t>
       </w:r>
     </w:p>
     <w:p>
@@ -7096,10 +7115,10 @@
         </w:tblBorders>
       </w:tblPr>
       <w:tblGrid>
-        <w:gridCol w:w="2257"/>
-        <w:gridCol w:w="2257"/>
-        <w:gridCol w:w="2257"/>
-        <w:gridCol w:w="2257"/>
+        <w:gridCol w:w="2401"/>
+        <w:gridCol w:w="2401"/>
+        <w:gridCol w:w="2401"/>
+        <w:gridCol w:w="2401"/>
       </w:tblGrid>
       <w:tr>
         <w:trPr>
@@ -7109,7 +7128,7 @@
         </w:trPr>
         <w:tc>
           <w:tcPr>
-            <w:tcW w:type="dxa" w:w="2257"/>
+            <w:tcW w:type="dxa" w:w="2401"/>
             <w:vAlign w:val="center"/>
             <w:shd w:fill="1F3864"/>
             <w:tcMar>
@@ -7137,7 +7156,7 @@
         </w:tc>
         <w:tc>
           <w:tcPr>
-            <w:tcW w:type="dxa" w:w="2257"/>
+            <w:tcW w:type="dxa" w:w="2401"/>
             <w:vAlign w:val="center"/>
             <w:shd w:fill="1F3864"/>
             <w:tcMar>
@@ -7165,7 +7184,7 @@
         </w:tc>
         <w:tc>
           <w:tcPr>
-            <w:tcW w:type="dxa" w:w="2257"/>
+            <w:tcW w:type="dxa" w:w="2401"/>
             <w:vAlign w:val="center"/>
             <w:shd w:fill="1F3864"/>
             <w:tcMar>
@@ -7193,7 +7212,7 @@
         </w:tc>
         <w:tc>
           <w:tcPr>
-            <w:tcW w:type="dxa" w:w="2257"/>
+            <w:tcW w:type="dxa" w:w="2401"/>
             <w:vAlign w:val="center"/>
             <w:shd w:fill="1F3864"/>
             <w:tcMar>
@@ -7226,14 +7245,14 @@
         </w:trPr>
         <w:tc>
           <w:tcPr>
-            <w:tcW w:type="dxa" w:w="2257"/>
+            <w:tcW w:type="dxa" w:w="2401"/>
             <w:vAlign w:val="center"/>
             <w:shd w:fill="FFFFFF"/>
             <w:tcMar>
-              <w:top w:w="80" w:type="dxa"/>
-              <w:bottom w:w="80" w:type="dxa"/>
-              <w:left w:w="100" w:type="dxa"/>
-              <w:right w:w="100" w:type="dxa"/>
+              <w:top w:w="70" w:type="dxa"/>
+              <w:bottom w:w="70" w:type="dxa"/>
+              <w:left w:w="90" w:type="dxa"/>
+              <w:right w:w="90" w:type="dxa"/>
             </w:tcMar>
           </w:tcPr>
           <w:p>
@@ -7254,14 +7273,14 @@
         </w:tc>
         <w:tc>
           <w:tcPr>
-            <w:tcW w:type="dxa" w:w="2257"/>
+            <w:tcW w:type="dxa" w:w="2401"/>
             <w:vAlign w:val="center"/>
             <w:shd w:fill="FFFFFF"/>
             <w:tcMar>
-              <w:top w:w="80" w:type="dxa"/>
-              <w:bottom w:w="80" w:type="dxa"/>
-              <w:left w:w="100" w:type="dxa"/>
-              <w:right w:w="100" w:type="dxa"/>
+              <w:top w:w="70" w:type="dxa"/>
+              <w:bottom w:w="70" w:type="dxa"/>
+              <w:left w:w="90" w:type="dxa"/>
+              <w:right w:w="90" w:type="dxa"/>
             </w:tcMar>
           </w:tcPr>
           <w:p>
@@ -7281,14 +7300,14 @@
         </w:tc>
         <w:tc>
           <w:tcPr>
-            <w:tcW w:type="dxa" w:w="2257"/>
+            <w:tcW w:type="dxa" w:w="2401"/>
             <w:vAlign w:val="center"/>
             <w:shd w:fill="FFFFFF"/>
             <w:tcMar>
-              <w:top w:w="80" w:type="dxa"/>
-              <w:bottom w:w="80" w:type="dxa"/>
-              <w:left w:w="100" w:type="dxa"/>
-              <w:right w:w="100" w:type="dxa"/>
+              <w:top w:w="70" w:type="dxa"/>
+              <w:bottom w:w="70" w:type="dxa"/>
+              <w:left w:w="90" w:type="dxa"/>
+              <w:right w:w="90" w:type="dxa"/>
             </w:tcMar>
           </w:tcPr>
           <w:p>
@@ -7308,14 +7327,14 @@
         </w:tc>
         <w:tc>
           <w:tcPr>
-            <w:tcW w:type="dxa" w:w="2257"/>
+            <w:tcW w:type="dxa" w:w="2401"/>
             <w:vAlign w:val="center"/>
             <w:shd w:fill="FFFFFF"/>
             <w:tcMar>
-              <w:top w:w="80" w:type="dxa"/>
-              <w:bottom w:w="80" w:type="dxa"/>
-              <w:left w:w="100" w:type="dxa"/>
-              <w:right w:w="100" w:type="dxa"/>
+              <w:top w:w="70" w:type="dxa"/>
+              <w:bottom w:w="70" w:type="dxa"/>
+              <w:left w:w="90" w:type="dxa"/>
+              <w:right w:w="90" w:type="dxa"/>
             </w:tcMar>
           </w:tcPr>
           <w:p>
@@ -7356,14 +7375,14 @@
         </w:trPr>
         <w:tc>
           <w:tcPr>
-            <w:tcW w:type="dxa" w:w="2257"/>
+            <w:tcW w:type="dxa" w:w="2401"/>
             <w:vAlign w:val="center"/>
             <w:shd w:fill="F2F5F9"/>
             <w:tcMar>
-              <w:top w:w="80" w:type="dxa"/>
-              <w:bottom w:w="80" w:type="dxa"/>
-              <w:left w:w="100" w:type="dxa"/>
-              <w:right w:w="100" w:type="dxa"/>
+              <w:top w:w="70" w:type="dxa"/>
+              <w:bottom w:w="70" w:type="dxa"/>
+              <w:left w:w="90" w:type="dxa"/>
+              <w:right w:w="90" w:type="dxa"/>
             </w:tcMar>
           </w:tcPr>
           <w:p>
@@ -7384,14 +7403,14 @@
         </w:tc>
         <w:tc>
           <w:tcPr>
-            <w:tcW w:type="dxa" w:w="2257"/>
+            <w:tcW w:type="dxa" w:w="2401"/>
             <w:vAlign w:val="center"/>
             <w:shd w:fill="F2F5F9"/>
             <w:tcMar>
-              <w:top w:w="80" w:type="dxa"/>
-              <w:bottom w:w="80" w:type="dxa"/>
-              <w:left w:w="100" w:type="dxa"/>
-              <w:right w:w="100" w:type="dxa"/>
+              <w:top w:w="70" w:type="dxa"/>
+              <w:bottom w:w="70" w:type="dxa"/>
+              <w:left w:w="90" w:type="dxa"/>
+              <w:right w:w="90" w:type="dxa"/>
             </w:tcMar>
           </w:tcPr>
           <w:p>
@@ -7411,14 +7430,14 @@
         </w:tc>
         <w:tc>
           <w:tcPr>
-            <w:tcW w:type="dxa" w:w="2257"/>
+            <w:tcW w:type="dxa" w:w="2401"/>
             <w:vAlign w:val="center"/>
             <w:shd w:fill="F2F5F9"/>
             <w:tcMar>
-              <w:top w:w="80" w:type="dxa"/>
-              <w:bottom w:w="80" w:type="dxa"/>
-              <w:left w:w="100" w:type="dxa"/>
-              <w:right w:w="100" w:type="dxa"/>
+              <w:top w:w="70" w:type="dxa"/>
+              <w:bottom w:w="70" w:type="dxa"/>
+              <w:left w:w="90" w:type="dxa"/>
+              <w:right w:w="90" w:type="dxa"/>
             </w:tcMar>
           </w:tcPr>
           <w:p>
@@ -7438,14 +7457,14 @@
         </w:tc>
         <w:tc>
           <w:tcPr>
-            <w:tcW w:type="dxa" w:w="2257"/>
+            <w:tcW w:type="dxa" w:w="2401"/>
             <w:vAlign w:val="center"/>
             <w:shd w:fill="F2F5F9"/>
             <w:tcMar>
-              <w:top w:w="80" w:type="dxa"/>
-              <w:bottom w:w="80" w:type="dxa"/>
-              <w:left w:w="100" w:type="dxa"/>
-              <w:right w:w="100" w:type="dxa"/>
+              <w:top w:w="70" w:type="dxa"/>
+              <w:bottom w:w="70" w:type="dxa"/>
+              <w:left w:w="90" w:type="dxa"/>
+              <w:right w:w="90" w:type="dxa"/>
             </w:tcMar>
           </w:tcPr>
           <w:p>
@@ -7470,14 +7489,14 @@
         </w:trPr>
         <w:tc>
           <w:tcPr>
-            <w:tcW w:type="dxa" w:w="2257"/>
+            <w:tcW w:type="dxa" w:w="2401"/>
             <w:vAlign w:val="center"/>
             <w:shd w:fill="FFFFFF"/>
             <w:tcMar>
-              <w:top w:w="80" w:type="dxa"/>
-              <w:bottom w:w="80" w:type="dxa"/>
-              <w:left w:w="100" w:type="dxa"/>
-              <w:right w:w="100" w:type="dxa"/>
+              <w:top w:w="70" w:type="dxa"/>
+              <w:bottom w:w="70" w:type="dxa"/>
+              <w:left w:w="90" w:type="dxa"/>
+              <w:right w:w="90" w:type="dxa"/>
             </w:tcMar>
           </w:tcPr>
           <w:p>
@@ -7498,14 +7517,14 @@
         </w:tc>
         <w:tc>
           <w:tcPr>
-            <w:tcW w:type="dxa" w:w="2257"/>
+            <w:tcW w:type="dxa" w:w="2401"/>
             <w:vAlign w:val="center"/>
             <w:shd w:fill="FFFFFF"/>
             <w:tcMar>
-              <w:top w:w="80" w:type="dxa"/>
-              <w:bottom w:w="80" w:type="dxa"/>
-              <w:left w:w="100" w:type="dxa"/>
-              <w:right w:w="100" w:type="dxa"/>
+              <w:top w:w="70" w:type="dxa"/>
+              <w:bottom w:w="70" w:type="dxa"/>
+              <w:left w:w="90" w:type="dxa"/>
+              <w:right w:w="90" w:type="dxa"/>
             </w:tcMar>
           </w:tcPr>
           <w:p>
@@ -7525,14 +7544,14 @@
         </w:tc>
         <w:tc>
           <w:tcPr>
-            <w:tcW w:type="dxa" w:w="2257"/>
+            <w:tcW w:type="dxa" w:w="2401"/>
             <w:vAlign w:val="center"/>
             <w:shd w:fill="FFFFFF"/>
             <w:tcMar>
-              <w:top w:w="80" w:type="dxa"/>
-              <w:bottom w:w="80" w:type="dxa"/>
-              <w:left w:w="100" w:type="dxa"/>
-              <w:right w:w="100" w:type="dxa"/>
+              <w:top w:w="70" w:type="dxa"/>
+              <w:bottom w:w="70" w:type="dxa"/>
+              <w:left w:w="90" w:type="dxa"/>
+              <w:right w:w="90" w:type="dxa"/>
             </w:tcMar>
           </w:tcPr>
           <w:p>
@@ -7552,14 +7571,14 @@
         </w:tc>
         <w:tc>
           <w:tcPr>
-            <w:tcW w:type="dxa" w:w="2257"/>
+            <w:tcW w:type="dxa" w:w="2401"/>
             <w:vAlign w:val="center"/>
             <w:shd w:fill="FFFFFF"/>
             <w:tcMar>
-              <w:top w:w="80" w:type="dxa"/>
-              <w:bottom w:w="80" w:type="dxa"/>
-              <w:left w:w="100" w:type="dxa"/>
-              <w:right w:w="100" w:type="dxa"/>
+              <w:top w:w="70" w:type="dxa"/>
+              <w:bottom w:w="70" w:type="dxa"/>
+              <w:left w:w="90" w:type="dxa"/>
+              <w:right w:w="90" w:type="dxa"/>
             </w:tcMar>
           </w:tcPr>
           <w:p>
@@ -7584,14 +7603,14 @@
         </w:trPr>
         <w:tc>
           <w:tcPr>
-            <w:tcW w:type="dxa" w:w="2257"/>
+            <w:tcW w:type="dxa" w:w="2401"/>
             <w:vAlign w:val="center"/>
             <w:shd w:fill="F2F5F9"/>
             <w:tcMar>
-              <w:top w:w="80" w:type="dxa"/>
-              <w:bottom w:w="80" w:type="dxa"/>
-              <w:left w:w="100" w:type="dxa"/>
-              <w:right w:w="100" w:type="dxa"/>
+              <w:top w:w="70" w:type="dxa"/>
+              <w:bottom w:w="70" w:type="dxa"/>
+              <w:left w:w="90" w:type="dxa"/>
+              <w:right w:w="90" w:type="dxa"/>
             </w:tcMar>
           </w:tcPr>
           <w:p>
@@ -7612,14 +7631,14 @@
         </w:tc>
         <w:tc>
           <w:tcPr>
-            <w:tcW w:type="dxa" w:w="2257"/>
+            <w:tcW w:type="dxa" w:w="2401"/>
             <w:vAlign w:val="center"/>
             <w:shd w:fill="F2F5F9"/>
             <w:tcMar>
-              <w:top w:w="80" w:type="dxa"/>
-              <w:bottom w:w="80" w:type="dxa"/>
-              <w:left w:w="100" w:type="dxa"/>
-              <w:right w:w="100" w:type="dxa"/>
+              <w:top w:w="70" w:type="dxa"/>
+              <w:bottom w:w="70" w:type="dxa"/>
+              <w:left w:w="90" w:type="dxa"/>
+              <w:right w:w="90" w:type="dxa"/>
             </w:tcMar>
           </w:tcPr>
           <w:p>
@@ -7639,14 +7658,14 @@
         </w:tc>
         <w:tc>
           <w:tcPr>
-            <w:tcW w:type="dxa" w:w="2257"/>
+            <w:tcW w:type="dxa" w:w="2401"/>
             <w:vAlign w:val="center"/>
             <w:shd w:fill="F2F5F9"/>
             <w:tcMar>
-              <w:top w:w="80" w:type="dxa"/>
-              <w:bottom w:w="80" w:type="dxa"/>
-              <w:left w:w="100" w:type="dxa"/>
-              <w:right w:w="100" w:type="dxa"/>
+              <w:top w:w="70" w:type="dxa"/>
+              <w:bottom w:w="70" w:type="dxa"/>
+              <w:left w:w="90" w:type="dxa"/>
+              <w:right w:w="90" w:type="dxa"/>
             </w:tcMar>
           </w:tcPr>
           <w:p>
@@ -7666,14 +7685,14 @@
         </w:tc>
         <w:tc>
           <w:tcPr>
-            <w:tcW w:type="dxa" w:w="2257"/>
+            <w:tcW w:type="dxa" w:w="2401"/>
             <w:vAlign w:val="center"/>
             <w:shd w:fill="F2F5F9"/>
             <w:tcMar>
-              <w:top w:w="80" w:type="dxa"/>
-              <w:bottom w:w="80" w:type="dxa"/>
-              <w:left w:w="100" w:type="dxa"/>
-              <w:right w:w="100" w:type="dxa"/>
+              <w:top w:w="70" w:type="dxa"/>
+              <w:bottom w:w="70" w:type="dxa"/>
+              <w:left w:w="90" w:type="dxa"/>
+              <w:right w:w="90" w:type="dxa"/>
             </w:tcMar>
           </w:tcPr>
           <w:p>
@@ -7698,14 +7717,14 @@
         </w:trPr>
         <w:tc>
           <w:tcPr>
-            <w:tcW w:type="dxa" w:w="2257"/>
+            <w:tcW w:type="dxa" w:w="2401"/>
             <w:vAlign w:val="center"/>
             <w:shd w:fill="FFFFFF"/>
             <w:tcMar>
-              <w:top w:w="80" w:type="dxa"/>
-              <w:bottom w:w="80" w:type="dxa"/>
-              <w:left w:w="100" w:type="dxa"/>
-              <w:right w:w="100" w:type="dxa"/>
+              <w:top w:w="70" w:type="dxa"/>
+              <w:bottom w:w="70" w:type="dxa"/>
+              <w:left w:w="90" w:type="dxa"/>
+              <w:right w:w="90" w:type="dxa"/>
             </w:tcMar>
           </w:tcPr>
           <w:p>
@@ -7726,14 +7745,14 @@
         </w:tc>
         <w:tc>
           <w:tcPr>
-            <w:tcW w:type="dxa" w:w="2257"/>
+            <w:tcW w:type="dxa" w:w="2401"/>
             <w:vAlign w:val="center"/>
             <w:shd w:fill="FFFFFF"/>
             <w:tcMar>
-              <w:top w:w="80" w:type="dxa"/>
-              <w:bottom w:w="80" w:type="dxa"/>
-              <w:left w:w="100" w:type="dxa"/>
-              <w:right w:w="100" w:type="dxa"/>
+              <w:top w:w="70" w:type="dxa"/>
+              <w:bottom w:w="70" w:type="dxa"/>
+              <w:left w:w="90" w:type="dxa"/>
+              <w:right w:w="90" w:type="dxa"/>
             </w:tcMar>
           </w:tcPr>
           <w:p>
@@ -7753,14 +7772,14 @@
         </w:tc>
         <w:tc>
           <w:tcPr>
-            <w:tcW w:type="dxa" w:w="2257"/>
+            <w:tcW w:type="dxa" w:w="2401"/>
             <w:vAlign w:val="center"/>
             <w:shd w:fill="FFFFFF"/>
             <w:tcMar>
-              <w:top w:w="80" w:type="dxa"/>
-              <w:bottom w:w="80" w:type="dxa"/>
-              <w:left w:w="100" w:type="dxa"/>
-              <w:right w:w="100" w:type="dxa"/>
+              <w:top w:w="70" w:type="dxa"/>
+              <w:bottom w:w="70" w:type="dxa"/>
+              <w:left w:w="90" w:type="dxa"/>
+              <w:right w:w="90" w:type="dxa"/>
             </w:tcMar>
           </w:tcPr>
           <w:p>
@@ -7780,14 +7799,14 @@
         </w:tc>
         <w:tc>
           <w:tcPr>
-            <w:tcW w:type="dxa" w:w="2257"/>
+            <w:tcW w:type="dxa" w:w="2401"/>
             <w:vAlign w:val="center"/>
             <w:shd w:fill="FFFFFF"/>
             <w:tcMar>
-              <w:top w:w="80" w:type="dxa"/>
-              <w:bottom w:w="80" w:type="dxa"/>
-              <w:left w:w="100" w:type="dxa"/>
-              <w:right w:w="100" w:type="dxa"/>
+              <w:top w:w="70" w:type="dxa"/>
+              <w:bottom w:w="70" w:type="dxa"/>
+              <w:left w:w="90" w:type="dxa"/>
+              <w:right w:w="90" w:type="dxa"/>
             </w:tcMar>
           </w:tcPr>
           <w:p>
@@ -7812,14 +7831,14 @@
         </w:trPr>
         <w:tc>
           <w:tcPr>
-            <w:tcW w:type="dxa" w:w="2257"/>
+            <w:tcW w:type="dxa" w:w="2401"/>
             <w:vAlign w:val="center"/>
             <w:shd w:fill="F2F5F9"/>
             <w:tcMar>
-              <w:top w:w="80" w:type="dxa"/>
-              <w:bottom w:w="80" w:type="dxa"/>
-              <w:left w:w="100" w:type="dxa"/>
-              <w:right w:w="100" w:type="dxa"/>
+              <w:top w:w="70" w:type="dxa"/>
+              <w:bottom w:w="70" w:type="dxa"/>
+              <w:left w:w="90" w:type="dxa"/>
+              <w:right w:w="90" w:type="dxa"/>
             </w:tcMar>
           </w:tcPr>
           <w:p>
@@ -7840,14 +7859,14 @@
         </w:tc>
         <w:tc>
           <w:tcPr>
-            <w:tcW w:type="dxa" w:w="2257"/>
+            <w:tcW w:type="dxa" w:w="2401"/>
             <w:vAlign w:val="center"/>
             <w:shd w:fill="F2F5F9"/>
             <w:tcMar>
-              <w:top w:w="80" w:type="dxa"/>
-              <w:bottom w:w="80" w:type="dxa"/>
-              <w:left w:w="100" w:type="dxa"/>
-              <w:right w:w="100" w:type="dxa"/>
+              <w:top w:w="70" w:type="dxa"/>
+              <w:bottom w:w="70" w:type="dxa"/>
+              <w:left w:w="90" w:type="dxa"/>
+              <w:right w:w="90" w:type="dxa"/>
             </w:tcMar>
           </w:tcPr>
           <w:p>
@@ -7867,14 +7886,14 @@
         </w:tc>
         <w:tc>
           <w:tcPr>
-            <w:tcW w:type="dxa" w:w="2257"/>
+            <w:tcW w:type="dxa" w:w="2401"/>
             <w:vAlign w:val="center"/>
             <w:shd w:fill="F2F5F9"/>
             <w:tcMar>
-              <w:top w:w="80" w:type="dxa"/>
-              <w:bottom w:w="80" w:type="dxa"/>
-              <w:left w:w="100" w:type="dxa"/>
-              <w:right w:w="100" w:type="dxa"/>
+              <w:top w:w="70" w:type="dxa"/>
+              <w:bottom w:w="70" w:type="dxa"/>
+              <w:left w:w="90" w:type="dxa"/>
+              <w:right w:w="90" w:type="dxa"/>
             </w:tcMar>
           </w:tcPr>
           <w:p>
@@ -7894,14 +7913,14 @@
         </w:tc>
         <w:tc>
           <w:tcPr>
-            <w:tcW w:type="dxa" w:w="2257"/>
+            <w:tcW w:type="dxa" w:w="2401"/>
             <w:vAlign w:val="center"/>
             <w:shd w:fill="F2F5F9"/>
             <w:tcMar>
-              <w:top w:w="80" w:type="dxa"/>
-              <w:bottom w:w="80" w:type="dxa"/>
-              <w:left w:w="100" w:type="dxa"/>
-              <w:right w:w="100" w:type="dxa"/>
+              <w:top w:w="70" w:type="dxa"/>
+              <w:bottom w:w="70" w:type="dxa"/>
+              <w:left w:w="90" w:type="dxa"/>
+              <w:right w:w="90" w:type="dxa"/>
             </w:tcMar>
           </w:tcPr>
           <w:p>
@@ -7926,14 +7945,14 @@
         </w:trPr>
         <w:tc>
           <w:tcPr>
-            <w:tcW w:type="dxa" w:w="2257"/>
+            <w:tcW w:type="dxa" w:w="2401"/>
             <w:vAlign w:val="center"/>
             <w:shd w:fill="FFFFFF"/>
             <w:tcMar>
-              <w:top w:w="80" w:type="dxa"/>
-              <w:bottom w:w="80" w:type="dxa"/>
-              <w:left w:w="100" w:type="dxa"/>
-              <w:right w:w="100" w:type="dxa"/>
+              <w:top w:w="70" w:type="dxa"/>
+              <w:bottom w:w="70" w:type="dxa"/>
+              <w:left w:w="90" w:type="dxa"/>
+              <w:right w:w="90" w:type="dxa"/>
             </w:tcMar>
           </w:tcPr>
           <w:p>
@@ -7954,14 +7973,14 @@
         </w:tc>
         <w:tc>
           <w:tcPr>
-            <w:tcW w:type="dxa" w:w="2257"/>
+            <w:tcW w:type="dxa" w:w="2401"/>
             <w:vAlign w:val="center"/>
             <w:shd w:fill="FFFFFF"/>
             <w:tcMar>
-              <w:top w:w="80" w:type="dxa"/>
-              <w:bottom w:w="80" w:type="dxa"/>
-              <w:left w:w="100" w:type="dxa"/>
-              <w:right w:w="100" w:type="dxa"/>
+              <w:top w:w="70" w:type="dxa"/>
+              <w:bottom w:w="70" w:type="dxa"/>
+              <w:left w:w="90" w:type="dxa"/>
+              <w:right w:w="90" w:type="dxa"/>
             </w:tcMar>
           </w:tcPr>
           <w:p>
@@ -7981,14 +8000,14 @@
         </w:tc>
         <w:tc>
           <w:tcPr>
-            <w:tcW w:type="dxa" w:w="2257"/>
+            <w:tcW w:type="dxa" w:w="2401"/>
             <w:vAlign w:val="center"/>
             <w:shd w:fill="FFFFFF"/>
             <w:tcMar>
-              <w:top w:w="80" w:type="dxa"/>
-              <w:bottom w:w="80" w:type="dxa"/>
-              <w:left w:w="100" w:type="dxa"/>
-              <w:right w:w="100" w:type="dxa"/>
+              <w:top w:w="70" w:type="dxa"/>
+              <w:bottom w:w="70" w:type="dxa"/>
+              <w:left w:w="90" w:type="dxa"/>
+              <w:right w:w="90" w:type="dxa"/>
             </w:tcMar>
           </w:tcPr>
           <w:p>
@@ -8008,14 +8027,14 @@
         </w:tc>
         <w:tc>
           <w:tcPr>
-            <w:tcW w:type="dxa" w:w="2257"/>
+            <w:tcW w:type="dxa" w:w="2401"/>
             <w:vAlign w:val="center"/>
             <w:shd w:fill="FFFFFF"/>
             <w:tcMar>
-              <w:top w:w="80" w:type="dxa"/>
-              <w:bottom w:w="80" w:type="dxa"/>
-              <w:left w:w="100" w:type="dxa"/>
-              <w:right w:w="100" w:type="dxa"/>
+              <w:top w:w="70" w:type="dxa"/>
+              <w:bottom w:w="70" w:type="dxa"/>
+              <w:left w:w="90" w:type="dxa"/>
+              <w:right w:w="90" w:type="dxa"/>
             </w:tcMar>
           </w:tcPr>
           <w:p>
@@ -8040,14 +8059,14 @@
         </w:trPr>
         <w:tc>
           <w:tcPr>
-            <w:tcW w:type="dxa" w:w="2257"/>
+            <w:tcW w:type="dxa" w:w="2401"/>
             <w:vAlign w:val="center"/>
             <w:shd w:fill="F2F5F9"/>
             <w:tcMar>
-              <w:top w:w="80" w:type="dxa"/>
-              <w:bottom w:w="80" w:type="dxa"/>
-              <w:left w:w="100" w:type="dxa"/>
-              <w:right w:w="100" w:type="dxa"/>
+              <w:top w:w="70" w:type="dxa"/>
+              <w:bottom w:w="70" w:type="dxa"/>
+              <w:left w:w="90" w:type="dxa"/>
+              <w:right w:w="90" w:type="dxa"/>
             </w:tcMar>
           </w:tcPr>
           <w:p>
@@ -8068,14 +8087,14 @@
         </w:tc>
         <w:tc>
           <w:tcPr>
-            <w:tcW w:type="dxa" w:w="2257"/>
+            <w:tcW w:type="dxa" w:w="2401"/>
             <w:vAlign w:val="center"/>
             <w:shd w:fill="F2F5F9"/>
             <w:tcMar>
-              <w:top w:w="80" w:type="dxa"/>
-              <w:bottom w:w="80" w:type="dxa"/>
-              <w:left w:w="100" w:type="dxa"/>
-              <w:right w:w="100" w:type="dxa"/>
+              <w:top w:w="70" w:type="dxa"/>
+              <w:bottom w:w="70" w:type="dxa"/>
+              <w:left w:w="90" w:type="dxa"/>
+              <w:right w:w="90" w:type="dxa"/>
             </w:tcMar>
           </w:tcPr>
           <w:p>
@@ -8095,14 +8114,14 @@
         </w:tc>
         <w:tc>
           <w:tcPr>
-            <w:tcW w:type="dxa" w:w="2257"/>
+            <w:tcW w:type="dxa" w:w="2401"/>
             <w:vAlign w:val="center"/>
             <w:shd w:fill="F2F5F9"/>
             <w:tcMar>
-              <w:top w:w="80" w:type="dxa"/>
-              <w:bottom w:w="80" w:type="dxa"/>
-              <w:left w:w="100" w:type="dxa"/>
-              <w:right w:w="100" w:type="dxa"/>
+              <w:top w:w="70" w:type="dxa"/>
+              <w:bottom w:w="70" w:type="dxa"/>
+              <w:left w:w="90" w:type="dxa"/>
+              <w:right w:w="90" w:type="dxa"/>
             </w:tcMar>
           </w:tcPr>
           <w:p>
@@ -8122,14 +8141,14 @@
         </w:tc>
         <w:tc>
           <w:tcPr>
-            <w:tcW w:type="dxa" w:w="2257"/>
+            <w:tcW w:type="dxa" w:w="2401"/>
             <w:vAlign w:val="center"/>
             <w:shd w:fill="F2F5F9"/>
             <w:tcMar>
-              <w:top w:w="80" w:type="dxa"/>
-              <w:bottom w:w="80" w:type="dxa"/>
-              <w:left w:w="100" w:type="dxa"/>
-              <w:right w:w="100" w:type="dxa"/>
+              <w:top w:w="70" w:type="dxa"/>
+              <w:bottom w:w="70" w:type="dxa"/>
+              <w:left w:w="90" w:type="dxa"/>
+              <w:right w:w="90" w:type="dxa"/>
             </w:tcMar>
           </w:tcPr>
           <w:p>
@@ -8154,14 +8173,14 @@
         </w:trPr>
         <w:tc>
           <w:tcPr>
-            <w:tcW w:type="dxa" w:w="2257"/>
+            <w:tcW w:type="dxa" w:w="2401"/>
             <w:vAlign w:val="center"/>
             <w:shd w:fill="FFFFFF"/>
             <w:tcMar>
-              <w:top w:w="80" w:type="dxa"/>
-              <w:bottom w:w="80" w:type="dxa"/>
-              <w:left w:w="100" w:type="dxa"/>
-              <w:right w:w="100" w:type="dxa"/>
+              <w:top w:w="70" w:type="dxa"/>
+              <w:bottom w:w="70" w:type="dxa"/>
+              <w:left w:w="90" w:type="dxa"/>
+              <w:right w:w="90" w:type="dxa"/>
             </w:tcMar>
           </w:tcPr>
           <w:p>
@@ -8182,14 +8201,14 @@
         </w:tc>
         <w:tc>
           <w:tcPr>
-            <w:tcW w:type="dxa" w:w="2257"/>
+            <w:tcW w:type="dxa" w:w="2401"/>
             <w:vAlign w:val="center"/>
             <w:shd w:fill="FFFFFF"/>
             <w:tcMar>
-              <w:top w:w="80" w:type="dxa"/>
-              <w:bottom w:w="80" w:type="dxa"/>
-              <w:left w:w="100" w:type="dxa"/>
-              <w:right w:w="100" w:type="dxa"/>
+              <w:top w:w="70" w:type="dxa"/>
+              <w:bottom w:w="70" w:type="dxa"/>
+              <w:left w:w="90" w:type="dxa"/>
+              <w:right w:w="90" w:type="dxa"/>
             </w:tcMar>
           </w:tcPr>
           <w:p>
@@ -8209,14 +8228,14 @@
         </w:tc>
         <w:tc>
           <w:tcPr>
-            <w:tcW w:type="dxa" w:w="2257"/>
+            <w:tcW w:type="dxa" w:w="2401"/>
             <w:vAlign w:val="center"/>
             <w:shd w:fill="FFFFFF"/>
             <w:tcMar>
-              <w:top w:w="80" w:type="dxa"/>
-              <w:bottom w:w="80" w:type="dxa"/>
-              <w:left w:w="100" w:type="dxa"/>
-              <w:right w:w="100" w:type="dxa"/>
+              <w:top w:w="70" w:type="dxa"/>
+              <w:bottom w:w="70" w:type="dxa"/>
+              <w:left w:w="90" w:type="dxa"/>
+              <w:right w:w="90" w:type="dxa"/>
             </w:tcMar>
           </w:tcPr>
           <w:p>
@@ -8236,14 +8255,14 @@
         </w:tc>
         <w:tc>
           <w:tcPr>
-            <w:tcW w:type="dxa" w:w="2257"/>
+            <w:tcW w:type="dxa" w:w="2401"/>
             <w:vAlign w:val="center"/>
             <w:shd w:fill="FFFFFF"/>
             <w:tcMar>
-              <w:top w:w="80" w:type="dxa"/>
-              <w:bottom w:w="80" w:type="dxa"/>
-              <w:left w:w="100" w:type="dxa"/>
-              <w:right w:w="100" w:type="dxa"/>
+              <w:top w:w="70" w:type="dxa"/>
+              <w:bottom w:w="70" w:type="dxa"/>
+              <w:left w:w="90" w:type="dxa"/>
+              <w:right w:w="90" w:type="dxa"/>
             </w:tcMar>
           </w:tcPr>
           <w:p>
@@ -8265,7 +8284,7 @@
     </w:tbl>
     <w:p>
       <w:pPr>
-        <w:spacing w:after="120"/>
+        <w:spacing w:after="100"/>
       </w:pPr>
     </w:p>
     <w:p>
@@ -8275,9 +8294,9 @@
       <w:r>
         <w:rPr>
           <w:color w:val="C8D2E1"/>
-          <w:sz w:val="16"/>
+          <w:sz w:val="14"/>
         </w:rPr>
-        <w:t>_________________________________________________________________________________</w:t>
+        <w:t>———————————————————————————————————————————————————————————————————————————</w:t>
       </w:r>
     </w:p>
     <w:p>
@@ -8311,10 +8330,10 @@
         </w:tblBorders>
       </w:tblPr>
       <w:tblGrid>
-        <w:gridCol w:w="2257"/>
-        <w:gridCol w:w="2257"/>
-        <w:gridCol w:w="2257"/>
-        <w:gridCol w:w="2257"/>
+        <w:gridCol w:w="2401"/>
+        <w:gridCol w:w="2401"/>
+        <w:gridCol w:w="2401"/>
+        <w:gridCol w:w="2401"/>
       </w:tblGrid>
       <w:tr>
         <w:trPr>
@@ -8324,7 +8343,7 @@
         </w:trPr>
         <w:tc>
           <w:tcPr>
-            <w:tcW w:type="dxa" w:w="2257"/>
+            <w:tcW w:type="dxa" w:w="2401"/>
             <w:vAlign w:val="center"/>
             <w:shd w:fill="1F3864"/>
             <w:tcMar>
@@ -8352,7 +8371,7 @@
         </w:tc>
         <w:tc>
           <w:tcPr>
-            <w:tcW w:type="dxa" w:w="2257"/>
+            <w:tcW w:type="dxa" w:w="2401"/>
             <w:vAlign w:val="center"/>
             <w:shd w:fill="1F3864"/>
             <w:tcMar>
@@ -8380,7 +8399,7 @@
         </w:tc>
         <w:tc>
           <w:tcPr>
-            <w:tcW w:type="dxa" w:w="2257"/>
+            <w:tcW w:type="dxa" w:w="2401"/>
             <w:vAlign w:val="center"/>
             <w:shd w:fill="1F3864"/>
             <w:tcMar>
@@ -8408,7 +8427,7 @@
         </w:tc>
         <w:tc>
           <w:tcPr>
-            <w:tcW w:type="dxa" w:w="2257"/>
+            <w:tcW w:type="dxa" w:w="2401"/>
             <w:vAlign w:val="center"/>
             <w:shd w:fill="1F3864"/>
             <w:tcMar>
@@ -8441,14 +8460,14 @@
         </w:trPr>
         <w:tc>
           <w:tcPr>
-            <w:tcW w:type="dxa" w:w="2257"/>
+            <w:tcW w:type="dxa" w:w="2401"/>
             <w:vAlign w:val="center"/>
             <w:shd w:fill="FFFFFF"/>
             <w:tcMar>
-              <w:top w:w="80" w:type="dxa"/>
-              <w:bottom w:w="80" w:type="dxa"/>
-              <w:left w:w="100" w:type="dxa"/>
-              <w:right w:w="100" w:type="dxa"/>
+              <w:top w:w="70" w:type="dxa"/>
+              <w:bottom w:w="70" w:type="dxa"/>
+              <w:left w:w="90" w:type="dxa"/>
+              <w:right w:w="90" w:type="dxa"/>
             </w:tcMar>
           </w:tcPr>
           <w:p>
@@ -8468,14 +8487,14 @@
         </w:tc>
         <w:tc>
           <w:tcPr>
-            <w:tcW w:type="dxa" w:w="2257"/>
+            <w:tcW w:type="dxa" w:w="2401"/>
             <w:vAlign w:val="center"/>
             <w:shd w:fill="FFFFFF"/>
             <w:tcMar>
-              <w:top w:w="80" w:type="dxa"/>
-              <w:bottom w:w="80" w:type="dxa"/>
-              <w:left w:w="100" w:type="dxa"/>
-              <w:right w:w="100" w:type="dxa"/>
+              <w:top w:w="70" w:type="dxa"/>
+              <w:bottom w:w="70" w:type="dxa"/>
+              <w:left w:w="90" w:type="dxa"/>
+              <w:right w:w="90" w:type="dxa"/>
             </w:tcMar>
           </w:tcPr>
           <w:p>
@@ -8495,14 +8514,14 @@
         </w:tc>
         <w:tc>
           <w:tcPr>
-            <w:tcW w:type="dxa" w:w="2257"/>
+            <w:tcW w:type="dxa" w:w="2401"/>
             <w:vAlign w:val="center"/>
             <w:shd w:fill="FFFFFF"/>
             <w:tcMar>
-              <w:top w:w="80" w:type="dxa"/>
-              <w:bottom w:w="80" w:type="dxa"/>
-              <w:left w:w="100" w:type="dxa"/>
-              <w:right w:w="100" w:type="dxa"/>
+              <w:top w:w="70" w:type="dxa"/>
+              <w:bottom w:w="70" w:type="dxa"/>
+              <w:left w:w="90" w:type="dxa"/>
+              <w:right w:w="90" w:type="dxa"/>
             </w:tcMar>
           </w:tcPr>
           <w:p>
@@ -8522,14 +8541,14 @@
         </w:tc>
         <w:tc>
           <w:tcPr>
-            <w:tcW w:type="dxa" w:w="2257"/>
+            <w:tcW w:type="dxa" w:w="2401"/>
             <w:vAlign w:val="center"/>
             <w:shd w:fill="FFFFFF"/>
             <w:tcMar>
-              <w:top w:w="80" w:type="dxa"/>
-              <w:bottom w:w="80" w:type="dxa"/>
-              <w:left w:w="100" w:type="dxa"/>
-              <w:right w:w="100" w:type="dxa"/>
+              <w:top w:w="70" w:type="dxa"/>
+              <w:bottom w:w="70" w:type="dxa"/>
+              <w:left w:w="90" w:type="dxa"/>
+              <w:right w:w="90" w:type="dxa"/>
             </w:tcMar>
           </w:tcPr>
           <w:p>
@@ -8546,14 +8565,14 @@
         </w:trPr>
         <w:tc>
           <w:tcPr>
-            <w:tcW w:type="dxa" w:w="2257"/>
+            <w:tcW w:type="dxa" w:w="2401"/>
             <w:vAlign w:val="center"/>
             <w:shd w:fill="F2F5F9"/>
             <w:tcMar>
-              <w:top w:w="80" w:type="dxa"/>
-              <w:bottom w:w="80" w:type="dxa"/>
-              <w:left w:w="100" w:type="dxa"/>
-              <w:right w:w="100" w:type="dxa"/>
+              <w:top w:w="70" w:type="dxa"/>
+              <w:bottom w:w="70" w:type="dxa"/>
+              <w:left w:w="90" w:type="dxa"/>
+              <w:right w:w="90" w:type="dxa"/>
             </w:tcMar>
           </w:tcPr>
           <w:p>
@@ -8573,14 +8592,14 @@
         </w:tc>
         <w:tc>
           <w:tcPr>
-            <w:tcW w:type="dxa" w:w="2257"/>
+            <w:tcW w:type="dxa" w:w="2401"/>
             <w:vAlign w:val="center"/>
             <w:shd w:fill="F2F5F9"/>
             <w:tcMar>
-              <w:top w:w="80" w:type="dxa"/>
-              <w:bottom w:w="80" w:type="dxa"/>
-              <w:left w:w="100" w:type="dxa"/>
-              <w:right w:w="100" w:type="dxa"/>
+              <w:top w:w="70" w:type="dxa"/>
+              <w:bottom w:w="70" w:type="dxa"/>
+              <w:left w:w="90" w:type="dxa"/>
+              <w:right w:w="90" w:type="dxa"/>
             </w:tcMar>
           </w:tcPr>
           <w:p>
@@ -8600,14 +8619,14 @@
         </w:tc>
         <w:tc>
           <w:tcPr>
-            <w:tcW w:type="dxa" w:w="2257"/>
+            <w:tcW w:type="dxa" w:w="2401"/>
             <w:vAlign w:val="center"/>
             <w:shd w:fill="F2F5F9"/>
             <w:tcMar>
-              <w:top w:w="80" w:type="dxa"/>
-              <w:bottom w:w="80" w:type="dxa"/>
-              <w:left w:w="100" w:type="dxa"/>
-              <w:right w:w="100" w:type="dxa"/>
+              <w:top w:w="70" w:type="dxa"/>
+              <w:bottom w:w="70" w:type="dxa"/>
+              <w:left w:w="90" w:type="dxa"/>
+              <w:right w:w="90" w:type="dxa"/>
             </w:tcMar>
           </w:tcPr>
           <w:p>
@@ -8627,14 +8646,14 @@
         </w:tc>
         <w:tc>
           <w:tcPr>
-            <w:tcW w:type="dxa" w:w="2257"/>
+            <w:tcW w:type="dxa" w:w="2401"/>
             <w:vAlign w:val="center"/>
             <w:shd w:fill="F2F5F9"/>
             <w:tcMar>
-              <w:top w:w="80" w:type="dxa"/>
-              <w:bottom w:w="80" w:type="dxa"/>
-              <w:left w:w="100" w:type="dxa"/>
-              <w:right w:w="100" w:type="dxa"/>
+              <w:top w:w="70" w:type="dxa"/>
+              <w:bottom w:w="70" w:type="dxa"/>
+              <w:left w:w="90" w:type="dxa"/>
+              <w:right w:w="90" w:type="dxa"/>
             </w:tcMar>
           </w:tcPr>
           <w:p>
@@ -8651,14 +8670,14 @@
         </w:trPr>
         <w:tc>
           <w:tcPr>
-            <w:tcW w:type="dxa" w:w="2257"/>
+            <w:tcW w:type="dxa" w:w="2401"/>
             <w:vAlign w:val="center"/>
             <w:shd w:fill="FFFFFF"/>
             <w:tcMar>
-              <w:top w:w="80" w:type="dxa"/>
-              <w:bottom w:w="80" w:type="dxa"/>
-              <w:left w:w="100" w:type="dxa"/>
-              <w:right w:w="100" w:type="dxa"/>
+              <w:top w:w="70" w:type="dxa"/>
+              <w:bottom w:w="70" w:type="dxa"/>
+              <w:left w:w="90" w:type="dxa"/>
+              <w:right w:w="90" w:type="dxa"/>
             </w:tcMar>
           </w:tcPr>
           <w:p>
@@ -8678,14 +8697,14 @@
         </w:tc>
         <w:tc>
           <w:tcPr>
-            <w:tcW w:type="dxa" w:w="2257"/>
+            <w:tcW w:type="dxa" w:w="2401"/>
             <w:vAlign w:val="center"/>
             <w:shd w:fill="FFFFFF"/>
             <w:tcMar>
-              <w:top w:w="80" w:type="dxa"/>
-              <w:bottom w:w="80" w:type="dxa"/>
-              <w:left w:w="100" w:type="dxa"/>
-              <w:right w:w="100" w:type="dxa"/>
+              <w:top w:w="70" w:type="dxa"/>
+              <w:bottom w:w="70" w:type="dxa"/>
+              <w:left w:w="90" w:type="dxa"/>
+              <w:right w:w="90" w:type="dxa"/>
             </w:tcMar>
           </w:tcPr>
           <w:p>
@@ -8705,14 +8724,14 @@
         </w:tc>
         <w:tc>
           <w:tcPr>
-            <w:tcW w:type="dxa" w:w="2257"/>
+            <w:tcW w:type="dxa" w:w="2401"/>
             <w:vAlign w:val="center"/>
             <w:shd w:fill="FFFFFF"/>
             <w:tcMar>
-              <w:top w:w="80" w:type="dxa"/>
-              <w:bottom w:w="80" w:type="dxa"/>
-              <w:left w:w="100" w:type="dxa"/>
-              <w:right w:w="100" w:type="dxa"/>
+              <w:top w:w="70" w:type="dxa"/>
+              <w:bottom w:w="70" w:type="dxa"/>
+              <w:left w:w="90" w:type="dxa"/>
+              <w:right w:w="90" w:type="dxa"/>
             </w:tcMar>
           </w:tcPr>
           <w:p>
@@ -8732,14 +8751,14 @@
         </w:tc>
         <w:tc>
           <w:tcPr>
-            <w:tcW w:type="dxa" w:w="2257"/>
+            <w:tcW w:type="dxa" w:w="2401"/>
             <w:vAlign w:val="center"/>
             <w:shd w:fill="FFFFFF"/>
             <w:tcMar>
-              <w:top w:w="80" w:type="dxa"/>
-              <w:bottom w:w="80" w:type="dxa"/>
-              <w:left w:w="100" w:type="dxa"/>
-              <w:right w:w="100" w:type="dxa"/>
+              <w:top w:w="70" w:type="dxa"/>
+              <w:bottom w:w="70" w:type="dxa"/>
+              <w:left w:w="90" w:type="dxa"/>
+              <w:right w:w="90" w:type="dxa"/>
             </w:tcMar>
           </w:tcPr>
           <w:p>
@@ -8753,7 +8772,7 @@
     </w:tbl>
     <w:p>
       <w:pPr>
-        <w:spacing w:after="120"/>
+        <w:spacing w:after="100"/>
       </w:pPr>
     </w:p>
     <w:p>
@@ -8777,9 +8796,9 @@
       <w:r>
         <w:rPr>
           <w:color w:val="C8D2E1"/>
-          <w:sz w:val="16"/>
+          <w:sz w:val="14"/>
         </w:rPr>
-        <w:t>_________________________________________________________________________________</w:t>
+        <w:t>———————————————————————————————————————————————————————————————————————————</w:t>
       </w:r>
     </w:p>
     <w:p>
@@ -8811,13 +8830,53 @@
       </w:r>
     </w:p>
     <w:sectPr>
+      <w:headerReference w:type="default" r:id="rId9"/>
+      <w:footerReference w:type="default" r:id="rId10"/>
       <w:pgSz w:w="11909" w:h="16834"/>
-      <w:pgMar w:top="1440" w:right="1440" w:bottom="1440" w:left="1440" w:header="720" w:footer="720" w:gutter="0"/>
+      <w:pgMar w:top="1152" w:right="1152" w:bottom="1152" w:left="1152" w:header="720" w:footer="720" w:gutter="0"/>
       <w:cols w:space="720"/>
       <w:docGrid w:linePitch="360"/>
     </w:sectPr>
   </w:body>
 </w:document>
+</file>
+
+<file path=word/footer1.xml><?xml version="1.0" encoding="utf-8"?>
+<w:ftr xmlns:m="http://schemas.openxmlformats.org/officeDocument/2006/math" xmlns:mc="http://schemas.openxmlformats.org/markup-compatibility/2006" xmlns:mo="http://schemas.microsoft.com/office/mac/office/2008/main" xmlns:mv="urn:schemas-microsoft-com:mac:vml" xmlns:o="urn:schemas-microsoft-com:office:office" xmlns:r="http://schemas.openxmlformats.org/officeDocument/2006/relationships" xmlns:v="urn:schemas-microsoft-com:vml" xmlns:w10="urn:schemas-microsoft-com:office:word" xmlns:w14="http://schemas.microsoft.com/office/word/2010/wordml" xmlns:w="http://schemas.openxmlformats.org/wordprocessingml/2006/main" xmlns:wne="http://schemas.microsoft.com/office/word/2006/wordml" xmlns:wp14="http://schemas.microsoft.com/office/word/2010/wordprocessingDrawing" xmlns:wp="http://schemas.openxmlformats.org/drawingml/2006/wordprocessingDrawing" xmlns:wpc="http://schemas.microsoft.com/office/word/2010/wordprocessingCanvas" xmlns:wpg="http://schemas.microsoft.com/office/word/2010/wordprocessingGroup" xmlns:wpi="http://schemas.microsoft.com/office/word/2010/wordprocessingInk" xmlns:wps="http://schemas.microsoft.com/office/word/2010/wordprocessingShape" mc:Ignorable="w14 wp14">
+  <w:p>
+    <w:pPr>
+      <w:pStyle w:val="Footer"/>
+      <w:jc w:val="left"/>
+    </w:pPr>
+    <w:r>
+      <w:rPr>
+        <w:rFonts w:ascii="Calibri" w:hAnsi="Calibri"/>
+        <w:color w:val="646464"/>
+        <w:sz w:val="17"/>
+      </w:rPr>
+      <w:t>Buku Kurikulum KPT-OBE SISTEKIN 2026  |  FSTI Universitas Widyagama Malang</w:t>
+    </w:r>
+  </w:p>
+</w:ftr>
+</file>
+
+<file path=word/header1.xml><?xml version="1.0" encoding="utf-8"?>
+<w:hdr xmlns:m="http://schemas.openxmlformats.org/officeDocument/2006/math" xmlns:mc="http://schemas.openxmlformats.org/markup-compatibility/2006" xmlns:mo="http://schemas.microsoft.com/office/mac/office/2008/main" xmlns:mv="urn:schemas-microsoft-com:mac:vml" xmlns:o="urn:schemas-microsoft-com:office:office" xmlns:r="http://schemas.openxmlformats.org/officeDocument/2006/relationships" xmlns:v="urn:schemas-microsoft-com:vml" xmlns:w10="urn:schemas-microsoft-com:office:word" xmlns:w14="http://schemas.microsoft.com/office/word/2010/wordml" xmlns:w="http://schemas.openxmlformats.org/wordprocessingml/2006/main" xmlns:wne="http://schemas.microsoft.com/office/word/2006/wordml" xmlns:wp14="http://schemas.microsoft.com/office/word/2010/wordprocessingDrawing" xmlns:wp="http://schemas.openxmlformats.org/drawingml/2006/wordprocessingDrawing" xmlns:wpc="http://schemas.microsoft.com/office/word/2010/wordprocessingCanvas" xmlns:wpg="http://schemas.microsoft.com/office/word/2010/wordprocessingGroup" xmlns:wpi="http://schemas.microsoft.com/office/word/2010/wordprocessingInk" xmlns:wps="http://schemas.microsoft.com/office/word/2010/wordprocessingShape" mc:Ignorable="w14 wp14">
+  <w:p>
+    <w:pPr>
+      <w:pStyle w:val="Header"/>
+      <w:jc w:val="right"/>
+    </w:pPr>
+    <w:r>
+      <w:rPr>
+        <w:rFonts w:ascii="Calibri" w:hAnsi="Calibri"/>
+        <w:color w:val="646464"/>
+        <w:sz w:val="17"/>
+      </w:rPr>
+      <w:t>PROGRAM STUDI SISTEM DAN TEKNOLOGI INFORMASI (SISTEKIN) — FSTI UWG</w:t>
+    </w:r>
+  </w:p>
+</w:hdr>
 </file>
 
 <file path=word/numbering.xml><?xml version="1.0" encoding="utf-8"?>
